--- a/documents/research-paper.docx
+++ b/documents/research-paper.docx
@@ -74,7 +74,7 @@
     </w:p>
     <w:p>
       <w:r>
-        <w:t>선행연구는 이러한 문제를 서로 다른 관점에서 다룬다. Oppenheimer 등[2]은 실제 인터넷 서비스의 장애 보고서를 분석하여 운영 오류와 복구 도구의 중요성을 논의하였다. Gill 등[3]은 네트워크 장비의 장애, 트래픽 영향 및 이중화 효과를 구분하여 평가하였다. Yuan 등[7]은 분산 시스템의 장애 사례에서 오류가 사용자에게 보이는 실패로 이어지는 과정을 분석하였다. Huang 등[8]은 구성요소 감시와 응용이 인식하는 장애 사이의 차이를 설명하였다. 국내 연구[1]는 메트릭과 장애 기록을 이용한 탐지를 다루지만, 탐지 성능이 곧 복구 절차의 효과를 뜻하지는 않는다.</w:t>
+        <w:t>선행연구는 이러한 문제를 서로 다른 관점에서 다룬다. 문헌[2]은 실제 인터넷 서비스의 장애 보고서를 분석하여 운영 오류와 복구 도구의 중요성을 논의하였다. 문헌[3]은 네트워크 장비의 장애, 트래픽 영향 및 이중화 효과를 구분하여 평가하였다. 문헌[7]은 분산 시스템의 장애 사례에서 오류가 사용자에게 보이는 실패로 이어지는 과정을 분석하였다. 문헌[8]은 구성요소 감시와 응용이 인식하는 장애 사이의 차이를 설명하였다. 국내 연구[1]는 메트릭과 장애 기록을 이용한 탐지를 다루지만, 탐지 성능이 곧 복구 절차의 효과를 뜻하지는 않는다.</w:t>
       </w:r>
     </w:p>
     <w:p>
@@ -3847,7 +3847,7 @@
         <w:rPr>
           <w:sz w:val="18"/>
         </w:rPr>
-        <w:t>[1] 이준호, 박재표. (2024). 클라우드 환경에서 메트릭 로그와 머신러닝을 이용한 지능형 장애 탐지 모델 고찰. *한국산학기술학회논문지*, 25(1), 773–779. https://www.kais99.org/jkais/journal/Vol25No01/vol25no01p87.pdf</w:t>
+        <w:t>[1] 발행처 한국산학기술학회. (2024). 클라우드 환경에서 메트릭 로그와 머신러닝을 이용한 지능형 장애 탐지 모델 고찰. *한국산학기술학회논문지*, 25(1), 773–779. https://www.kais99.org/jkais/journal/Vol25No01/vol25no01p87.pdf</w:t>
       </w:r>
     </w:p>
     <w:p>
@@ -3858,7 +3858,7 @@
         <w:rPr>
           <w:sz w:val="18"/>
         </w:rPr>
-        <w:t>[2] Oppenheimer, D., Ganapathi, A., &amp; Patterson, D. A. (2003). Why Do Internet Services Fail, and What Can Be Done About It? *Proceedings of USITS ’03*, 1–16. USENIX. https://www.usenix.org/legacy/events/usits03/tech/full_papers/oppenheimer/oppenheimer_html/index.html</w:t>
+        <w:t>[2] 발행처 USENIX. (2003). Why Do Internet Services Fail, and What Can Be Done About It? *Proceedings of USITS ’03*, 1–16. USENIX. https://www.usenix.org/ (문헌 제목으로 원문 검색)</w:t>
       </w:r>
     </w:p>
     <w:p>
@@ -3869,7 +3869,7 @@
         <w:rPr>
           <w:sz w:val="18"/>
         </w:rPr>
-        <w:t>[3] Gill, P., Jain, N., &amp; Nagappan, N. (2011). Understanding Network Failures in Data Centers: Measurement, Analysis, and Implications. *Proceedings of ACM SIGCOMM ’11*. ACM. https://www.microsoft.com/en-us/research/publication/understanding-network-failures-data-centers-measurement-analysis-implications/</w:t>
+        <w:t>[3] 발행처 ACM. (2011). Understanding Network Failures in Data Centers: Measurement, Analysis, and Implications. *Proceedings of ACM SIGCOMM ’11*. ACM. https://www.microsoft.com/en-us/research/publication/understanding-network-failures-data-centers-measurement-analysis-implications/</w:t>
       </w:r>
     </w:p>
     <w:p>
@@ -3880,7 +3880,7 @@
         <w:rPr>
           <w:sz w:val="18"/>
         </w:rPr>
-        <w:t>[4] Oleksy, J. (2023, March 1; updated March 7). GitHub Availability Report: February 2023. *The GitHub Blog*. https://github.blog/news-insights/company-news/github-availability-report-february-2023/</w:t>
+        <w:t>[4] 발행처 GitHub. (2023, March 1; updated March 7). GitHub Availability Report: February 2023. *The GitHub Blog*. https://github.blog/news-insights/company-news/github-availability-report-february-2023/</w:t>
       </w:r>
     </w:p>
     <w:p>
@@ -3891,7 +3891,7 @@
         <w:rPr>
           <w:sz w:val="18"/>
         </w:rPr>
-        <w:t>[5] Oleksy, J. (2023, April 5). GitHub Availability Report: March 2023. *The GitHub Blog*. https://github.blog/news-insights/company-news/github-availability-report-march-2023/</w:t>
+        <w:t>[5] 발행처 GitHub. (2023, April 5). GitHub Availability Report: March 2023. *The GitHub Blog*. https://github.blog/news-insights/company-news/github-availability-report-march-2023/</w:t>
       </w:r>
     </w:p>
     <w:p>
@@ -3902,7 +3902,7 @@
         <w:rPr>
           <w:sz w:val="18"/>
         </w:rPr>
-        <w:t>[6] Oleksy, J. (2023, May 3). GitHub Availability Report: April 2023. *The GitHub Blog*. https://github.blog/news-insights/company-news/github-availability-report-april-2023/</w:t>
+        <w:t>[6] 발행처 GitHub. (2023, May 3). GitHub Availability Report: April 2023. *The GitHub Blog*. https://github.blog/news-insights/company-news/github-availability-report-april-2023/</w:t>
       </w:r>
     </w:p>
     <w:p>
@@ -3913,7 +3913,7 @@
         <w:rPr>
           <w:sz w:val="18"/>
         </w:rPr>
-        <w:t>[7] Yuan, D., Luo, Y., Zhuang, X., Rodrigues, G. R., Zhao, X., Zhang, Y., Jain, P. U., &amp; Stumm, M. (2014). Simple Testing Can Prevent Most Critical Failures: An Analysis of Production Failures in Distributed Data-Intensive Systems. *Proceedings of OSDI ’14*, 249–265. USENIX. https://www.usenix.org/system/files/conference/osdi14/osdi14-paper-yuan.pdf</w:t>
+        <w:t>[7] 발행처 USENIX. (2014). Simple Testing Can Prevent Most Critical Failures: An Analysis of Production Failures in Distributed Data-Intensive Systems. *Proceedings of OSDI ’14*, 249–265. USENIX. https://www.usenix.org/ (문헌 제목으로 원문 검색)</w:t>
       </w:r>
     </w:p>
     <w:p>
@@ -3924,7 +3924,7 @@
         <w:rPr>
           <w:sz w:val="18"/>
         </w:rPr>
-        <w:t>[8] Huang, P., Guo, C., Zhou, L., Lorch, J. R., Dang, Y., Chintalapati, M., &amp; Yao, R. (2017). Gray Failure: The Achilles’ Heel of Cloud-Scale Systems. *Proceedings of HotOS ’17*. ACM. https://www.microsoft.com/en-us/research/wp-content/uploads/2017/06/paper-1.pdf</w:t>
+        <w:t>[8] 발행처 ACM. (2017). Gray Failure: The Achilles’ Heel of Cloud-Scale Systems. *Proceedings of HotOS ’17*. ACM. https://www.microsoft.com/en-us/research/wp-content/uploads/2017/06/paper-1.pdf</w:t>
       </w:r>
     </w:p>
     <w:p>
@@ -3935,7 +3935,7 @@
         <w:rPr>
           <w:sz w:val="18"/>
         </w:rPr>
-        <w:t>[9] Tom Strickx; Jeremy Hartman. (2022-06-21). Cloudflare outage on June 21, 2022. Cloudflare 공식 공개 자료. https://blog.cloudflare.com/cloudflare-outage-on-june-21-2022/ (열람일: 2026-10-29).</w:t>
+        <w:t>[9] 발행처 Cloudflare. (2022-06-21). Cloudflare outage on June 21, 2022. Cloudflare 공식 공개 자료. https://blog.cloudflare.com/cloudflare-outage-on-june-21-2022/ (열람일: 2026-10-29).</w:t>
       </w:r>
     </w:p>
     <w:p>
@@ -3946,7 +3946,7 @@
         <w:rPr>
           <w:sz w:val="18"/>
         </w:rPr>
-        <w:t>[10] Matthew Prince. (2023-11-04). Post mortem on the Cloudflare Control Plane and Analytics Outage. Cloudflare 공식 공개 자료. https://blog.cloudflare.com/post-mortem-on-cloudflare-control-plane-and-analytics-outage/ (열람일: 2026-10-29).</w:t>
+        <w:t>[10] 발행처 Cloudflare. (2023-11-04). Post mortem on the Cloudflare Control Plane and Analytics Outage. Cloudflare 공식 공개 자료. https://blog.cloudflare.com/post-mortem-on-cloudflare-control-plane-and-analytics-outage/ (열람일: 2026-10-29).</w:t>
       </w:r>
     </w:p>
     <w:p>
@@ -4020,6 +4020,14 @@
     <w:p>
       <w:r>
         <w:t>동봉 ZIP의 reproduction 폴더에서 Python 3로 analyze.py --check, analyze.py, supplementary.py, verify_additional.py, compare_cases.py를 차례로 실행한다. 외부 패키지나 네트워크가 필요 없다. 13건의 시간 비교와 7건의 추가 기록이 확인되고 facts_matrix.csv에는 사건 20행이 생성되어야 한다. 보조 분석 중앙값은 93분과 186분이다. 문헌 해석은 SOURCE_MAP.md의 근거 위치와 원문을 대조한다. 이 절차는 계산과 전사 기록의 추적을 돕지만 독립적인 사람 검토를 대체하지 않는다.</w:t>
+      </w:r>
+    </w:p>
+    <w:p>
+      <w:pPr>
+        <w:spacing w:before="160"/>
+      </w:pPr>
+      <w:r>
+        <w:t>공개용 사본 안내: 개인 이름을 남기지 않기 위해 참고문헌의 개인 저자명은 생략하고 발행처·제목·연도를 유지했습니다. 이름이 포함된 원문 경로 두 곳은 기관 홈페이지로 표시했습니다. 문헌 번호와 연구 내용·분석 결과는 유지했습니다.</w:t>
       </w:r>
     </w:p>
     <w:sectPr>

--- a/documents/research-paper.docx
+++ b/documents/research-paper.docx
@@ -2,22 +2,54 @@
 <file path=word/document.xml><?xml version="1.0" encoding="utf-8"?>
 <w:document xmlns:wpc="http://schemas.microsoft.com/office/word/2010/wordprocessingCanvas" xmlns:mo="http://schemas.microsoft.com/office/mac/office/2008/main" xmlns:mc="http://schemas.openxmlformats.org/markup-compatibility/2006" xmlns:mv="urn:schemas-microsoft-com:mac:vml" xmlns:o="urn:schemas-microsoft-com:office:office" xmlns:r="http://schemas.openxmlformats.org/officeDocument/2006/relationships" xmlns:m="http://schemas.openxmlformats.org/officeDocument/2006/math" xmlns:v="urn:schemas-microsoft-com:vml" xmlns:wp14="http://schemas.microsoft.com/office/word/2010/wordprocessingDrawing" xmlns:wp="http://schemas.openxmlformats.org/drawingml/2006/wordprocessingDrawing" xmlns:w10="urn:schemas-microsoft-com:office:word" xmlns:w="http://schemas.openxmlformats.org/wordprocessingml/2006/main" xmlns:w14="http://schemas.microsoft.com/office/word/2010/wordml" xmlns:wpg="http://schemas.microsoft.com/office/word/2010/wordprocessingGroup" xmlns:wpi="http://schemas.microsoft.com/office/word/2010/wordprocessingInk" xmlns:wne="http://schemas.microsoft.com/office/word/2006/wordml" xmlns:wps="http://schemas.microsoft.com/office/word/2010/wordprocessingShape" mc:Ignorable="w14 wp14">
   <w:body>
-    <w:p>
-      <w:pPr>
-        <w:spacing w:after="2300"/>
-      </w:pPr>
-    </w:p>
+    <w:p/>
+    <w:p/>
+    <w:p/>
+    <w:p/>
+    <w:p/>
+    <w:p/>
     <w:p>
       <w:pPr>
         <w:pStyle w:val="Title"/>
-        <w:spacing w:after="1500"/>
+        <w:spacing w:line="408" w:lineRule="auto"/>
+        <w:jc w:val="center"/>
       </w:pPr>
       <w:r>
-        <w:t>공개 장애 보고서 비교를 통한</w:t>
-        <w:br/>
-        <w:t>네트워크와 서버 장애 대응의</w:t>
-        <w:br/>
-        <w:t>개선 방안</w:t>
+        <w:rPr>
+          <w:rFonts w:ascii="맑은 고딕" w:hAnsi="맑은 고딕" w:eastAsia="맑은 고딕"/>
+          <w:sz w:val="22"/>
+        </w:rPr>
+        <w:t>보이스피싱 공개 사례의 유형과 요구 행동 분석을 통한 상황별 대응 안내체계 구축 방안</w:t>
+      </w:r>
+    </w:p>
+    <w:p/>
+    <w:p>
+      <w:pPr>
+        <w:jc w:val="center"/>
+      </w:pPr>
+      <w:r>
+        <w:rPr>
+          <w:rFonts w:ascii="맑은 고딕" w:hAnsi="맑은 고딕" w:eastAsia="맑은 고딕"/>
+          <w:sz w:val="22"/>
+        </w:rPr>
+        <w:t>최근 공개된 주요 사례의 비교와 안내 누락 점검</w:t>
+      </w:r>
+    </w:p>
+    <w:p/>
+    <w:p/>
+    <w:p/>
+    <w:p/>
+    <w:p/>
+    <w:p>
+      <w:pPr>
+        <w:jc w:val="center"/>
+      </w:pPr>
+      <w:r>
+        <w:rPr>
+          <w:rFonts w:ascii="맑은 고딕" w:hAnsi="맑은 고딕" w:eastAsia="맑은 고딕"/>
+          <w:sz w:val="22"/>
+        </w:rPr>
+        <w:t>작성자  우수민</w:t>
       </w:r>
     </w:p>
     <w:p>
@@ -25,129 +57,1531 @@
         <w:jc w:val="center"/>
       </w:pPr>
       <w:r>
-        <w:t>작성자: 우수민</w:t>
-      </w:r>
-    </w:p>
-    <w:p>
-      <w:pPr>
-        <w:jc w:val="center"/>
-      </w:pPr>
-      <w:r>
-        <w:t>작성일: 2026년 10월 29일</w:t>
+        <w:rPr>
+          <w:rFonts w:ascii="맑은 고딕" w:hAnsi="맑은 고딕" w:eastAsia="맑은 고딕"/>
+          <w:sz w:val="22"/>
+        </w:rPr>
+        <w:t>작성일  2026년 11월 2일</w:t>
       </w:r>
     </w:p>
     <w:p>
       <w:r>
+        <w:rPr>
+          <w:rFonts w:ascii="맑은 고딕" w:hAnsi="맑은 고딕" w:eastAsia="맑은 고딕"/>
+          <w:sz w:val="22"/>
+        </w:rPr>
         <w:br w:type="page"/>
       </w:r>
     </w:p>
     <w:p>
       <w:pPr>
         <w:pStyle w:val="Heading1"/>
+        <w:jc w:val="center"/>
       </w:pPr>
       <w:r>
+        <w:rPr>
+          <w:rFonts w:ascii="맑은 고딕" w:hAnsi="맑은 고딕" w:eastAsia="맑은 고딕"/>
+          <w:sz w:val="22"/>
+        </w:rPr>
         <w:t>초록</w:t>
       </w:r>
     </w:p>
     <w:p>
       <w:r>
-        <w:t>네트워크·서버 장애의 대응 요구를 도출하기 위해 학술논문 5편과 7개 운영사의 공개 장애 사례 20건을 비교하였다. 원인·복구 방해 요인·조치·회복 기준을 구분해 복구 도구의 의존성, 백업 복원 검증, 단계별 회복 판정의 필요성을 도출하였다. 보조 분석에서 변경·인프라 관련 장애의 지속시간 중앙값은 93분·186분으로 기존 가설은 지지되지 않았다. 제안은 문헌과 사례에 근거하며 실제 도입 효과를 입증한 결과는 아니다.</w:t>
+        <w:rPr>
+          <w:rFonts w:ascii="맑은 고딕" w:hAnsi="맑은 고딕" w:eastAsia="맑은 고딕"/>
+          <w:sz w:val="22"/>
+        </w:rPr>
+        <w:t>보이스피싱 의심 상황에 맞는 안내체계를 마련하기 위해 2024~2025년 공식 공개 기록 10개를 분석했다. 유형별 공통 안내와 요구·실행 행동을 반영한 안내를 문서 기반 참조표로 비교했다. 필수 항목 36개 중 누락은 8개에서 1개로 줄었으나, 유형별 전체 안내를 제공하면 누락은 0개였다. 결과는 규칙 구성에 의존하며 실제 예방 효과를 뜻하지 않는다. 사례 학습과 실행 상태 확인, 공식 도움 연결을 분리하는 체계를 제안하고 해외 안내의 누락을 보완 과제로 제시한다.</w:t>
       </w:r>
     </w:p>
     <w:p>
       <w:r>
-        <w:t>주제어: 네트워크, 서버, 장애 대응, 공개 보고서, 문헌·사례 비교</w:t>
+        <w:rPr>
+          <w:rFonts w:ascii="맑은 고딕" w:hAnsi="맑은 고딕" w:eastAsia="맑은 고딕"/>
+          <w:sz w:val="22"/>
+        </w:rPr>
+        <w:t>주제어  보이스피싱, 공개 사례 분석, 요구 행동, 대응 안내, 정보보안</w:t>
       </w:r>
     </w:p>
     <w:p>
       <w:pPr>
         <w:pStyle w:val="Heading1"/>
+        <w:jc w:val="center"/>
       </w:pPr>
       <w:r>
+        <w:rPr>
+          <w:rFonts w:ascii="맑은 고딕" w:hAnsi="맑은 고딕" w:eastAsia="맑은 고딕"/>
+          <w:sz w:val="22"/>
+        </w:rPr>
         <w:t>서론</w:t>
       </w:r>
     </w:p>
     <w:p>
       <w:r>
-        <w:t>네트워크와 서버의 장애 대응에서는 고장 난 구성요소를 찾는 일과 실제 서비스 기능을 회복하는 일이 반드시 일치하지 않는다. 연결 경로를 복원했더라도 데이터베이스의 복구가 남을 수 있고, 주 서비스 장애가 진단 도구와 관리 접근 수단까지 중단시킬 수 있다. 따라서 장애 대응의 개선 방향은 최초 원인의 이름만으로 정하기보다, 복구 과정에서 어떤 의존성과 제약이 작동했는지를 함께 검토하여 도출할 필요가 있다.</w:t>
+        <w:rPr>
+          <w:rFonts w:ascii="맑은 고딕" w:hAnsi="맑은 고딕" w:eastAsia="맑은 고딕"/>
+          <w:sz w:val="22"/>
+        </w:rPr>
+        <w:t>보이스피싱이 의심될 때 필요한 것은 범죄 유형의 이름을 아는 것뿐 아니라 지금 해야 할 행동을 찾는 일이다. 법원을 사칭한 연락이라도 링크를 받기만 한 상황, 개인정보를 전달한 상황, 앱을 설치한 상황은 같지 않다. 따라서 사례를 기관명으로만 묶으면 상황의 차이가 안내에서 사라질 수 있다.</w:t>
       </w:r>
     </w:p>
     <w:p>
       <w:r>
-        <w:t>선행연구는 이러한 문제를 서로 다른 관점에서 다룬다. 문헌[2]은 실제 인터넷 서비스의 장애 보고서를 분석하여 운영 오류와 복구 도구의 중요성을 논의하였다. 문헌[3]은 네트워크 장비의 장애, 트래픽 영향 및 이중화 효과를 구분하여 평가하였다. 문헌[7]은 분산 시스템의 장애 사례에서 오류가 사용자에게 보이는 실패로 이어지는 과정을 분석하였다. 문헌[8]은 구성요소 감시와 응용이 인식하는 장애 사이의 차이를 설명하였다. 국내 연구[1]는 메트릭과 장애 기록을 이용한 탐지를 다루지만, 탐지 성능이 곧 복구 절차의 효과를 뜻하지는 않는다.</w:t>
+        <w:rPr>
+          <w:rFonts w:ascii="맑은 고딕" w:hAnsi="맑은 고딕" w:eastAsia="맑은 고딕"/>
+          <w:sz w:val="22"/>
+        </w:rPr>
+        <w:t>본 연구의 관심 분야는 IT 정보보안과 이용자 보호이다. 공식 기관이 공개한 사례·수법에서 공통점과 차이를 찾고, 이를 상황별 대응 안내체계로 연결하는 것을 목적으로 한다. 연구에서 보이스피싱은 전화뿐 아니라 문자·메신저·종이 안내에서 전화로 이어지는 관련 사칭 수법까지 포함한다. 명칭이 비슷하다는 이유로 투자사기 등 다른 범죄를 모두 합치지는 않는다.</w:t>
       </w:r>
     </w:p>
     <w:p>
       <w:r>
-        <w:t>이들 연구로부터 장애 탐지와 복구 검증을 구분해야 한다는 배경을 얻을 수 있다. 그러나 서로 다른 운영사의 보고서에서 어떤 복구 제약이 반복되는지, 그 제약을 운영자가 확인할 수 있는 절차로 어떻게 표현할지는 별도의 비교가 필요하다. 본 연구는 새로운 장애 예측 기법이나 보편적인 원인별 복구시간 법칙을 제시하지 않고, 공개 기록에서 확인할 수 있는 대응 요구를 구체화한다.</w:t>
-      </w:r>
-    </w:p>
-    <w:p>
-      <w:r>
-        <w:t>중심 연구 질문은 ‘네트워크·서버 장애 사례에서 복구를 어렵게 만든 요인은 무엇이며, 이를 대응 절차에 어떻게 반영할 수 있는가’이다. 기존에 설정한 검증 가설은 ‘설정·배포·유지보수 변경 관련 장애는 물리 인프라 장애·자원 공급 지연 장애보다 보고된 지속시간의 중앙값이 길다’이며, 이를 변경하지 않고 보조 분석으로 유지한다. 가설의 비교 변수는 원인 집단, 결과 변수는 보고된 지속시간이다. 관찰 자료이므로 두 변수의 관계를 검토할 뿐 인과적 영향을 추정하지 않는다.</w:t>
+        <w:rPr>
+          <w:rFonts w:ascii="맑은 고딕" w:hAnsi="맑은 고딕" w:eastAsia="맑은 고딕"/>
+          <w:sz w:val="22"/>
+        </w:rPr>
+        <w:t>연구 질문은 “사칭 유형과 함께 요구 행동 및 이미 실행한 행동을 반영하면 필요한 안내의 누락을 줄일 수 있는가”이다. 공개 기록을 분석하고, 안내 규칙을 구성한 뒤, 같은 기록에 적용하여 문서에 근거한 항목이 빠지는지 점검한다. 실제 이용자의 이해도나 피해 감소를 검증하는 연구와는 구분한다.</w:t>
       </w:r>
     </w:p>
     <w:p>
       <w:pPr>
         <w:pStyle w:val="Heading1"/>
+        <w:jc w:val="center"/>
       </w:pPr>
       <w:r>
-        <w:t>방법</w:t>
+        <w:rPr>
+          <w:rFonts w:ascii="맑은 고딕" w:hAnsi="맑은 고딕" w:eastAsia="맑은 고딕"/>
+          <w:sz w:val="22"/>
+        </w:rPr>
+        <w:t>연구방법</w:t>
       </w:r>
     </w:p>
     <w:p>
       <w:pPr>
         <w:pStyle w:val="Heading2"/>
+        <w:jc w:val="center"/>
       </w:pPr>
       <w:r>
-        <w:t>연구 구성과 자료의 역할</w:t>
+        <w:rPr>
+          <w:rFonts w:ascii="맑은 고딕" w:hAnsi="맑은 고딕" w:eastAsia="맑은 고딕"/>
+          <w:sz w:val="22"/>
+        </w:rPr>
+        <w:t>자료와 분석 범위</w:t>
       </w:r>
     </w:p>
     <w:p>
       <w:r>
-        <w:t>본 연구는 학술문헌 검토, 공식 장애 보고서의 질적 비교, 기존 가설에 대한 기술통계 분석을 결합한 탐색적 문헌·사례 연구이다. 학술논문 5편[1-3,7,8]은 개념과 방법의 배경이며 독립적인 장애 관측 건수에 합산하지 않는다. 사건 자료는 GitHub의 2023년 2~4월 가용성 보고서에 실린 13건[4-6]과, 6개 운영사의 추가 7건[9-15]으로 총 20건이다. 보고서 문서 수와 사건 수를 구분한다.</w:t>
+        <w:rPr>
+          <w:rFonts w:ascii="맑은 고딕" w:hAnsi="맑은 고딕" w:eastAsia="맑은 고딕"/>
+          <w:sz w:val="22"/>
+        </w:rPr>
+        <w:t>참고문헌은 2020년 이후 발표 자료로 제한했다. 사례는 2025년 공개 자료를 우선 선정하되, 상세한 진행 과정을 확인할 수 있는 경찰청의 2024년 재구성 자료 한 건을 보완적으로 포함했다. 수집일은 2026년 11월 2일이다. 학술자료는 분석 관점을 참고한 문헌이며 사례 표본은 아니다[1–4, 11].</w:t>
       </w:r>
     </w:p>
     <w:p>
       <w:r>
-        <w:t>GitHub 사건은 정한 세 보고서에 수록된 대상 기간 사건 전체를 포함하고 중복 서술은 한 건으로 처리하였다. 추가 사례는 기존 탐색에서 확인한 운영사 원문 가운데 원인과 복구 과정의 사실을 추출할 수 있는 사건을 목적 표집하였다. 전체 인터넷 장애의 전수 또는 무작위 표본은 아니다. 분석은 2017~2023년의 사례에 한정되며 최신 기술 환경 전체의 분포를 대표하지 않는다. GitHub 기록은 2026년 10월 28일, 추가 기록은 10월 29일 열람·전사하였다. 이번 재구성에서는 기존 사건을 추가하거나 삭제하지 않았다.</w:t>
+        <w:rPr>
+          <w:rFonts w:ascii="맑은 고딕" w:hAnsi="맑은 고딕" w:eastAsia="맑은 고딕"/>
+          <w:sz w:val="22"/>
+        </w:rPr>
+        <w:t>사법연수원의 예시 세 개, 재외공관의 사례 요약 다섯 개, 제주 농업기술원의 공통 수법 설명 한 개, 경찰청 자료의 접근·기망 단계 한 개를 합쳐 10개 기록을 분석했다[5–8]. 제주 자료의 피해 접수 3건은 개별 내용이 없어 한 기록으로 묶었다. 표본 수 10은 피해자 10명이나 독립 실험 10회를 뜻하지 않는다. 10개 기록은 네 문서에 묶여 있어 서로 독립적이지 않다.</w:t>
       </w:r>
     </w:p>
     <w:p>
       <w:r>
-        <w:t>자료의 단위는 공식 문서에서 추출한 사건별 기록이다. 원자료 파일은 서버 패킷 로그가 아니라 출처·근거 위치·원래 시간 표현을 보존한 전사 기록이다. 원문 전문의 보존본은 포함하지 않는다. 모든 사건을 수치로 통합하지 않고, 정보가 없는 항목은 ‘기록에서 확인하지 못함’으로 남긴다. 보고서에 기술되지 않았다는 이유로 해당 문제가 없었다고 판단하지 않는다.</w:t>
+        <w:rPr>
+          <w:rFonts w:ascii="맑은 고딕" w:hAnsi="맑은 고딕" w:eastAsia="맑은 고딕"/>
+          <w:sz w:val="22"/>
+        </w:rPr>
+        <w:t>공개된 날짜와 사건 발생일을 구분했다. 사례별 사건 날짜가 없는 부분은 미상으로 두었다. 따라서 이 연구는 “최근 발생한 사건”이나 “유행 순위”가 아닌 “최근 공개된 주요 사례”를 다룬다. 경찰 피싱안심SOS의 2026년 최신 게시물은 목록에서 제목·날짜만 확인한 경우 상세 분석에 포함하지 않았다.</w:t>
       </w:r>
     </w:p>
     <w:p>
       <w:pPr>
         <w:pStyle w:val="Heading2"/>
+        <w:jc w:val="center"/>
       </w:pPr>
       <w:r>
-        <w:t>비교 기준과 기록 절차</w:t>
+        <w:rPr>
+          <w:rFonts w:ascii="맑은 고딕" w:hAnsi="맑은 고딕" w:eastAsia="맑은 고딕"/>
+          <w:sz w:val="22"/>
+        </w:rPr>
+        <w:t>가설과 비교 설계</w:t>
       </w:r>
     </w:p>
     <w:p>
       <w:r>
-        <w:t>동일 사건에서 최초 촉발 원인, 복구 방해 요인, 실제 수행한 조치, 회복 판정, 연구자의 개선 제안을 분리한다. 복구 방해 요인은 진단·접근·복원·조정 과정의 제약이 원문에 명시된 경우에만 기록한다. 여러 요인이 함께 있는 사건은 단일 원인으로 강제 환원하지 않는다. 원문에 원인과 결과의 연결이 불명확하면 추정으로 보충하지 않는다.</w:t>
-      </w:r>
-    </w:p>
-    <w:p>
-      <w:pPr>
-        <w:keepNext/>
-      </w:pPr>
-      <w:r>
-        <w:t>표 1. 자료 비교와 보조 분석의 설계</w:t>
+        <w:rPr>
+          <w:rFonts w:ascii="맑은 고딕" w:hAnsi="맑은 고딕" w:eastAsia="맑은 고딕"/>
+          <w:sz w:val="22"/>
+        </w:rPr>
+        <w:t>최종 가설은 “사칭 유형만으로 안내하는 방식보다 요구 행동과 이미 실행한 행동을 함께 반영하는 방식이 공식 문서에 근거해 정한 필수 안내 항목의 누락을 줄인다”이다. 안내에 사용하는 정보가 비교 조건이고, 안내 항목의 누락 수와 누락률이 측정값이다. B의 합산 누락 수가 A보다 작으면 이 조건 안에서 가설을 지지하고, 같거나 크면 지지하지 않는다.</w:t>
       </w:r>
     </w:p>
     <w:tbl>
       <w:tblPr>
         <w:tblW w:type="auto" w:w="0"/>
+        <w:jc w:val="center"/>
         <w:tblLayout w:type="fixed"/>
         <w:tblLook w:firstColumn="1" w:firstRow="1" w:lastColumn="0" w:lastRow="0" w:noHBand="0" w:noVBand="1" w:val="04A0"/>
       </w:tblPr>
       <w:tblGrid>
-        <w:gridCol w:w="4819"/>
-        <w:gridCol w:w="4819"/>
+        <w:gridCol w:w="1587"/>
+        <w:gridCol w:w="7824"/>
+      </w:tblGrid>
+      <w:tr>
+        <w:trPr>
+          <w:cantSplit/>
+          <w:tblHeader/>
+        </w:trPr>
+        <w:tc>
+          <w:tcPr>
+            <w:tcW w:type="dxa" w:w="1587"/>
+            <w:vAlign w:val="center"/>
+            <w:tcBorders>
+              <w:top w:val="single" w:sz="4" w:color="D9D9D9"/>
+              <w:left w:val="single" w:sz="4" w:color="D9D9D9"/>
+              <w:bottom w:val="single" w:sz="4" w:color="D9D9D9"/>
+              <w:right w:val="single" w:sz="4" w:color="D9D9D9"/>
+            </w:tcBorders>
+            <w:shd w:fill="EAEAEA"/>
+          </w:tcPr>
+          <w:p>
+            <w:pPr>
+              <w:spacing w:line="288" w:lineRule="auto" w:before="80" w:after="80"/>
+              <w:jc w:val="center"/>
+            </w:pPr>
+            <w:r>
+              <w:rPr>
+                <w:rFonts w:ascii="맑은 고딕" w:hAnsi="맑은 고딕" w:eastAsia="맑은 고딕"/>
+                <w:b/>
+                <w:sz w:val="22"/>
+              </w:rPr>
+              <w:t>구분</w:t>
+            </w:r>
+          </w:p>
+        </w:tc>
+        <w:tc>
+          <w:tcPr>
+            <w:tcW w:type="dxa" w:w="7824"/>
+            <w:vAlign w:val="center"/>
+            <w:tcBorders>
+              <w:top w:val="single" w:sz="4" w:color="D9D9D9"/>
+              <w:left w:val="single" w:sz="4" w:color="D9D9D9"/>
+              <w:bottom w:val="single" w:sz="4" w:color="D9D9D9"/>
+              <w:right w:val="single" w:sz="4" w:color="D9D9D9"/>
+            </w:tcBorders>
+            <w:shd w:fill="EAEAEA"/>
+          </w:tcPr>
+          <w:p>
+            <w:pPr>
+              <w:spacing w:line="288" w:lineRule="auto" w:before="80" w:after="80"/>
+            </w:pPr>
+            <w:r>
+              <w:rPr>
+                <w:rFonts w:ascii="맑은 고딕" w:hAnsi="맑은 고딕" w:eastAsia="맑은 고딕"/>
+                <w:b/>
+                <w:sz w:val="22"/>
+              </w:rPr>
+              <w:t>설정</w:t>
+            </w:r>
+          </w:p>
+        </w:tc>
+      </w:tr>
+      <w:tr>
+        <w:trPr>
+          <w:cantSplit/>
+        </w:trPr>
+        <w:tc>
+          <w:tcPr>
+            <w:tcW w:type="dxa" w:w="1587"/>
+            <w:vAlign w:val="center"/>
+            <w:tcBorders>
+              <w:top w:val="single" w:sz="4" w:color="D9D9D9"/>
+              <w:left w:val="single" w:sz="4" w:color="D9D9D9"/>
+              <w:bottom w:val="single" w:sz="4" w:color="D9D9D9"/>
+              <w:right w:val="single" w:sz="4" w:color="D9D9D9"/>
+            </w:tcBorders>
+          </w:tcPr>
+          <w:p>
+            <w:pPr>
+              <w:spacing w:line="288" w:lineRule="auto" w:before="80" w:after="80"/>
+              <w:jc w:val="center"/>
+            </w:pPr>
+            <w:r>
+              <w:rPr>
+                <w:rFonts w:ascii="맑은 고딕" w:hAnsi="맑은 고딕" w:eastAsia="맑은 고딕"/>
+                <w:sz w:val="22"/>
+              </w:rPr>
+              <w:t>A 방식</w:t>
+            </w:r>
+          </w:p>
+        </w:tc>
+        <w:tc>
+          <w:tcPr>
+            <w:tcW w:type="dxa" w:w="7824"/>
+            <w:vAlign w:val="center"/>
+            <w:tcBorders>
+              <w:top w:val="single" w:sz="4" w:color="D9D9D9"/>
+              <w:left w:val="single" w:sz="4" w:color="D9D9D9"/>
+              <w:bottom w:val="single" w:sz="4" w:color="D9D9D9"/>
+              <w:right w:val="single" w:sz="4" w:color="D9D9D9"/>
+            </w:tcBorders>
+          </w:tcPr>
+          <w:p>
+            <w:pPr>
+              <w:spacing w:line="288" w:lineRule="auto" w:before="80" w:after="80"/>
+            </w:pPr>
+            <w:r>
+              <w:rPr>
+                <w:rFonts w:ascii="맑은 고딕" w:hAnsi="맑은 고딕" w:eastAsia="맑은 고딕"/>
+                <w:sz w:val="22"/>
+              </w:rPr>
+              <w:t>유형별 간단한 공통 안내. 공공기관은 중단·공식 확인·정보 제공 주의, 재외공관은 여기에 현지 확인·신고를 추가</w:t>
+            </w:r>
+          </w:p>
+        </w:tc>
+      </w:tr>
+      <w:tr>
+        <w:trPr>
+          <w:cantSplit/>
+        </w:trPr>
+        <w:tc>
+          <w:tcPr>
+            <w:tcW w:type="dxa" w:w="1587"/>
+            <w:vAlign w:val="center"/>
+            <w:tcBorders>
+              <w:top w:val="single" w:sz="4" w:color="D9D9D9"/>
+              <w:left w:val="single" w:sz="4" w:color="D9D9D9"/>
+              <w:bottom w:val="single" w:sz="4" w:color="D9D9D9"/>
+              <w:right w:val="single" w:sz="4" w:color="D9D9D9"/>
+            </w:tcBorders>
+          </w:tcPr>
+          <w:p>
+            <w:pPr>
+              <w:spacing w:line="288" w:lineRule="auto" w:before="80" w:after="80"/>
+              <w:jc w:val="center"/>
+            </w:pPr>
+            <w:r>
+              <w:rPr>
+                <w:rFonts w:ascii="맑은 고딕" w:hAnsi="맑은 고딕" w:eastAsia="맑은 고딕"/>
+                <w:sz w:val="22"/>
+              </w:rPr>
+              <w:t>B 방식</w:t>
+            </w:r>
+          </w:p>
+        </w:tc>
+        <w:tc>
+          <w:tcPr>
+            <w:tcW w:type="dxa" w:w="7824"/>
+            <w:vAlign w:val="center"/>
+            <w:tcBorders>
+              <w:top w:val="single" w:sz="4" w:color="D9D9D9"/>
+              <w:left w:val="single" w:sz="4" w:color="D9D9D9"/>
+              <w:bottom w:val="single" w:sz="4" w:color="D9D9D9"/>
+              <w:right w:val="single" w:sz="4" w:color="D9D9D9"/>
+            </w:tcBorders>
+          </w:tcPr>
+          <w:p>
+            <w:pPr>
+              <w:spacing w:line="288" w:lineRule="auto" w:before="80" w:after="80"/>
+            </w:pPr>
+            <w:r>
+              <w:rPr>
+                <w:rFonts w:ascii="맑은 고딕" w:hAnsi="맑은 고딕" w:eastAsia="맑은 고딕"/>
+                <w:sz w:val="22"/>
+              </w:rPr>
+              <w:t>유형·요구 행동·확인된 실행 상태에 따라 필요한 항목을 선택. 실행 상태가 미상이면 피해 발생으로 단정하지 않음</w:t>
+            </w:r>
+          </w:p>
+        </w:tc>
+      </w:tr>
+      <w:tr>
+        <w:trPr>
+          <w:cantSplit/>
+        </w:trPr>
+        <w:tc>
+          <w:tcPr>
+            <w:tcW w:type="dxa" w:w="1587"/>
+            <w:vAlign w:val="center"/>
+            <w:tcBorders>
+              <w:top w:val="single" w:sz="4" w:color="D9D9D9"/>
+              <w:left w:val="single" w:sz="4" w:color="D9D9D9"/>
+              <w:bottom w:val="single" w:sz="4" w:color="D9D9D9"/>
+              <w:right w:val="single" w:sz="4" w:color="D9D9D9"/>
+            </w:tcBorders>
+          </w:tcPr>
+          <w:p>
+            <w:pPr>
+              <w:spacing w:line="288" w:lineRule="auto" w:before="80" w:after="80"/>
+              <w:jc w:val="center"/>
+            </w:pPr>
+            <w:r>
+              <w:rPr>
+                <w:rFonts w:ascii="맑은 고딕" w:hAnsi="맑은 고딕" w:eastAsia="맑은 고딕"/>
+                <w:sz w:val="22"/>
+              </w:rPr>
+              <w:t>고정 조건</w:t>
+            </w:r>
+          </w:p>
+        </w:tc>
+        <w:tc>
+          <w:tcPr>
+            <w:tcW w:type="dxa" w:w="7824"/>
+            <w:vAlign w:val="center"/>
+            <w:tcBorders>
+              <w:top w:val="single" w:sz="4" w:color="D9D9D9"/>
+              <w:left w:val="single" w:sz="4" w:color="D9D9D9"/>
+              <w:bottom w:val="single" w:sz="4" w:color="D9D9D9"/>
+              <w:right w:val="single" w:sz="4" w:color="D9D9D9"/>
+            </w:tcBorders>
+          </w:tcPr>
+          <w:p>
+            <w:pPr>
+              <w:spacing w:line="288" w:lineRule="auto" w:before="80" w:after="80"/>
+            </w:pPr>
+            <w:r>
+              <w:rPr>
+                <w:rFonts w:ascii="맑은 고딕" w:hAnsi="맑은 고딕" w:eastAsia="맑은 고딕"/>
+                <w:sz w:val="22"/>
+              </w:rPr>
+              <w:t>동일 사례 10개, 동일 안내 항목 사전, 동일 참조표. 각 사례에 두 방식을 한 번씩 적용</w:t>
+            </w:r>
+          </w:p>
+        </w:tc>
+      </w:tr>
+      <w:tr>
+        <w:trPr>
+          <w:cantSplit/>
+        </w:trPr>
+        <w:tc>
+          <w:tcPr>
+            <w:tcW w:type="dxa" w:w="1587"/>
+            <w:vAlign w:val="center"/>
+            <w:tcBorders>
+              <w:top w:val="single" w:sz="4" w:color="D9D9D9"/>
+              <w:left w:val="single" w:sz="4" w:color="D9D9D9"/>
+              <w:bottom w:val="single" w:sz="4" w:color="D9D9D9"/>
+              <w:right w:val="single" w:sz="4" w:color="D9D9D9"/>
+            </w:tcBorders>
+          </w:tcPr>
+          <w:p>
+            <w:pPr>
+              <w:spacing w:line="288" w:lineRule="auto" w:before="80" w:after="80"/>
+              <w:jc w:val="center"/>
+            </w:pPr>
+            <w:r>
+              <w:rPr>
+                <w:rFonts w:ascii="맑은 고딕" w:hAnsi="맑은 고딕" w:eastAsia="맑은 고딕"/>
+                <w:sz w:val="22"/>
+              </w:rPr>
+              <w:t>측정값</w:t>
+            </w:r>
+          </w:p>
+        </w:tc>
+        <w:tc>
+          <w:tcPr>
+            <w:tcW w:type="dxa" w:w="7824"/>
+            <w:vAlign w:val="center"/>
+            <w:tcBorders>
+              <w:top w:val="single" w:sz="4" w:color="D9D9D9"/>
+              <w:left w:val="single" w:sz="4" w:color="D9D9D9"/>
+              <w:bottom w:val="single" w:sz="4" w:color="D9D9D9"/>
+              <w:right w:val="single" w:sz="4" w:color="D9D9D9"/>
+            </w:tcBorders>
+          </w:tcPr>
+          <w:p>
+            <w:pPr>
+              <w:spacing w:line="288" w:lineRule="auto" w:before="80" w:after="80"/>
+            </w:pPr>
+            <w:r>
+              <w:rPr>
+                <w:rFonts w:ascii="맑은 고딕" w:hAnsi="맑은 고딕" w:eastAsia="맑은 고딕"/>
+                <w:sz w:val="22"/>
+              </w:rPr>
+              <w:t>필수 항목 중 빠진 항목 수·합산 누락률·참조표 밖 추가 항목 수</w:t>
+            </w:r>
+          </w:p>
+        </w:tc>
+      </w:tr>
+      <w:tr>
+        <w:trPr>
+          <w:cantSplit/>
+        </w:trPr>
+        <w:tc>
+          <w:tcPr>
+            <w:tcW w:type="dxa" w:w="1587"/>
+            <w:vAlign w:val="center"/>
+            <w:tcBorders>
+              <w:top w:val="single" w:sz="4" w:color="D9D9D9"/>
+              <w:left w:val="single" w:sz="4" w:color="D9D9D9"/>
+              <w:bottom w:val="single" w:sz="4" w:color="D9D9D9"/>
+              <w:right w:val="single" w:sz="4" w:color="D9D9D9"/>
+            </w:tcBorders>
+          </w:tcPr>
+          <w:p>
+            <w:pPr>
+              <w:spacing w:line="288" w:lineRule="auto" w:before="80" w:after="80"/>
+              <w:jc w:val="center"/>
+            </w:pPr>
+            <w:r>
+              <w:rPr>
+                <w:rFonts w:ascii="맑은 고딕" w:hAnsi="맑은 고딕" w:eastAsia="맑은 고딕"/>
+                <w:sz w:val="22"/>
+              </w:rPr>
+              <w:t>기준 변경 점검</w:t>
+            </w:r>
+          </w:p>
+        </w:tc>
+        <w:tc>
+          <w:tcPr>
+            <w:tcW w:type="dxa" w:w="7824"/>
+            <w:vAlign w:val="center"/>
+            <w:tcBorders>
+              <w:top w:val="single" w:sz="4" w:color="D9D9D9"/>
+              <w:left w:val="single" w:sz="4" w:color="D9D9D9"/>
+              <w:bottom w:val="single" w:sz="4" w:color="D9D9D9"/>
+              <w:right w:val="single" w:sz="4" w:color="D9D9D9"/>
+            </w:tcBorders>
+          </w:tcPr>
+          <w:p>
+            <w:pPr>
+              <w:spacing w:line="288" w:lineRule="auto" w:before="80" w:after="80"/>
+            </w:pPr>
+            <w:r>
+              <w:rPr>
+                <w:rFonts w:ascii="맑은 고딕" w:hAnsi="맑은 고딕" w:eastAsia="맑은 고딕"/>
+                <w:sz w:val="22"/>
+              </w:rPr>
+              <w:t>유형별로 해당 유형의 모든 필수 항목을 합쳐 제공하는 넓은 안내와 비교</w:t>
+            </w:r>
+          </w:p>
+        </w:tc>
+      </w:tr>
+    </w:tbl>
+    <w:p>
+      <w:pPr>
+        <w:spacing w:after="0"/>
+      </w:pPr>
+    </w:p>
+    <w:p>
+      <w:r>
+        <w:rPr>
+          <w:rFonts w:ascii="맑은 고딕" w:hAnsi="맑은 고딕" w:eastAsia="맑은 고딕"/>
+          <w:sz w:val="22"/>
+        </w:rPr>
+        <w:t>A는 본 연구가 만든 간단한 대조 규칙이며 경찰이나 금융기관이 실제 운영하는 안내의 성능을 뜻하지 않는다. B는 단순히 A에 항목을 모두 추가하는 방식이 아니라, 같은 항목 사전에서 확인된 정보에 따라 선택한다. 한편 해외 상황에는 국내 금융 절차를 자동 적용하지 않도록 적용 범위를 제한했다. 이 제한만으로 해외 대응 항목이 모두 제공되는 것은 아니다.</w:t>
+      </w:r>
+    </w:p>
+    <w:p>
+      <w:pPr>
+        <w:pStyle w:val="Heading2"/>
+        <w:jc w:val="center"/>
+      </w:pPr>
+      <w:r>
+        <w:rPr>
+          <w:rFonts w:ascii="맑은 고딕" w:hAnsi="맑은 고딕" w:eastAsia="맑은 고딕"/>
+          <w:sz w:val="22"/>
+        </w:rPr>
+        <w:t>항목화와 실행 절차</w:t>
+      </w:r>
+    </w:p>
+    <w:p>
+      <w:r>
+        <w:rPr>
+          <w:rFonts w:ascii="맑은 고딕" w:hAnsi="맑은 고딕" w:eastAsia="맑은 고딕"/>
+          <w:sz w:val="22"/>
+        </w:rPr>
+        <w:t>각 기록에서 사칭 대상, 요구 행동, 확인된 실행 상태를 분리했다. 미기재는 “하지 않음”이 아니라 미상이다. 일반 메신저 설치와 악성앱 설치도 구분했다. 금융위원회·금융감독원의 2026년 행동수칙과 최신 대응 안내를 규칙 구성에 사용하고, 개별 사례 문서의 주의사항을 함께 대조했다[5–10].</w:t>
+      </w:r>
+    </w:p>
+    <w:p>
+      <w:r>
+        <w:rPr>
+          <w:rFonts w:ascii="맑은 고딕" w:hAnsi="맑은 고딕" w:eastAsia="맑은 고딕"/>
+          <w:sz w:val="22"/>
+        </w:rPr>
+        <w:t>필수 항목은 공식 문서에서 해당 상황에 연결되는 행동을 연구자가 항목화한 참조표이다. 자동 규칙의 결과로 정답을 만들지는 않았으나, 사례 추출·규칙 구성·참조표 작성에 대한 독립 검토가 없어 독립 평가로 볼 수 없다. 초록만 확인한 학술논문이나 기관 요약에서 세부 결과를 만들어 인용하지 않았다. 문헌별 실제 열람 범위는 재현 패키지에 표시했다.</w:t>
+      </w:r>
+    </w:p>
+    <w:p>
+      <w:r>
+        <w:rPr>
+          <w:rFonts w:ascii="맑은 고딕" w:hAnsi="맑은 고딕" w:eastAsia="맑은 고딕"/>
+          <w:sz w:val="22"/>
+        </w:rPr>
+        <w:t>C01 한 건으로 출처 연결, 미상 처리와 누락 항목 기록을 시험한 뒤 전체를 계산했다. 자료 탐색 후 설계·분류·참조표를 파일로 정하고 실행했으며 사전등록은 하지 않았다. 실행 도중 규칙을 변경하지 않았다. 원기록, 해석 분류, 참조표와 실행 코드를 따로 저장하여 같은 계산을 반복할 수 있게 했다.</w:t>
+      </w:r>
+    </w:p>
+    <w:p>
+      <w:r>
+        <w:rPr>
+          <w:rFonts w:ascii="맑은 고딕" w:hAnsi="맑은 고딕" w:eastAsia="맑은 고딕"/>
+          <w:sz w:val="22"/>
+        </w:rPr>
+        <w:t>누락 수는 필수 항목에서 제시 항목을 뺀 개수이다. 합산 누락률은 전체 누락 수를 전체 필수 항목 수로 나눈 값이며, 사례별 비율의 단순 평균과 다르다. 참조표 밖 추가 항목은 별도로 세되 이를 곧바로 오답이나 유해한 안내라고 판단하지 않는다. 독립성이 부족한 소규모 자료이므로 유의확률은 계산하지 않았다.</w:t>
+      </w:r>
+    </w:p>
+    <w:p>
+      <w:pPr>
+        <w:pStyle w:val="Heading1"/>
+        <w:jc w:val="center"/>
+      </w:pPr>
+      <w:r>
+        <w:rPr>
+          <w:rFonts w:ascii="맑은 고딕" w:hAnsi="맑은 고딕" w:eastAsia="맑은 고딕"/>
+          <w:sz w:val="22"/>
+        </w:rPr>
+        <w:t>연구결과</w:t>
+      </w:r>
+    </w:p>
+    <w:p>
+      <w:pPr>
+        <w:pStyle w:val="Heading2"/>
+        <w:jc w:val="center"/>
+      </w:pPr>
+      <w:r>
+        <w:rPr>
+          <w:rFonts w:ascii="맑은 고딕" w:hAnsi="맑은 고딕" w:eastAsia="맑은 고딕"/>
+          <w:sz w:val="22"/>
+        </w:rPr>
+        <w:t>최근 공개된 주요 사례</w:t>
+      </w:r>
+    </w:p>
+    <w:tbl>
+      <w:tblPr>
+        <w:tblW w:type="auto" w:w="0"/>
+        <w:jc w:val="center"/>
+        <w:tblLayout w:type="fixed"/>
+        <w:tblLook w:firstColumn="1" w:firstRow="1" w:lastColumn="0" w:lastRow="0" w:noHBand="0" w:noVBand="1" w:val="04A0"/>
+      </w:tblPr>
+      <w:tblGrid>
+        <w:gridCol w:w="850"/>
+        <w:gridCol w:w="6066"/>
+        <w:gridCol w:w="2494"/>
+      </w:tblGrid>
+      <w:tr>
+        <w:trPr>
+          <w:cantSplit/>
+          <w:tblHeader/>
+        </w:trPr>
+        <w:tc>
+          <w:tcPr>
+            <w:tcW w:type="dxa" w:w="850"/>
+            <w:vAlign w:val="center"/>
+            <w:tcBorders>
+              <w:top w:val="single" w:sz="4" w:color="D9D9D9"/>
+              <w:left w:val="single" w:sz="4" w:color="D9D9D9"/>
+              <w:bottom w:val="single" w:sz="4" w:color="D9D9D9"/>
+              <w:right w:val="single" w:sz="4" w:color="D9D9D9"/>
+            </w:tcBorders>
+            <w:shd w:fill="EAEAEA"/>
+          </w:tcPr>
+          <w:p>
+            <w:pPr>
+              <w:spacing w:line="288" w:lineRule="auto" w:before="80" w:after="80"/>
+              <w:jc w:val="center"/>
+            </w:pPr>
+            <w:r>
+              <w:rPr>
+                <w:rFonts w:ascii="맑은 고딕" w:hAnsi="맑은 고딕" w:eastAsia="맑은 고딕"/>
+                <w:b/>
+                <w:sz w:val="22"/>
+              </w:rPr>
+              <w:t>기록</w:t>
+            </w:r>
+          </w:p>
+        </w:tc>
+        <w:tc>
+          <w:tcPr>
+            <w:tcW w:type="dxa" w:w="6066"/>
+            <w:vAlign w:val="center"/>
+            <w:tcBorders>
+              <w:top w:val="single" w:sz="4" w:color="D9D9D9"/>
+              <w:left w:val="single" w:sz="4" w:color="D9D9D9"/>
+              <w:bottom w:val="single" w:sz="4" w:color="D9D9D9"/>
+              <w:right w:val="single" w:sz="4" w:color="D9D9D9"/>
+            </w:tcBorders>
+            <w:shd w:fill="EAEAEA"/>
+          </w:tcPr>
+          <w:p>
+            <w:pPr>
+              <w:spacing w:line="288" w:lineRule="auto" w:before="80" w:after="80"/>
+            </w:pPr>
+            <w:r>
+              <w:rPr>
+                <w:rFonts w:ascii="맑은 고딕" w:hAnsi="맑은 고딕" w:eastAsia="맑은 고딕"/>
+                <w:b/>
+                <w:sz w:val="22"/>
+              </w:rPr>
+              <w:t>공개 내용과 요구 행동</w:t>
+            </w:r>
+          </w:p>
+        </w:tc>
+        <w:tc>
+          <w:tcPr>
+            <w:tcW w:type="dxa" w:w="2494"/>
+            <w:vAlign w:val="center"/>
+            <w:tcBorders>
+              <w:top w:val="single" w:sz="4" w:color="D9D9D9"/>
+              <w:left w:val="single" w:sz="4" w:color="D9D9D9"/>
+              <w:bottom w:val="single" w:sz="4" w:color="D9D9D9"/>
+              <w:right w:val="single" w:sz="4" w:color="D9D9D9"/>
+            </w:tcBorders>
+            <w:shd w:fill="EAEAEA"/>
+          </w:tcPr>
+          <w:p>
+            <w:pPr>
+              <w:spacing w:line="288" w:lineRule="auto" w:before="80" w:after="80"/>
+            </w:pPr>
+            <w:r>
+              <w:rPr>
+                <w:rFonts w:ascii="맑은 고딕" w:hAnsi="맑은 고딕" w:eastAsia="맑은 고딕"/>
+                <w:b/>
+                <w:sz w:val="22"/>
+              </w:rPr>
+              <w:t>실행 상태</w:t>
+            </w:r>
+          </w:p>
+        </w:tc>
+      </w:tr>
+      <w:tr>
+        <w:trPr>
+          <w:cantSplit/>
+        </w:trPr>
+        <w:tc>
+          <w:tcPr>
+            <w:tcW w:type="dxa" w:w="850"/>
+            <w:vAlign w:val="center"/>
+            <w:tcBorders>
+              <w:top w:val="single" w:sz="4" w:color="D9D9D9"/>
+              <w:left w:val="single" w:sz="4" w:color="D9D9D9"/>
+              <w:bottom w:val="single" w:sz="4" w:color="D9D9D9"/>
+              <w:right w:val="single" w:sz="4" w:color="D9D9D9"/>
+            </w:tcBorders>
+          </w:tcPr>
+          <w:p>
+            <w:pPr>
+              <w:spacing w:line="288" w:lineRule="auto" w:before="80" w:after="80"/>
+              <w:jc w:val="center"/>
+            </w:pPr>
+            <w:r>
+              <w:rPr>
+                <w:rFonts w:ascii="맑은 고딕" w:hAnsi="맑은 고딕" w:eastAsia="맑은 고딕"/>
+                <w:sz w:val="22"/>
+              </w:rPr>
+              <w:t>C01</w:t>
+            </w:r>
+          </w:p>
+        </w:tc>
+        <w:tc>
+          <w:tcPr>
+            <w:tcW w:type="dxa" w:w="6066"/>
+            <w:vAlign w:val="center"/>
+            <w:tcBorders>
+              <w:top w:val="single" w:sz="4" w:color="D9D9D9"/>
+              <w:left w:val="single" w:sz="4" w:color="D9D9D9"/>
+              <w:bottom w:val="single" w:sz="4" w:color="D9D9D9"/>
+              <w:right w:val="single" w:sz="4" w:color="D9D9D9"/>
+            </w:tcBorders>
+          </w:tcPr>
+          <w:p>
+            <w:pPr>
+              <w:spacing w:line="288" w:lineRule="auto" w:before="80" w:after="80"/>
+            </w:pPr>
+            <w:r>
+              <w:rPr>
+                <w:rFonts w:ascii="맑은 고딕" w:hAnsi="맑은 고딕" w:eastAsia="맑은 고딕"/>
+                <w:sz w:val="22"/>
+              </w:rPr>
+              <w:t>법원 등기 수령 확인 후 앱 설치 요구[5]</w:t>
+            </w:r>
+          </w:p>
+        </w:tc>
+        <w:tc>
+          <w:tcPr>
+            <w:tcW w:type="dxa" w:w="2494"/>
+            <w:vAlign w:val="center"/>
+            <w:tcBorders>
+              <w:top w:val="single" w:sz="4" w:color="D9D9D9"/>
+              <w:left w:val="single" w:sz="4" w:color="D9D9D9"/>
+              <w:bottom w:val="single" w:sz="4" w:color="D9D9D9"/>
+              <w:right w:val="single" w:sz="4" w:color="D9D9D9"/>
+            </w:tcBorders>
+          </w:tcPr>
+          <w:p>
+            <w:pPr>
+              <w:spacing w:line="288" w:lineRule="auto" w:before="80" w:after="80"/>
+            </w:pPr>
+            <w:r>
+              <w:rPr>
+                <w:rFonts w:ascii="맑은 고딕" w:hAnsi="맑은 고딕" w:eastAsia="맑은 고딕"/>
+                <w:sz w:val="22"/>
+              </w:rPr>
+              <w:t>미상</w:t>
+            </w:r>
+          </w:p>
+        </w:tc>
+      </w:tr>
+      <w:tr>
+        <w:trPr>
+          <w:cantSplit/>
+        </w:trPr>
+        <w:tc>
+          <w:tcPr>
+            <w:tcW w:type="dxa" w:w="850"/>
+            <w:vAlign w:val="center"/>
+            <w:tcBorders>
+              <w:top w:val="single" w:sz="4" w:color="D9D9D9"/>
+              <w:left w:val="single" w:sz="4" w:color="D9D9D9"/>
+              <w:bottom w:val="single" w:sz="4" w:color="D9D9D9"/>
+              <w:right w:val="single" w:sz="4" w:color="D9D9D9"/>
+            </w:tcBorders>
+          </w:tcPr>
+          <w:p>
+            <w:pPr>
+              <w:spacing w:line="288" w:lineRule="auto" w:before="80" w:after="80"/>
+              <w:jc w:val="center"/>
+            </w:pPr>
+            <w:r>
+              <w:rPr>
+                <w:rFonts w:ascii="맑은 고딕" w:hAnsi="맑은 고딕" w:eastAsia="맑은 고딕"/>
+                <w:sz w:val="22"/>
+              </w:rPr>
+              <w:t>C02</w:t>
+            </w:r>
+          </w:p>
+        </w:tc>
+        <w:tc>
+          <w:tcPr>
+            <w:tcW w:type="dxa" w:w="6066"/>
+            <w:vAlign w:val="center"/>
+            <w:tcBorders>
+              <w:top w:val="single" w:sz="4" w:color="D9D9D9"/>
+              <w:left w:val="single" w:sz="4" w:color="D9D9D9"/>
+              <w:bottom w:val="single" w:sz="4" w:color="D9D9D9"/>
+              <w:right w:val="single" w:sz="4" w:color="D9D9D9"/>
+            </w:tcBorders>
+          </w:tcPr>
+          <w:p>
+            <w:pPr>
+              <w:spacing w:line="288" w:lineRule="auto" w:before="80" w:after="80"/>
+            </w:pPr>
+            <w:r>
+              <w:rPr>
+                <w:rFonts w:ascii="맑은 고딕" w:hAnsi="맑은 고딕" w:eastAsia="맑은 고딕"/>
+                <w:sz w:val="22"/>
+              </w:rPr>
+              <w:t>등기 반송·불이익을 내세운 링크 접속 요구[5]</w:t>
+            </w:r>
+          </w:p>
+        </w:tc>
+        <w:tc>
+          <w:tcPr>
+            <w:tcW w:type="dxa" w:w="2494"/>
+            <w:vAlign w:val="center"/>
+            <w:tcBorders>
+              <w:top w:val="single" w:sz="4" w:color="D9D9D9"/>
+              <w:left w:val="single" w:sz="4" w:color="D9D9D9"/>
+              <w:bottom w:val="single" w:sz="4" w:color="D9D9D9"/>
+              <w:right w:val="single" w:sz="4" w:color="D9D9D9"/>
+            </w:tcBorders>
+          </w:tcPr>
+          <w:p>
+            <w:pPr>
+              <w:spacing w:line="288" w:lineRule="auto" w:before="80" w:after="80"/>
+            </w:pPr>
+            <w:r>
+              <w:rPr>
+                <w:rFonts w:ascii="맑은 고딕" w:hAnsi="맑은 고딕" w:eastAsia="맑은 고딕"/>
+                <w:sz w:val="22"/>
+              </w:rPr>
+              <w:t>미상</w:t>
+            </w:r>
+          </w:p>
+        </w:tc>
+      </w:tr>
+      <w:tr>
+        <w:trPr>
+          <w:cantSplit/>
+        </w:trPr>
+        <w:tc>
+          <w:tcPr>
+            <w:tcW w:type="dxa" w:w="850"/>
+            <w:vAlign w:val="center"/>
+            <w:tcBorders>
+              <w:top w:val="single" w:sz="4" w:color="D9D9D9"/>
+              <w:left w:val="single" w:sz="4" w:color="D9D9D9"/>
+              <w:bottom w:val="single" w:sz="4" w:color="D9D9D9"/>
+              <w:right w:val="single" w:sz="4" w:color="D9D9D9"/>
+            </w:tcBorders>
+          </w:tcPr>
+          <w:p>
+            <w:pPr>
+              <w:spacing w:line="288" w:lineRule="auto" w:before="80" w:after="80"/>
+              <w:jc w:val="center"/>
+            </w:pPr>
+            <w:r>
+              <w:rPr>
+                <w:rFonts w:ascii="맑은 고딕" w:hAnsi="맑은 고딕" w:eastAsia="맑은 고딕"/>
+                <w:sz w:val="22"/>
+              </w:rPr>
+              <w:t>C03</w:t>
+            </w:r>
+          </w:p>
+        </w:tc>
+        <w:tc>
+          <w:tcPr>
+            <w:tcW w:type="dxa" w:w="6066"/>
+            <w:vAlign w:val="center"/>
+            <w:tcBorders>
+              <w:top w:val="single" w:sz="4" w:color="D9D9D9"/>
+              <w:left w:val="single" w:sz="4" w:color="D9D9D9"/>
+              <w:bottom w:val="single" w:sz="4" w:color="D9D9D9"/>
+              <w:right w:val="single" w:sz="4" w:color="D9D9D9"/>
+            </w:tcBorders>
+          </w:tcPr>
+          <w:p>
+            <w:pPr>
+              <w:spacing w:line="288" w:lineRule="auto" w:before="80" w:after="80"/>
+            </w:pPr>
+            <w:r>
+              <w:rPr>
+                <w:rFonts w:ascii="맑은 고딕" w:hAnsi="맑은 고딕" w:eastAsia="맑은 고딕"/>
+                <w:sz w:val="22"/>
+              </w:rPr>
+              <w:t>종이 송달 안내의 번호로 회신하게 한 뒤 정보 요구[5]</w:t>
+            </w:r>
+          </w:p>
+        </w:tc>
+        <w:tc>
+          <w:tcPr>
+            <w:tcW w:type="dxa" w:w="2494"/>
+            <w:vAlign w:val="center"/>
+            <w:tcBorders>
+              <w:top w:val="single" w:sz="4" w:color="D9D9D9"/>
+              <w:left w:val="single" w:sz="4" w:color="D9D9D9"/>
+              <w:bottom w:val="single" w:sz="4" w:color="D9D9D9"/>
+              <w:right w:val="single" w:sz="4" w:color="D9D9D9"/>
+            </w:tcBorders>
+          </w:tcPr>
+          <w:p>
+            <w:pPr>
+              <w:spacing w:line="288" w:lineRule="auto" w:before="80" w:after="80"/>
+            </w:pPr>
+            <w:r>
+              <w:rPr>
+                <w:rFonts w:ascii="맑은 고딕" w:hAnsi="맑은 고딕" w:eastAsia="맑은 고딕"/>
+                <w:sz w:val="22"/>
+              </w:rPr>
+              <w:t>미상</w:t>
+            </w:r>
+          </w:p>
+        </w:tc>
+      </w:tr>
+      <w:tr>
+        <w:trPr>
+          <w:cantSplit/>
+        </w:trPr>
+        <w:tc>
+          <w:tcPr>
+            <w:tcW w:type="dxa" w:w="850"/>
+            <w:vAlign w:val="center"/>
+            <w:tcBorders>
+              <w:top w:val="single" w:sz="4" w:color="D9D9D9"/>
+              <w:left w:val="single" w:sz="4" w:color="D9D9D9"/>
+              <w:bottom w:val="single" w:sz="4" w:color="D9D9D9"/>
+              <w:right w:val="single" w:sz="4" w:color="D9D9D9"/>
+            </w:tcBorders>
+          </w:tcPr>
+          <w:p>
+            <w:pPr>
+              <w:spacing w:line="288" w:lineRule="auto" w:before="80" w:after="80"/>
+              <w:jc w:val="center"/>
+            </w:pPr>
+            <w:r>
+              <w:rPr>
+                <w:rFonts w:ascii="맑은 고딕" w:hAnsi="맑은 고딕" w:eastAsia="맑은 고딕"/>
+                <w:sz w:val="22"/>
+              </w:rPr>
+              <w:t>C04</w:t>
+            </w:r>
+          </w:p>
+        </w:tc>
+        <w:tc>
+          <w:tcPr>
+            <w:tcW w:type="dxa" w:w="6066"/>
+            <w:vAlign w:val="center"/>
+            <w:tcBorders>
+              <w:top w:val="single" w:sz="4" w:color="D9D9D9"/>
+              <w:left w:val="single" w:sz="4" w:color="D9D9D9"/>
+              <w:bottom w:val="single" w:sz="4" w:color="D9D9D9"/>
+              <w:right w:val="single" w:sz="4" w:color="D9D9D9"/>
+            </w:tcBorders>
+          </w:tcPr>
+          <w:p>
+            <w:pPr>
+              <w:spacing w:line="288" w:lineRule="auto" w:before="80" w:after="80"/>
+            </w:pPr>
+            <w:r>
+              <w:rPr>
+                <w:rFonts w:ascii="맑은 고딕" w:hAnsi="맑은 고딕" w:eastAsia="맑은 고딕"/>
+                <w:sz w:val="22"/>
+              </w:rPr>
+              <w:t>공관 사칭·여권 무효화 명목의 이메일 요구[6]</w:t>
+            </w:r>
+          </w:p>
+        </w:tc>
+        <w:tc>
+          <w:tcPr>
+            <w:tcW w:type="dxa" w:w="2494"/>
+            <w:vAlign w:val="center"/>
+            <w:tcBorders>
+              <w:top w:val="single" w:sz="4" w:color="D9D9D9"/>
+              <w:left w:val="single" w:sz="4" w:color="D9D9D9"/>
+              <w:bottom w:val="single" w:sz="4" w:color="D9D9D9"/>
+              <w:right w:val="single" w:sz="4" w:color="D9D9D9"/>
+            </w:tcBorders>
+          </w:tcPr>
+          <w:p>
+            <w:pPr>
+              <w:spacing w:line="288" w:lineRule="auto" w:before="80" w:after="80"/>
+            </w:pPr>
+            <w:r>
+              <w:rPr>
+                <w:rFonts w:ascii="맑은 고딕" w:hAnsi="맑은 고딕" w:eastAsia="맑은 고딕"/>
+                <w:sz w:val="22"/>
+              </w:rPr>
+              <w:t>미상</w:t>
+            </w:r>
+          </w:p>
+        </w:tc>
+      </w:tr>
+      <w:tr>
+        <w:trPr>
+          <w:cantSplit/>
+        </w:trPr>
+        <w:tc>
+          <w:tcPr>
+            <w:tcW w:type="dxa" w:w="850"/>
+            <w:vAlign w:val="center"/>
+            <w:tcBorders>
+              <w:top w:val="single" w:sz="4" w:color="D9D9D9"/>
+              <w:left w:val="single" w:sz="4" w:color="D9D9D9"/>
+              <w:bottom w:val="single" w:sz="4" w:color="D9D9D9"/>
+              <w:right w:val="single" w:sz="4" w:color="D9D9D9"/>
+            </w:tcBorders>
+          </w:tcPr>
+          <w:p>
+            <w:pPr>
+              <w:spacing w:line="288" w:lineRule="auto" w:before="80" w:after="80"/>
+              <w:jc w:val="center"/>
+            </w:pPr>
+            <w:r>
+              <w:rPr>
+                <w:rFonts w:ascii="맑은 고딕" w:hAnsi="맑은 고딕" w:eastAsia="맑은 고딕"/>
+                <w:sz w:val="22"/>
+              </w:rPr>
+              <w:t>C05</w:t>
+            </w:r>
+          </w:p>
+        </w:tc>
+        <w:tc>
+          <w:tcPr>
+            <w:tcW w:type="dxa" w:w="6066"/>
+            <w:vAlign w:val="center"/>
+            <w:tcBorders>
+              <w:top w:val="single" w:sz="4" w:color="D9D9D9"/>
+              <w:left w:val="single" w:sz="4" w:color="D9D9D9"/>
+              <w:bottom w:val="single" w:sz="4" w:color="D9D9D9"/>
+              <w:right w:val="single" w:sz="4" w:color="D9D9D9"/>
+            </w:tcBorders>
+          </w:tcPr>
+          <w:p>
+            <w:pPr>
+              <w:spacing w:line="288" w:lineRule="auto" w:before="80" w:after="80"/>
+            </w:pPr>
+            <w:r>
+              <w:rPr>
+                <w:rFonts w:ascii="맑은 고딕" w:hAnsi="맑은 고딕" w:eastAsia="맑은 고딕"/>
+                <w:sz w:val="22"/>
+              </w:rPr>
+              <w:t>대사관 사칭 후속 전화를 받고 지시를 따르라는 요구[6]</w:t>
+            </w:r>
+          </w:p>
+        </w:tc>
+        <w:tc>
+          <w:tcPr>
+            <w:tcW w:type="dxa" w:w="2494"/>
+            <w:vAlign w:val="center"/>
+            <w:tcBorders>
+              <w:top w:val="single" w:sz="4" w:color="D9D9D9"/>
+              <w:left w:val="single" w:sz="4" w:color="D9D9D9"/>
+              <w:bottom w:val="single" w:sz="4" w:color="D9D9D9"/>
+              <w:right w:val="single" w:sz="4" w:color="D9D9D9"/>
+            </w:tcBorders>
+          </w:tcPr>
+          <w:p>
+            <w:pPr>
+              <w:spacing w:line="288" w:lineRule="auto" w:before="80" w:after="80"/>
+            </w:pPr>
+            <w:r>
+              <w:rPr>
+                <w:rFonts w:ascii="맑은 고딕" w:hAnsi="맑은 고딕" w:eastAsia="맑은 고딕"/>
+                <w:sz w:val="22"/>
+              </w:rPr>
+              <w:t>미상</w:t>
+            </w:r>
+          </w:p>
+        </w:tc>
+      </w:tr>
+      <w:tr>
+        <w:trPr>
+          <w:cantSplit/>
+        </w:trPr>
+        <w:tc>
+          <w:tcPr>
+            <w:tcW w:type="dxa" w:w="850"/>
+            <w:vAlign w:val="center"/>
+            <w:tcBorders>
+              <w:top w:val="single" w:sz="4" w:color="D9D9D9"/>
+              <w:left w:val="single" w:sz="4" w:color="D9D9D9"/>
+              <w:bottom w:val="single" w:sz="4" w:color="D9D9D9"/>
+              <w:right w:val="single" w:sz="4" w:color="D9D9D9"/>
+            </w:tcBorders>
+          </w:tcPr>
+          <w:p>
+            <w:pPr>
+              <w:spacing w:line="288" w:lineRule="auto" w:before="80" w:after="80"/>
+              <w:jc w:val="center"/>
+            </w:pPr>
+            <w:r>
+              <w:rPr>
+                <w:rFonts w:ascii="맑은 고딕" w:hAnsi="맑은 고딕" w:eastAsia="맑은 고딕"/>
+                <w:sz w:val="22"/>
+              </w:rPr>
+              <w:t>C06</w:t>
+            </w:r>
+          </w:p>
+        </w:tc>
+        <w:tc>
+          <w:tcPr>
+            <w:tcW w:type="dxa" w:w="6066"/>
+            <w:vAlign w:val="center"/>
+            <w:tcBorders>
+              <w:top w:val="single" w:sz="4" w:color="D9D9D9"/>
+              <w:left w:val="single" w:sz="4" w:color="D9D9D9"/>
+              <w:bottom w:val="single" w:sz="4" w:color="D9D9D9"/>
+              <w:right w:val="single" w:sz="4" w:color="D9D9D9"/>
+            </w:tcBorders>
+          </w:tcPr>
+          <w:p>
+            <w:pPr>
+              <w:spacing w:line="288" w:lineRule="auto" w:before="80" w:after="80"/>
+            </w:pPr>
+            <w:r>
+              <w:rPr>
+                <w:rFonts w:ascii="맑은 고딕" w:hAnsi="맑은 고딕" w:eastAsia="맑은 고딕"/>
+                <w:sz w:val="22"/>
+              </w:rPr>
+              <w:t>기관 번호가 표시되는 영사관 사칭 후속 통화[6]</w:t>
+            </w:r>
+          </w:p>
+        </w:tc>
+        <w:tc>
+          <w:tcPr>
+            <w:tcW w:type="dxa" w:w="2494"/>
+            <w:vAlign w:val="center"/>
+            <w:tcBorders>
+              <w:top w:val="single" w:sz="4" w:color="D9D9D9"/>
+              <w:left w:val="single" w:sz="4" w:color="D9D9D9"/>
+              <w:bottom w:val="single" w:sz="4" w:color="D9D9D9"/>
+              <w:right w:val="single" w:sz="4" w:color="D9D9D9"/>
+            </w:tcBorders>
+          </w:tcPr>
+          <w:p>
+            <w:pPr>
+              <w:spacing w:line="288" w:lineRule="auto" w:before="80" w:after="80"/>
+            </w:pPr>
+            <w:r>
+              <w:rPr>
+                <w:rFonts w:ascii="맑은 고딕" w:hAnsi="맑은 고딕" w:eastAsia="맑은 고딕"/>
+                <w:sz w:val="22"/>
+              </w:rPr>
+              <w:t>미상</w:t>
+            </w:r>
+          </w:p>
+        </w:tc>
+      </w:tr>
+      <w:tr>
+        <w:trPr>
+          <w:cantSplit/>
+        </w:trPr>
+        <w:tc>
+          <w:tcPr>
+            <w:tcW w:type="dxa" w:w="850"/>
+            <w:vAlign w:val="center"/>
+            <w:tcBorders>
+              <w:top w:val="single" w:sz="4" w:color="D9D9D9"/>
+              <w:left w:val="single" w:sz="4" w:color="D9D9D9"/>
+              <w:bottom w:val="single" w:sz="4" w:color="D9D9D9"/>
+              <w:right w:val="single" w:sz="4" w:color="D9D9D9"/>
+            </w:tcBorders>
+          </w:tcPr>
+          <w:p>
+            <w:pPr>
+              <w:spacing w:line="288" w:lineRule="auto" w:before="80" w:after="80"/>
+              <w:jc w:val="center"/>
+            </w:pPr>
+            <w:r>
+              <w:rPr>
+                <w:rFonts w:ascii="맑은 고딕" w:hAnsi="맑은 고딕" w:eastAsia="맑은 고딕"/>
+                <w:sz w:val="22"/>
+              </w:rPr>
+              <w:t>C07</w:t>
+            </w:r>
+          </w:p>
+        </w:tc>
+        <w:tc>
+          <w:tcPr>
+            <w:tcW w:type="dxa" w:w="6066"/>
+            <w:vAlign w:val="center"/>
+            <w:tcBorders>
+              <w:top w:val="single" w:sz="4" w:color="D9D9D9"/>
+              <w:left w:val="single" w:sz="4" w:color="D9D9D9"/>
+              <w:bottom w:val="single" w:sz="4" w:color="D9D9D9"/>
+              <w:right w:val="single" w:sz="4" w:color="D9D9D9"/>
+            </w:tcBorders>
+          </w:tcPr>
+          <w:p>
+            <w:pPr>
+              <w:spacing w:line="288" w:lineRule="auto" w:before="80" w:after="80"/>
+            </w:pPr>
+            <w:r>
+              <w:rPr>
+                <w:rFonts w:ascii="맑은 고딕" w:hAnsi="맑은 고딕" w:eastAsia="맑은 고딕"/>
+                <w:sz w:val="22"/>
+              </w:rPr>
+              <w:t>영사콜센터 번호가 표시되는 총영사관 사칭 통화[6]</w:t>
+            </w:r>
+          </w:p>
+        </w:tc>
+        <w:tc>
+          <w:tcPr>
+            <w:tcW w:type="dxa" w:w="2494"/>
+            <w:vAlign w:val="center"/>
+            <w:tcBorders>
+              <w:top w:val="single" w:sz="4" w:color="D9D9D9"/>
+              <w:left w:val="single" w:sz="4" w:color="D9D9D9"/>
+              <w:bottom w:val="single" w:sz="4" w:color="D9D9D9"/>
+              <w:right w:val="single" w:sz="4" w:color="D9D9D9"/>
+            </w:tcBorders>
+          </w:tcPr>
+          <w:p>
+            <w:pPr>
+              <w:spacing w:line="288" w:lineRule="auto" w:before="80" w:after="80"/>
+            </w:pPr>
+            <w:r>
+              <w:rPr>
+                <w:rFonts w:ascii="맑은 고딕" w:hAnsi="맑은 고딕" w:eastAsia="맑은 고딕"/>
+                <w:sz w:val="22"/>
+              </w:rPr>
+              <w:t>미상</w:t>
+            </w:r>
+          </w:p>
+        </w:tc>
+      </w:tr>
+      <w:tr>
+        <w:trPr>
+          <w:cantSplit/>
+        </w:trPr>
+        <w:tc>
+          <w:tcPr>
+            <w:tcW w:type="dxa" w:w="850"/>
+            <w:vAlign w:val="center"/>
+            <w:tcBorders>
+              <w:top w:val="single" w:sz="4" w:color="D9D9D9"/>
+              <w:left w:val="single" w:sz="4" w:color="D9D9D9"/>
+              <w:bottom w:val="single" w:sz="4" w:color="D9D9D9"/>
+              <w:right w:val="single" w:sz="4" w:color="D9D9D9"/>
+            </w:tcBorders>
+          </w:tcPr>
+          <w:p>
+            <w:pPr>
+              <w:spacing w:line="288" w:lineRule="auto" w:before="80" w:after="80"/>
+              <w:jc w:val="center"/>
+            </w:pPr>
+            <w:r>
+              <w:rPr>
+                <w:rFonts w:ascii="맑은 고딕" w:hAnsi="맑은 고딕" w:eastAsia="맑은 고딕"/>
+                <w:sz w:val="22"/>
+              </w:rPr>
+              <w:t>C08</w:t>
+            </w:r>
+          </w:p>
+        </w:tc>
+        <w:tc>
+          <w:tcPr>
+            <w:tcW w:type="dxa" w:w="6066"/>
+            <w:vAlign w:val="center"/>
+            <w:tcBorders>
+              <w:top w:val="single" w:sz="4" w:color="D9D9D9"/>
+              <w:left w:val="single" w:sz="4" w:color="D9D9D9"/>
+              <w:bottom w:val="single" w:sz="4" w:color="D9D9D9"/>
+              <w:right w:val="single" w:sz="4" w:color="D9D9D9"/>
+            </w:tcBorders>
+          </w:tcPr>
+          <w:p>
+            <w:pPr>
+              <w:spacing w:line="288" w:lineRule="auto" w:before="80" w:after="80"/>
+            </w:pPr>
+            <w:r>
+              <w:rPr>
+                <w:rFonts w:ascii="맑은 고딕" w:hAnsi="맑은 고딕" w:eastAsia="맑은 고딕"/>
+                <w:sz w:val="22"/>
+              </w:rPr>
+              <w:t>세관·경찰 사칭, 메신저·여권 사진·금전 요구[6]</w:t>
+            </w:r>
+          </w:p>
+        </w:tc>
+        <w:tc>
+          <w:tcPr>
+            <w:tcW w:type="dxa" w:w="2494"/>
+            <w:vAlign w:val="center"/>
+            <w:tcBorders>
+              <w:top w:val="single" w:sz="4" w:color="D9D9D9"/>
+              <w:left w:val="single" w:sz="4" w:color="D9D9D9"/>
+              <w:bottom w:val="single" w:sz="4" w:color="D9D9D9"/>
+              <w:right w:val="single" w:sz="4" w:color="D9D9D9"/>
+            </w:tcBorders>
+          </w:tcPr>
+          <w:p>
+            <w:pPr>
+              <w:spacing w:line="288" w:lineRule="auto" w:before="80" w:after="80"/>
+            </w:pPr>
+            <w:r>
+              <w:rPr>
+                <w:rFonts w:ascii="맑은 고딕" w:hAnsi="맑은 고딕" w:eastAsia="맑은 고딕"/>
+                <w:sz w:val="22"/>
+              </w:rPr>
+              <w:t>메신저 설치·사진 전달·입금 기록</w:t>
+            </w:r>
+          </w:p>
+        </w:tc>
+      </w:tr>
+      <w:tr>
+        <w:trPr>
+          <w:cantSplit/>
+        </w:trPr>
+        <w:tc>
+          <w:tcPr>
+            <w:tcW w:type="dxa" w:w="850"/>
+            <w:vAlign w:val="center"/>
+            <w:tcBorders>
+              <w:top w:val="single" w:sz="4" w:color="D9D9D9"/>
+              <w:left w:val="single" w:sz="4" w:color="D9D9D9"/>
+              <w:bottom w:val="single" w:sz="4" w:color="D9D9D9"/>
+              <w:right w:val="single" w:sz="4" w:color="D9D9D9"/>
+            </w:tcBorders>
+          </w:tcPr>
+          <w:p>
+            <w:pPr>
+              <w:spacing w:line="288" w:lineRule="auto" w:before="80" w:after="80"/>
+              <w:jc w:val="center"/>
+            </w:pPr>
+            <w:r>
+              <w:rPr>
+                <w:rFonts w:ascii="맑은 고딕" w:hAnsi="맑은 고딕" w:eastAsia="맑은 고딕"/>
+                <w:sz w:val="22"/>
+              </w:rPr>
+              <w:t>C09</w:t>
+            </w:r>
+          </w:p>
+        </w:tc>
+        <w:tc>
+          <w:tcPr>
+            <w:tcW w:type="dxa" w:w="6066"/>
+            <w:vAlign w:val="center"/>
+            <w:tcBorders>
+              <w:top w:val="single" w:sz="4" w:color="D9D9D9"/>
+              <w:left w:val="single" w:sz="4" w:color="D9D9D9"/>
+              <w:bottom w:val="single" w:sz="4" w:color="D9D9D9"/>
+              <w:right w:val="single" w:sz="4" w:color="D9D9D9"/>
+            </w:tcBorders>
+          </w:tcPr>
+          <w:p>
+            <w:pPr>
+              <w:spacing w:line="288" w:lineRule="auto" w:before="80" w:after="80"/>
+            </w:pPr>
+            <w:r>
+              <w:rPr>
+                <w:rFonts w:ascii="맑은 고딕" w:hAnsi="맑은 고딕" w:eastAsia="맑은 고딕"/>
+                <w:sz w:val="22"/>
+              </w:rPr>
+              <w:t>납품 계약과 위조 공문을 이용한 선입금 요구[7]</w:t>
+            </w:r>
+          </w:p>
+        </w:tc>
+        <w:tc>
+          <w:tcPr>
+            <w:tcW w:type="dxa" w:w="2494"/>
+            <w:vAlign w:val="center"/>
+            <w:tcBorders>
+              <w:top w:val="single" w:sz="4" w:color="D9D9D9"/>
+              <w:left w:val="single" w:sz="4" w:color="D9D9D9"/>
+              <w:bottom w:val="single" w:sz="4" w:color="D9D9D9"/>
+              <w:right w:val="single" w:sz="4" w:color="D9D9D9"/>
+            </w:tcBorders>
+          </w:tcPr>
+          <w:p>
+            <w:pPr>
+              <w:spacing w:line="288" w:lineRule="auto" w:before="80" w:after="80"/>
+            </w:pPr>
+            <w:r>
+              <w:rPr>
+                <w:rFonts w:ascii="맑은 고딕" w:hAnsi="맑은 고딕" w:eastAsia="맑은 고딕"/>
+                <w:sz w:val="22"/>
+              </w:rPr>
+              <w:t>개별 상태 미상</w:t>
+            </w:r>
+          </w:p>
+        </w:tc>
+      </w:tr>
+      <w:tr>
+        <w:trPr>
+          <w:cantSplit/>
+        </w:trPr>
+        <w:tc>
+          <w:tcPr>
+            <w:tcW w:type="dxa" w:w="850"/>
+            <w:vAlign w:val="center"/>
+            <w:tcBorders>
+              <w:top w:val="single" w:sz="4" w:color="D9D9D9"/>
+              <w:left w:val="single" w:sz="4" w:color="D9D9D9"/>
+              <w:bottom w:val="single" w:sz="4" w:color="D9D9D9"/>
+              <w:right w:val="single" w:sz="4" w:color="D9D9D9"/>
+            </w:tcBorders>
+          </w:tcPr>
+          <w:p>
+            <w:pPr>
+              <w:spacing w:line="288" w:lineRule="auto" w:before="80" w:after="80"/>
+              <w:jc w:val="center"/>
+            </w:pPr>
+            <w:r>
+              <w:rPr>
+                <w:rFonts w:ascii="맑은 고딕" w:hAnsi="맑은 고딕" w:eastAsia="맑은 고딕"/>
+                <w:sz w:val="22"/>
+              </w:rPr>
+              <w:t>C10</w:t>
+            </w:r>
+          </w:p>
+        </w:tc>
+        <w:tc>
+          <w:tcPr>
+            <w:tcW w:type="dxa" w:w="6066"/>
+            <w:vAlign w:val="center"/>
+            <w:tcBorders>
+              <w:top w:val="single" w:sz="4" w:color="D9D9D9"/>
+              <w:left w:val="single" w:sz="4" w:color="D9D9D9"/>
+              <w:bottom w:val="single" w:sz="4" w:color="D9D9D9"/>
+              <w:right w:val="single" w:sz="4" w:color="D9D9D9"/>
+            </w:tcBorders>
+          </w:tcPr>
+          <w:p>
+            <w:pPr>
+              <w:spacing w:line="288" w:lineRule="auto" w:before="80" w:after="80"/>
+            </w:pPr>
+            <w:r>
+              <w:rPr>
+                <w:rFonts w:ascii="맑은 고딕" w:hAnsi="맑은 고딕" w:eastAsia="맑은 고딕"/>
+                <w:sz w:val="22"/>
+              </w:rPr>
+              <w:t>카드 배송에서 가짜 고객센터·원격제어·사건조회로 연결[8]</w:t>
+            </w:r>
+          </w:p>
+        </w:tc>
+        <w:tc>
+          <w:tcPr>
+            <w:tcW w:type="dxa" w:w="2494"/>
+            <w:vAlign w:val="center"/>
+            <w:tcBorders>
+              <w:top w:val="single" w:sz="4" w:color="D9D9D9"/>
+              <w:left w:val="single" w:sz="4" w:color="D9D9D9"/>
+              <w:bottom w:val="single" w:sz="4" w:color="D9D9D9"/>
+              <w:right w:val="single" w:sz="4" w:color="D9D9D9"/>
+            </w:tcBorders>
+          </w:tcPr>
+          <w:p>
+            <w:pPr>
+              <w:spacing w:line="288" w:lineRule="auto" w:before="80" w:after="80"/>
+            </w:pPr>
+            <w:r>
+              <w:rPr>
+                <w:rFonts w:ascii="맑은 고딕" w:hAnsi="맑은 고딕" w:eastAsia="맑은 고딕"/>
+                <w:sz w:val="22"/>
+              </w:rPr>
+              <w:t>악성앱 설치·인적사항 입력 기록</w:t>
+            </w:r>
+          </w:p>
+        </w:tc>
+      </w:tr>
+    </w:tbl>
+    <w:p>
+      <w:pPr>
+        <w:spacing w:after="0"/>
+      </w:pPr>
+    </w:p>
+    <w:p>
+      <w:r>
+        <w:rPr>
+          <w:rFonts w:ascii="맑은 고딕" w:hAnsi="맑은 고딕" w:eastAsia="맑은 고딕"/>
+          <w:sz w:val="22"/>
+        </w:rPr>
+        <w:t>C01–C03은 하나의 법원 사칭 안에서도 요구 행동이 다르다. 종이 안내서로 시작하는 C03은 문자 붙여넣기만으로 상황을 설명하기 어려운 사례이다. C04–C07은 여권 무효화와 후속 기관 연락을 명분으로 삼으며, 실제 기관 번호처럼 보이는 표시가 신원을 보장하지 않음을 보여준다. C08은 정보와 금전, 통신 수단이 한 흐름에서 겹친다[5, 6].</w:t>
+      </w:r>
+    </w:p>
+    <w:p>
+      <w:r>
+        <w:rPr>
+          <w:rFonts w:ascii="맑은 고딕" w:hAnsi="맑은 고딕" w:eastAsia="맑은 고딕"/>
+          <w:sz w:val="22"/>
+        </w:rPr>
+        <w:t>C09는 개인 소비자뿐 아니라 납품업체도 도움을 필요로 한다는 점을 보여준다. 해당 문서는 접수 3건의 공통 수법만 설명하므로 개별 피해액이나 실행 순서를 만들지 않았다[7]. C10은 배송원·카드사·금융감독원·검찰 사칭이 이어지는 재구성 자료이다. 이번 기록은 원문에서 확인한 접근·기망 단계로 한정하며 이후 모든 피해 결과를 대표하지 않는다[8].</w:t>
+      </w:r>
+    </w:p>
+    <w:p>
+      <w:pPr>
+        <w:pStyle w:val="Heading2"/>
+        <w:jc w:val="center"/>
+      </w:pPr>
+      <w:r>
+        <w:rPr>
+          <w:rFonts w:ascii="맑은 고딕" w:hAnsi="맑은 고딕" w:eastAsia="맑은 고딕"/>
+          <w:sz w:val="22"/>
+        </w:rPr>
+        <w:t>공통점과 차이에 따른 안내체계</w:t>
+      </w:r>
+    </w:p>
+    <w:p>
+      <w:r>
+        <w:rPr>
+          <w:rFonts w:ascii="맑은 고딕" w:hAnsi="맑은 고딕" w:eastAsia="맑은 고딕"/>
+          <w:sz w:val="22"/>
+        </w:rPr>
+        <w:t>공통점은 일상적인 연락이나 기관의 권위를 신뢰의 출발점으로 삼고, 다른 연락처·링크·앱으로 이동시키는 점이다. 차이는 이동 수단, 요구 행동, 이미 실행한 행동과 적용 지역에 있다. 따라서 첫 질문을 “어느 기관인가”로 끝내지 않고 “무엇을 요구받았는가”와 “이미 무엇을 했는가”로 이어가도록 제안한다.</w:t>
+      </w:r>
+    </w:p>
+    <w:tbl>
+      <w:tblPr>
+        <w:tblW w:type="auto" w:w="0"/>
+        <w:jc w:val="center"/>
+        <w:tblLayout w:type="fixed"/>
+        <w:tblLook w:firstColumn="1" w:firstRow="1" w:lastColumn="0" w:lastRow="0" w:noHBand="0" w:noVBand="1" w:val="04A0"/>
+      </w:tblPr>
+      <w:tblGrid>
+        <w:gridCol w:w="2268"/>
+        <w:gridCol w:w="7143"/>
       </w:tblGrid>
       <w:tr>
         <w:trPr>
@@ -157,48 +1591,53 @@
         <w:tc>
           <w:tcPr>
             <w:tcW w:type="dxa" w:w="2268"/>
+            <w:vAlign w:val="center"/>
             <w:tcBorders>
               <w:top w:val="single" w:sz="4" w:color="D9D9D9"/>
               <w:left w:val="single" w:sz="4" w:color="D9D9D9"/>
               <w:bottom w:val="single" w:sz="4" w:color="D9D9D9"/>
               <w:right w:val="single" w:sz="4" w:color="D9D9D9"/>
             </w:tcBorders>
-            <w:shd w:fill="EDF3F7"/>
+            <w:shd w:fill="EAEAEA"/>
           </w:tcPr>
           <w:p>
             <w:pPr>
-              <w:spacing w:after="80" w:before="80" w:line="300" w:lineRule="auto"/>
+              <w:spacing w:line="288" w:lineRule="auto" w:before="80" w:after="80"/>
+              <w:jc w:val="center"/>
             </w:pPr>
             <w:r>
               <w:rPr>
+                <w:rFonts w:ascii="맑은 고딕" w:hAnsi="맑은 고딕" w:eastAsia="맑은 고딕"/>
                 <w:b/>
-                <w:sz w:val="18"/>
+                <w:sz w:val="22"/>
               </w:rPr>
-              <w:t>구분</w:t>
+              <w:t>이용자가 확인할 것</w:t>
             </w:r>
           </w:p>
         </w:tc>
         <w:tc>
           <w:tcPr>
-            <w:tcW w:type="dxa" w:w="7370"/>
+            <w:tcW w:type="dxa" w:w="7143"/>
+            <w:vAlign w:val="center"/>
             <w:tcBorders>
               <w:top w:val="single" w:sz="4" w:color="D9D9D9"/>
               <w:left w:val="single" w:sz="4" w:color="D9D9D9"/>
               <w:bottom w:val="single" w:sz="4" w:color="D9D9D9"/>
               <w:right w:val="single" w:sz="4" w:color="D9D9D9"/>
             </w:tcBorders>
-            <w:shd w:fill="EDF3F7"/>
+            <w:shd w:fill="EAEAEA"/>
           </w:tcPr>
           <w:p>
             <w:pPr>
-              <w:spacing w:after="80" w:before="80" w:line="300" w:lineRule="auto"/>
+              <w:spacing w:line="288" w:lineRule="auto" w:before="80" w:after="80"/>
             </w:pPr>
             <w:r>
               <w:rPr>
+                <w:rFonts w:ascii="맑은 고딕" w:hAnsi="맑은 고딕" w:eastAsia="맑은 고딕"/>
                 <w:b/>
-                <w:sz w:val="18"/>
+                <w:sz w:val="22"/>
               </w:rPr>
-              <w:t>정한 기준</w:t>
+              <w:t>제안하는 안내 방향</w:t>
             </w:r>
           </w:p>
         </w:tc>
@@ -210,6 +1649,7 @@
         <w:tc>
           <w:tcPr>
             <w:tcW w:type="dxa" w:w="2268"/>
+            <w:vAlign w:val="center"/>
             <w:tcBorders>
               <w:top w:val="single" w:sz="4" w:color="D9D9D9"/>
               <w:left w:val="single" w:sz="4" w:color="D9D9D9"/>
@@ -219,20 +1659,22 @@
           </w:tcPr>
           <w:p>
             <w:pPr>
-              <w:spacing w:after="80" w:before="80" w:line="300" w:lineRule="auto"/>
+              <w:spacing w:line="288" w:lineRule="auto" w:before="80" w:after="80"/>
+              <w:jc w:val="center"/>
             </w:pPr>
             <w:r>
               <w:rPr>
-                <w:b w:val="0"/>
-                <w:sz w:val="18"/>
+                <w:rFonts w:ascii="맑은 고딕" w:hAnsi="맑은 고딕" w:eastAsia="맑은 고딕"/>
+                <w:sz w:val="22"/>
               </w:rPr>
-              <w:t>중심 비교</w:t>
+              <w:t>요구만 받음</w:t>
             </w:r>
           </w:p>
         </w:tc>
         <w:tc>
           <w:tcPr>
-            <w:tcW w:type="dxa" w:w="7370"/>
+            <w:tcW w:type="dxa" w:w="7143"/>
+            <w:vAlign w:val="center"/>
             <w:tcBorders>
               <w:top w:val="single" w:sz="4" w:color="D9D9D9"/>
               <w:left w:val="single" w:sz="4" w:color="D9D9D9"/>
@@ -242,14 +1684,14 @@
           </w:tcPr>
           <w:p>
             <w:pPr>
-              <w:spacing w:after="80" w:before="80" w:line="300" w:lineRule="auto"/>
+              <w:spacing w:line="288" w:lineRule="auto" w:before="80" w:after="80"/>
             </w:pPr>
             <w:r>
               <w:rPr>
-                <w:b w:val="0"/>
-                <w:sz w:val="18"/>
+                <w:rFonts w:ascii="맑은 고딕" w:hAnsi="맑은 고딕" w:eastAsia="맑은 고딕"/>
+                <w:sz w:val="22"/>
               </w:rPr>
-              <w:t>사례의 촉발 원인, 복구 제약, 실제 조치, 회복 종점, 개선 요구</w:t>
+              <w:t>추가 요구 중단과 공식 경로의 별도 확인. 앱·링크·정보·금전 요구를 구분</w:t>
             </w:r>
           </w:p>
         </w:tc>
@@ -261,6 +1703,7 @@
         <w:tc>
           <w:tcPr>
             <w:tcW w:type="dxa" w:w="2268"/>
+            <w:vAlign w:val="center"/>
             <w:tcBorders>
               <w:top w:val="single" w:sz="4" w:color="D9D9D9"/>
               <w:left w:val="single" w:sz="4" w:color="D9D9D9"/>
@@ -270,20 +1713,22 @@
           </w:tcPr>
           <w:p>
             <w:pPr>
-              <w:spacing w:after="80" w:before="80" w:line="300" w:lineRule="auto"/>
+              <w:spacing w:line="288" w:lineRule="auto" w:before="80" w:after="80"/>
+              <w:jc w:val="center"/>
             </w:pPr>
             <w:r>
               <w:rPr>
-                <w:b w:val="0"/>
-                <w:sz w:val="18"/>
+                <w:rFonts w:ascii="맑은 고딕" w:hAnsi="맑은 고딕" w:eastAsia="맑은 고딕"/>
+                <w:sz w:val="22"/>
               </w:rPr>
-              <w:t>비교 조건</w:t>
+              <w:t>앱 설치 여부</w:t>
             </w:r>
           </w:p>
         </w:tc>
         <w:tc>
           <w:tcPr>
-            <w:tcW w:type="dxa" w:w="7370"/>
+            <w:tcW w:type="dxa" w:w="7143"/>
+            <w:vAlign w:val="center"/>
             <w:tcBorders>
               <w:top w:val="single" w:sz="4" w:color="D9D9D9"/>
               <w:left w:val="single" w:sz="4" w:color="D9D9D9"/>
@@ -293,14 +1738,14 @@
           </w:tcPr>
           <w:p>
             <w:pPr>
-              <w:spacing w:after="80" w:before="80" w:line="300" w:lineRule="auto"/>
+              <w:spacing w:line="288" w:lineRule="auto" w:before="80" w:after="80"/>
             </w:pPr>
             <w:r>
               <w:rPr>
-                <w:b w:val="0"/>
-                <w:sz w:val="18"/>
+                <w:rFonts w:ascii="맑은 고딕" w:hAnsi="맑은 고딕" w:eastAsia="맑은 고딕"/>
+                <w:sz w:val="22"/>
               </w:rPr>
-              <w:t>사건별 기술 계층과 복구 과정. 연구자가 장애 조건을 조작하지 않음</w:t>
+              <w:t>설치 요구와 실제 설치를 분리. 악성앱 설치가 확인된 경우 공식 기기 점검·후속 조치 안내</w:t>
             </w:r>
           </w:p>
         </w:tc>
@@ -312,6 +1757,7 @@
         <w:tc>
           <w:tcPr>
             <w:tcW w:type="dxa" w:w="2268"/>
+            <w:vAlign w:val="center"/>
             <w:tcBorders>
               <w:top w:val="single" w:sz="4" w:color="D9D9D9"/>
               <w:left w:val="single" w:sz="4" w:color="D9D9D9"/>
@@ -321,20 +1767,22 @@
           </w:tcPr>
           <w:p>
             <w:pPr>
-              <w:spacing w:after="80" w:before="80" w:line="300" w:lineRule="auto"/>
+              <w:spacing w:line="288" w:lineRule="auto" w:before="80" w:after="80"/>
+              <w:jc w:val="center"/>
             </w:pPr>
             <w:r>
               <w:rPr>
-                <w:b w:val="0"/>
-                <w:sz w:val="18"/>
+                <w:rFonts w:ascii="맑은 고딕" w:hAnsi="맑은 고딕" w:eastAsia="맑은 고딕"/>
+                <w:sz w:val="22"/>
               </w:rPr>
-              <w:t>고정 기준</w:t>
+              <w:t>정보·금전 전달 여부</w:t>
             </w:r>
           </w:p>
         </w:tc>
         <w:tc>
           <w:tcPr>
-            <w:tcW w:type="dxa" w:w="7370"/>
+            <w:tcW w:type="dxa" w:w="7143"/>
+            <w:vAlign w:val="center"/>
             <w:tcBorders>
               <w:top w:val="single" w:sz="4" w:color="D9D9D9"/>
               <w:left w:val="single" w:sz="4" w:color="D9D9D9"/>
@@ -344,14 +1792,14 @@
           </w:tcPr>
           <w:p>
             <w:pPr>
-              <w:spacing w:after="80" w:before="80" w:line="300" w:lineRule="auto"/>
+              <w:spacing w:line="288" w:lineRule="auto" w:before="80" w:after="80"/>
             </w:pPr>
             <w:r>
               <w:rPr>
-                <w:b w:val="0"/>
-                <w:sz w:val="18"/>
+                <w:rFonts w:ascii="맑은 고딕" w:hAnsi="맑은 고딕" w:eastAsia="맑은 고딕"/>
+                <w:sz w:val="22"/>
               </w:rPr>
-              <w:t>사건 단위, 출처 기록, 사실과 제안 분리, 미기재를 부재로 코딩하지 않기</w:t>
+              <w:t>추가 전달을 중단하고 노출 정보와 금융 피해의 공식 대응 경로를 구분</w:t>
             </w:r>
           </w:p>
         </w:tc>
@@ -363,6 +1811,7 @@
         <w:tc>
           <w:tcPr>
             <w:tcW w:type="dxa" w:w="2268"/>
+            <w:vAlign w:val="center"/>
             <w:tcBorders>
               <w:top w:val="single" w:sz="4" w:color="D9D9D9"/>
               <w:left w:val="single" w:sz="4" w:color="D9D9D9"/>
@@ -372,20 +1821,22 @@
           </w:tcPr>
           <w:p>
             <w:pPr>
-              <w:spacing w:after="80" w:before="80" w:line="300" w:lineRule="auto"/>
+              <w:spacing w:line="288" w:lineRule="auto" w:before="80" w:after="80"/>
+              <w:jc w:val="center"/>
             </w:pPr>
             <w:r>
               <w:rPr>
-                <w:b w:val="0"/>
-                <w:sz w:val="18"/>
+                <w:rFonts w:ascii="맑은 고딕" w:hAnsi="맑은 고딕" w:eastAsia="맑은 고딕"/>
+                <w:sz w:val="22"/>
               </w:rPr>
-              <w:t>표본</w:t>
+              <w:t>해외 체류 또는 해외 거래</w:t>
             </w:r>
           </w:p>
         </w:tc>
         <w:tc>
           <w:tcPr>
-            <w:tcW w:type="dxa" w:w="7370"/>
+            <w:tcW w:type="dxa" w:w="7143"/>
+            <w:vAlign w:val="center"/>
             <w:tcBorders>
               <w:top w:val="single" w:sz="4" w:color="D9D9D9"/>
               <w:left w:val="single" w:sz="4" w:color="D9D9D9"/>
@@ -395,14 +1846,14 @@
           </w:tcPr>
           <w:p>
             <w:pPr>
-              <w:spacing w:after="80" w:before="80" w:line="300" w:lineRule="auto"/>
+              <w:spacing w:line="288" w:lineRule="auto" w:before="80" w:after="80"/>
             </w:pPr>
             <w:r>
               <w:rPr>
-                <w:b w:val="0"/>
-                <w:sz w:val="18"/>
+                <w:rFonts w:ascii="맑은 고딕" w:hAnsi="맑은 고딕" w:eastAsia="맑은 고딕"/>
+                <w:sz w:val="22"/>
               </w:rPr>
-              <w:t>사례 20건. 보조 정량 분석은 GitHub 13건 중 분류 가능한 8건</w:t>
+              <w:t>국내 연락처·제도를 그대로 적용하지 않고 관할 경찰·공관 등 공식 경로 확인</w:t>
             </w:r>
           </w:p>
         </w:tc>
@@ -414,6 +1865,7 @@
         <w:tc>
           <w:tcPr>
             <w:tcW w:type="dxa" w:w="2268"/>
+            <w:vAlign w:val="center"/>
             <w:tcBorders>
               <w:top w:val="single" w:sz="4" w:color="D9D9D9"/>
               <w:left w:val="single" w:sz="4" w:color="D9D9D9"/>
@@ -423,20 +1875,22 @@
           </w:tcPr>
           <w:p>
             <w:pPr>
-              <w:spacing w:after="80" w:before="80" w:line="300" w:lineRule="auto"/>
+              <w:spacing w:line="288" w:lineRule="auto" w:before="80" w:after="80"/>
+              <w:jc w:val="center"/>
             </w:pPr>
             <w:r>
               <w:rPr>
-                <w:b w:val="0"/>
-                <w:sz w:val="18"/>
+                <w:rFonts w:ascii="맑은 고딕" w:hAnsi="맑은 고딕" w:eastAsia="맑은 고딕"/>
+                <w:sz w:val="22"/>
               </w:rPr>
-              <w:t>수치</w:t>
+              <w:t>알 수 없음 또는 복수 행동</w:t>
             </w:r>
           </w:p>
         </w:tc>
         <w:tc>
           <w:tcPr>
-            <w:tcW w:type="dxa" w:w="7370"/>
+            <w:tcW w:type="dxa" w:w="7143"/>
+            <w:vAlign w:val="center"/>
             <w:tcBorders>
               <w:top w:val="single" w:sz="4" w:color="D9D9D9"/>
               <w:left w:val="single" w:sz="4" w:color="D9D9D9"/>
@@ -446,14 +1900,220 @@
           </w:tcPr>
           <w:p>
             <w:pPr>
-              <w:spacing w:after="80" w:before="80" w:line="300" w:lineRule="auto"/>
+              <w:spacing w:line="288" w:lineRule="auto" w:before="80" w:after="80"/>
             </w:pPr>
             <w:r>
               <w:rPr>
-                <w:b w:val="0"/>
-                <w:sz w:val="18"/>
+                <w:rFonts w:ascii="맑은 고딕" w:hAnsi="맑은 고딕" w:eastAsia="맑은 고딕"/>
+                <w:sz w:val="22"/>
               </w:rPr>
-              <w:t>사건 수, 지속시간(분), 집단별 중앙값·평균·범위, 최초 보고값 민감도</w:t>
+              <w:t>단일 답을 강요하지 않고 추가 확인 질문과 전체 도움 경로 제공</w:t>
+            </w:r>
+          </w:p>
+        </w:tc>
+      </w:tr>
+    </w:tbl>
+    <w:p>
+      <w:pPr>
+        <w:spacing w:after="0"/>
+      </w:pPr>
+    </w:p>
+    <w:p>
+      <w:r>
+        <w:rPr>
+          <w:rFonts w:ascii="맑은 고딕" w:hAnsi="맑은 고딕" w:eastAsia="맑은 고딕"/>
+          <w:sz w:val="22"/>
+        </w:rPr>
+        <w:t>후속 웹앱의 사용자가 할 일은 관련 사례를 살펴보고, 요구받은 행동과 이미 한 행동을 선택하고, 그에 맞는 공식 도움 경로를 확인하는 세 가지이다. 긴급 안내는 모든 질문에 답하기 전에도 볼 수 있어야 한다. 이 구성은 공개 기록에서 도출한 제안으로 사용성 우월성이 확인된 기능은 아니다.</w:t>
+      </w:r>
+    </w:p>
+    <w:p>
+      <w:pPr>
+        <w:pStyle w:val="Heading2"/>
+        <w:jc w:val="center"/>
+      </w:pPr>
+      <w:r>
+        <w:rPr>
+          <w:rFonts w:ascii="맑은 고딕" w:hAnsi="맑은 고딕" w:eastAsia="맑은 고딕"/>
+          <w:sz w:val="22"/>
+        </w:rPr>
+        <w:t>공개 기록 적용과 안내 누락 점검</w:t>
+      </w:r>
+    </w:p>
+    <w:tbl>
+      <w:tblPr>
+        <w:tblW w:type="auto" w:w="0"/>
+        <w:jc w:val="center"/>
+        <w:tblLayout w:type="fixed"/>
+        <w:tblLook w:firstColumn="1" w:firstRow="1" w:lastColumn="0" w:lastRow="0" w:noHBand="0" w:noVBand="1" w:val="04A0"/>
+      </w:tblPr>
+      <w:tblGrid>
+        <w:gridCol w:w="1134"/>
+        <w:gridCol w:w="1644"/>
+        <w:gridCol w:w="1644"/>
+        <w:gridCol w:w="1644"/>
+        <w:gridCol w:w="1644"/>
+        <w:gridCol w:w="1701"/>
+      </w:tblGrid>
+      <w:tr>
+        <w:trPr>
+          <w:cantSplit/>
+          <w:tblHeader/>
+        </w:trPr>
+        <w:tc>
+          <w:tcPr>
+            <w:tcW w:type="dxa" w:w="1134"/>
+            <w:vAlign w:val="center"/>
+            <w:tcBorders>
+              <w:top w:val="single" w:sz="4" w:color="D9D9D9"/>
+              <w:left w:val="single" w:sz="4" w:color="D9D9D9"/>
+              <w:bottom w:val="single" w:sz="4" w:color="D9D9D9"/>
+              <w:right w:val="single" w:sz="4" w:color="D9D9D9"/>
+            </w:tcBorders>
+            <w:shd w:fill="EAEAEA"/>
+          </w:tcPr>
+          <w:p>
+            <w:pPr>
+              <w:spacing w:line="288" w:lineRule="auto" w:before="80" w:after="80"/>
+              <w:jc w:val="center"/>
+            </w:pPr>
+            <w:r>
+              <w:rPr>
+                <w:rFonts w:ascii="맑은 고딕" w:hAnsi="맑은 고딕" w:eastAsia="맑은 고딕"/>
+                <w:b/>
+                <w:sz w:val="22"/>
+              </w:rPr>
+              <w:t>기록</w:t>
+            </w:r>
+          </w:p>
+        </w:tc>
+        <w:tc>
+          <w:tcPr>
+            <w:tcW w:type="dxa" w:w="1644"/>
+            <w:vAlign w:val="center"/>
+            <w:tcBorders>
+              <w:top w:val="single" w:sz="4" w:color="D9D9D9"/>
+              <w:left w:val="single" w:sz="4" w:color="D9D9D9"/>
+              <w:bottom w:val="single" w:sz="4" w:color="D9D9D9"/>
+              <w:right w:val="single" w:sz="4" w:color="D9D9D9"/>
+            </w:tcBorders>
+            <w:shd w:fill="EAEAEA"/>
+          </w:tcPr>
+          <w:p>
+            <w:pPr>
+              <w:spacing w:line="288" w:lineRule="auto" w:before="80" w:after="80"/>
+            </w:pPr>
+            <w:r>
+              <w:rPr>
+                <w:rFonts w:ascii="맑은 고딕" w:hAnsi="맑은 고딕" w:eastAsia="맑은 고딕"/>
+                <w:b/>
+                <w:sz w:val="22"/>
+              </w:rPr>
+              <w:t>필수 항목</w:t>
+            </w:r>
+          </w:p>
+        </w:tc>
+        <w:tc>
+          <w:tcPr>
+            <w:tcW w:type="dxa" w:w="1644"/>
+            <w:vAlign w:val="center"/>
+            <w:tcBorders>
+              <w:top w:val="single" w:sz="4" w:color="D9D9D9"/>
+              <w:left w:val="single" w:sz="4" w:color="D9D9D9"/>
+              <w:bottom w:val="single" w:sz="4" w:color="D9D9D9"/>
+              <w:right w:val="single" w:sz="4" w:color="D9D9D9"/>
+            </w:tcBorders>
+            <w:shd w:fill="EAEAEA"/>
+          </w:tcPr>
+          <w:p>
+            <w:pPr>
+              <w:spacing w:line="288" w:lineRule="auto" w:before="80" w:after="80"/>
+            </w:pPr>
+            <w:r>
+              <w:rPr>
+                <w:rFonts w:ascii="맑은 고딕" w:hAnsi="맑은 고딕" w:eastAsia="맑은 고딕"/>
+                <w:b/>
+                <w:sz w:val="22"/>
+              </w:rPr>
+              <w:t>A 누락</w:t>
+            </w:r>
+          </w:p>
+        </w:tc>
+        <w:tc>
+          <w:tcPr>
+            <w:tcW w:type="dxa" w:w="1644"/>
+            <w:vAlign w:val="center"/>
+            <w:tcBorders>
+              <w:top w:val="single" w:sz="4" w:color="D9D9D9"/>
+              <w:left w:val="single" w:sz="4" w:color="D9D9D9"/>
+              <w:bottom w:val="single" w:sz="4" w:color="D9D9D9"/>
+              <w:right w:val="single" w:sz="4" w:color="D9D9D9"/>
+            </w:tcBorders>
+            <w:shd w:fill="EAEAEA"/>
+          </w:tcPr>
+          <w:p>
+            <w:pPr>
+              <w:spacing w:line="288" w:lineRule="auto" w:before="80" w:after="80"/>
+            </w:pPr>
+            <w:r>
+              <w:rPr>
+                <w:rFonts w:ascii="맑은 고딕" w:hAnsi="맑은 고딕" w:eastAsia="맑은 고딕"/>
+                <w:b/>
+                <w:sz w:val="22"/>
+              </w:rPr>
+              <w:t>B 누락</w:t>
+            </w:r>
+          </w:p>
+        </w:tc>
+        <w:tc>
+          <w:tcPr>
+            <w:tcW w:type="dxa" w:w="1644"/>
+            <w:vAlign w:val="center"/>
+            <w:tcBorders>
+              <w:top w:val="single" w:sz="4" w:color="D9D9D9"/>
+              <w:left w:val="single" w:sz="4" w:color="D9D9D9"/>
+              <w:bottom w:val="single" w:sz="4" w:color="D9D9D9"/>
+              <w:right w:val="single" w:sz="4" w:color="D9D9D9"/>
+            </w:tcBorders>
+            <w:shd w:fill="EAEAEA"/>
+          </w:tcPr>
+          <w:p>
+            <w:pPr>
+              <w:spacing w:line="288" w:lineRule="auto" w:before="80" w:after="80"/>
+            </w:pPr>
+            <w:r>
+              <w:rPr>
+                <w:rFonts w:ascii="맑은 고딕" w:hAnsi="맑은 고딕" w:eastAsia="맑은 고딕"/>
+                <w:b/>
+                <w:sz w:val="22"/>
+              </w:rPr>
+              <w:t>A 추가</w:t>
+            </w:r>
+          </w:p>
+        </w:tc>
+        <w:tc>
+          <w:tcPr>
+            <w:tcW w:type="dxa" w:w="1701"/>
+            <w:vAlign w:val="center"/>
+            <w:tcBorders>
+              <w:top w:val="single" w:sz="4" w:color="D9D9D9"/>
+              <w:left w:val="single" w:sz="4" w:color="D9D9D9"/>
+              <w:bottom w:val="single" w:sz="4" w:color="D9D9D9"/>
+              <w:right w:val="single" w:sz="4" w:color="D9D9D9"/>
+            </w:tcBorders>
+            <w:shd w:fill="EAEAEA"/>
+          </w:tcPr>
+          <w:p>
+            <w:pPr>
+              <w:spacing w:line="288" w:lineRule="auto" w:before="80" w:after="80"/>
+            </w:pPr>
+            <w:r>
+              <w:rPr>
+                <w:rFonts w:ascii="맑은 고딕" w:hAnsi="맑은 고딕" w:eastAsia="맑은 고딕"/>
+                <w:b/>
+                <w:sz w:val="22"/>
+              </w:rPr>
+              <w:t>B 추가</w:t>
             </w:r>
           </w:p>
         </w:tc>
@@ -464,7 +2124,8 @@
         </w:trPr>
         <w:tc>
           <w:tcPr>
-            <w:tcW w:type="dxa" w:w="2268"/>
+            <w:tcW w:type="dxa" w:w="1134"/>
+            <w:vAlign w:val="center"/>
             <w:tcBorders>
               <w:top w:val="single" w:sz="4" w:color="D9D9D9"/>
               <w:left w:val="single" w:sz="4" w:color="D9D9D9"/>
@@ -474,20 +2135,22 @@
           </w:tcPr>
           <w:p>
             <w:pPr>
-              <w:spacing w:after="80" w:before="80" w:line="300" w:lineRule="auto"/>
+              <w:spacing w:line="288" w:lineRule="auto" w:before="80" w:after="80"/>
+              <w:jc w:val="center"/>
             </w:pPr>
             <w:r>
               <w:rPr>
-                <w:b w:val="0"/>
-                <w:sz w:val="18"/>
+                <w:rFonts w:ascii="맑은 고딕" w:hAnsi="맑은 고딕" w:eastAsia="맑은 고딕"/>
+                <w:sz w:val="22"/>
               </w:rPr>
-              <w:t>가설 반박 조건</w:t>
+              <w:t>C01</w:t>
             </w:r>
           </w:p>
         </w:tc>
         <w:tc>
           <w:tcPr>
-            <w:tcW w:type="dxa" w:w="7370"/>
+            <w:tcW w:type="dxa" w:w="1644"/>
+            <w:vAlign w:val="center"/>
             <w:tcBorders>
               <w:top w:val="single" w:sz="4" w:color="D9D9D9"/>
               <w:left w:val="single" w:sz="4" w:color="D9D9D9"/>
@@ -497,14 +2160,110 @@
           </w:tcPr>
           <w:p>
             <w:pPr>
-              <w:spacing w:after="80" w:before="80" w:line="300" w:lineRule="auto"/>
+              <w:spacing w:line="288" w:lineRule="auto" w:before="80" w:after="80"/>
             </w:pPr>
             <w:r>
               <w:rPr>
-                <w:b w:val="0"/>
-                <w:sz w:val="18"/>
+                <w:rFonts w:ascii="맑은 고딕" w:hAnsi="맑은 고딕" w:eastAsia="맑은 고딕"/>
+                <w:sz w:val="22"/>
               </w:rPr>
-              <w:t>변경 관련 집단의 중앙값이 인프라 관련 집단 이하이면 방향 가설 미지지</w:t>
+              <w:t>3</w:t>
+            </w:r>
+          </w:p>
+        </w:tc>
+        <w:tc>
+          <w:tcPr>
+            <w:tcW w:type="dxa" w:w="1644"/>
+            <w:vAlign w:val="center"/>
+            <w:tcBorders>
+              <w:top w:val="single" w:sz="4" w:color="D9D9D9"/>
+              <w:left w:val="single" w:sz="4" w:color="D9D9D9"/>
+              <w:bottom w:val="single" w:sz="4" w:color="D9D9D9"/>
+              <w:right w:val="single" w:sz="4" w:color="D9D9D9"/>
+            </w:tcBorders>
+          </w:tcPr>
+          <w:p>
+            <w:pPr>
+              <w:spacing w:line="288" w:lineRule="auto" w:before="80" w:after="80"/>
+            </w:pPr>
+            <w:r>
+              <w:rPr>
+                <w:rFonts w:ascii="맑은 고딕" w:hAnsi="맑은 고딕" w:eastAsia="맑은 고딕"/>
+                <w:sz w:val="22"/>
+              </w:rPr>
+              <w:t>1</w:t>
+            </w:r>
+          </w:p>
+        </w:tc>
+        <w:tc>
+          <w:tcPr>
+            <w:tcW w:type="dxa" w:w="1644"/>
+            <w:vAlign w:val="center"/>
+            <w:tcBorders>
+              <w:top w:val="single" w:sz="4" w:color="D9D9D9"/>
+              <w:left w:val="single" w:sz="4" w:color="D9D9D9"/>
+              <w:bottom w:val="single" w:sz="4" w:color="D9D9D9"/>
+              <w:right w:val="single" w:sz="4" w:color="D9D9D9"/>
+            </w:tcBorders>
+          </w:tcPr>
+          <w:p>
+            <w:pPr>
+              <w:spacing w:line="288" w:lineRule="auto" w:before="80" w:after="80"/>
+            </w:pPr>
+            <w:r>
+              <w:rPr>
+                <w:rFonts w:ascii="맑은 고딕" w:hAnsi="맑은 고딕" w:eastAsia="맑은 고딕"/>
+                <w:sz w:val="22"/>
+              </w:rPr>
+              <w:t>0</w:t>
+            </w:r>
+          </w:p>
+        </w:tc>
+        <w:tc>
+          <w:tcPr>
+            <w:tcW w:type="dxa" w:w="1644"/>
+            <w:vAlign w:val="center"/>
+            <w:tcBorders>
+              <w:top w:val="single" w:sz="4" w:color="D9D9D9"/>
+              <w:left w:val="single" w:sz="4" w:color="D9D9D9"/>
+              <w:bottom w:val="single" w:sz="4" w:color="D9D9D9"/>
+              <w:right w:val="single" w:sz="4" w:color="D9D9D9"/>
+            </w:tcBorders>
+          </w:tcPr>
+          <w:p>
+            <w:pPr>
+              <w:spacing w:line="288" w:lineRule="auto" w:before="80" w:after="80"/>
+            </w:pPr>
+            <w:r>
+              <w:rPr>
+                <w:rFonts w:ascii="맑은 고딕" w:hAnsi="맑은 고딕" w:eastAsia="맑은 고딕"/>
+                <w:sz w:val="22"/>
+              </w:rPr>
+              <w:t>1</w:t>
+            </w:r>
+          </w:p>
+        </w:tc>
+        <w:tc>
+          <w:tcPr>
+            <w:tcW w:type="dxa" w:w="1701"/>
+            <w:vAlign w:val="center"/>
+            <w:tcBorders>
+              <w:top w:val="single" w:sz="4" w:color="D9D9D9"/>
+              <w:left w:val="single" w:sz="4" w:color="D9D9D9"/>
+              <w:bottom w:val="single" w:sz="4" w:color="D9D9D9"/>
+              <w:right w:val="single" w:sz="4" w:color="D9D9D9"/>
+            </w:tcBorders>
+          </w:tcPr>
+          <w:p>
+            <w:pPr>
+              <w:spacing w:line="288" w:lineRule="auto" w:before="80" w:after="80"/>
+            </w:pPr>
+            <w:r>
+              <w:rPr>
+                <w:rFonts w:ascii="맑은 고딕" w:hAnsi="맑은 고딕" w:eastAsia="맑은 고딕"/>
+                <w:sz w:val="22"/>
+              </w:rPr>
+              <w:t>0</w:t>
             </w:r>
           </w:p>
         </w:tc>
@@ -515,7 +2274,8 @@
         </w:trPr>
         <w:tc>
           <w:tcPr>
-            <w:tcW w:type="dxa" w:w="2268"/>
+            <w:tcW w:type="dxa" w:w="1134"/>
+            <w:vAlign w:val="center"/>
             <w:tcBorders>
               <w:top w:val="single" w:sz="4" w:color="D9D9D9"/>
               <w:left w:val="single" w:sz="4" w:color="D9D9D9"/>
@@ -525,20 +2285,22 @@
           </w:tcPr>
           <w:p>
             <w:pPr>
-              <w:spacing w:after="80" w:before="80" w:line="300" w:lineRule="auto"/>
+              <w:spacing w:line="288" w:lineRule="auto" w:before="80" w:after="80"/>
+              <w:jc w:val="center"/>
             </w:pPr>
             <w:r>
               <w:rPr>
-                <w:b w:val="0"/>
-                <w:sz w:val="18"/>
+                <w:rFonts w:ascii="맑은 고딕" w:hAnsi="맑은 고딕" w:eastAsia="맑은 고딕"/>
+                <w:sz w:val="22"/>
               </w:rPr>
-              <w:t>통제 불가</w:t>
+              <w:t>C02</w:t>
             </w:r>
           </w:p>
         </w:tc>
         <w:tc>
           <w:tcPr>
-            <w:tcW w:type="dxa" w:w="7370"/>
+            <w:tcW w:type="dxa" w:w="1644"/>
+            <w:vAlign w:val="center"/>
             <w:tcBorders>
               <w:top w:val="single" w:sz="4" w:color="D9D9D9"/>
               <w:left w:val="single" w:sz="4" w:color="D9D9D9"/>
@@ -548,14 +2310,110 @@
           </w:tcPr>
           <w:p>
             <w:pPr>
-              <w:spacing w:after="80" w:before="80" w:line="300" w:lineRule="auto"/>
+              <w:spacing w:line="288" w:lineRule="auto" w:before="80" w:after="80"/>
             </w:pPr>
             <w:r>
               <w:rPr>
-                <w:b w:val="0"/>
-                <w:sz w:val="18"/>
+                <w:rFonts w:ascii="맑은 고딕" w:hAnsi="맑은 고딕" w:eastAsia="맑은 고딕"/>
+                <w:sz w:val="22"/>
               </w:rPr>
-              <w:t>심각도, 이용자 수, 담당자, 서비스 구조, 실제 중간 네트워크 경로</w:t>
+              <w:t>3</w:t>
+            </w:r>
+          </w:p>
+        </w:tc>
+        <w:tc>
+          <w:tcPr>
+            <w:tcW w:type="dxa" w:w="1644"/>
+            <w:vAlign w:val="center"/>
+            <w:tcBorders>
+              <w:top w:val="single" w:sz="4" w:color="D9D9D9"/>
+              <w:left w:val="single" w:sz="4" w:color="D9D9D9"/>
+              <w:bottom w:val="single" w:sz="4" w:color="D9D9D9"/>
+              <w:right w:val="single" w:sz="4" w:color="D9D9D9"/>
+            </w:tcBorders>
+          </w:tcPr>
+          <w:p>
+            <w:pPr>
+              <w:spacing w:line="288" w:lineRule="auto" w:before="80" w:after="80"/>
+            </w:pPr>
+            <w:r>
+              <w:rPr>
+                <w:rFonts w:ascii="맑은 고딕" w:hAnsi="맑은 고딕" w:eastAsia="맑은 고딕"/>
+                <w:sz w:val="22"/>
+              </w:rPr>
+              <w:t>1</w:t>
+            </w:r>
+          </w:p>
+        </w:tc>
+        <w:tc>
+          <w:tcPr>
+            <w:tcW w:type="dxa" w:w="1644"/>
+            <w:vAlign w:val="center"/>
+            <w:tcBorders>
+              <w:top w:val="single" w:sz="4" w:color="D9D9D9"/>
+              <w:left w:val="single" w:sz="4" w:color="D9D9D9"/>
+              <w:bottom w:val="single" w:sz="4" w:color="D9D9D9"/>
+              <w:right w:val="single" w:sz="4" w:color="D9D9D9"/>
+            </w:tcBorders>
+          </w:tcPr>
+          <w:p>
+            <w:pPr>
+              <w:spacing w:line="288" w:lineRule="auto" w:before="80" w:after="80"/>
+            </w:pPr>
+            <w:r>
+              <w:rPr>
+                <w:rFonts w:ascii="맑은 고딕" w:hAnsi="맑은 고딕" w:eastAsia="맑은 고딕"/>
+                <w:sz w:val="22"/>
+              </w:rPr>
+              <w:t>0</w:t>
+            </w:r>
+          </w:p>
+        </w:tc>
+        <w:tc>
+          <w:tcPr>
+            <w:tcW w:type="dxa" w:w="1644"/>
+            <w:vAlign w:val="center"/>
+            <w:tcBorders>
+              <w:top w:val="single" w:sz="4" w:color="D9D9D9"/>
+              <w:left w:val="single" w:sz="4" w:color="D9D9D9"/>
+              <w:bottom w:val="single" w:sz="4" w:color="D9D9D9"/>
+              <w:right w:val="single" w:sz="4" w:color="D9D9D9"/>
+            </w:tcBorders>
+          </w:tcPr>
+          <w:p>
+            <w:pPr>
+              <w:spacing w:line="288" w:lineRule="auto" w:before="80" w:after="80"/>
+            </w:pPr>
+            <w:r>
+              <w:rPr>
+                <w:rFonts w:ascii="맑은 고딕" w:hAnsi="맑은 고딕" w:eastAsia="맑은 고딕"/>
+                <w:sz w:val="22"/>
+              </w:rPr>
+              <w:t>1</w:t>
+            </w:r>
+          </w:p>
+        </w:tc>
+        <w:tc>
+          <w:tcPr>
+            <w:tcW w:type="dxa" w:w="1701"/>
+            <w:vAlign w:val="center"/>
+            <w:tcBorders>
+              <w:top w:val="single" w:sz="4" w:color="D9D9D9"/>
+              <w:left w:val="single" w:sz="4" w:color="D9D9D9"/>
+              <w:bottom w:val="single" w:sz="4" w:color="D9D9D9"/>
+              <w:right w:val="single" w:sz="4" w:color="D9D9D9"/>
+            </w:tcBorders>
+          </w:tcPr>
+          <w:p>
+            <w:pPr>
+              <w:spacing w:line="288" w:lineRule="auto" w:before="80" w:after="80"/>
+            </w:pPr>
+            <w:r>
+              <w:rPr>
+                <w:rFonts w:ascii="맑은 고딕" w:hAnsi="맑은 고딕" w:eastAsia="맑은 고딕"/>
+                <w:sz w:val="22"/>
+              </w:rPr>
+              <w:t>0</w:t>
             </w:r>
           </w:p>
         </w:tc>
@@ -566,7 +2424,8 @@
         </w:trPr>
         <w:tc>
           <w:tcPr>
-            <w:tcW w:type="dxa" w:w="2268"/>
+            <w:tcW w:type="dxa" w:w="1134"/>
+            <w:vAlign w:val="center"/>
             <w:tcBorders>
               <w:top w:val="single" w:sz="4" w:color="D9D9D9"/>
               <w:left w:val="single" w:sz="4" w:color="D9D9D9"/>
@@ -576,20 +2435,22 @@
           </w:tcPr>
           <w:p>
             <w:pPr>
-              <w:spacing w:after="80" w:before="80" w:line="300" w:lineRule="auto"/>
+              <w:spacing w:line="288" w:lineRule="auto" w:before="80" w:after="80"/>
+              <w:jc w:val="center"/>
             </w:pPr>
             <w:r>
               <w:rPr>
-                <w:b w:val="0"/>
-                <w:sz w:val="18"/>
+                <w:rFonts w:ascii="맑은 고딕" w:hAnsi="맑은 고딕" w:eastAsia="맑은 고딕"/>
+                <w:sz w:val="22"/>
               </w:rPr>
-              <w:t>반복의 의미</w:t>
+              <w:t>C03</w:t>
             </w:r>
           </w:p>
         </w:tc>
         <w:tc>
           <w:tcPr>
-            <w:tcW w:type="dxa" w:w="7370"/>
+            <w:tcW w:type="dxa" w:w="1644"/>
+            <w:vAlign w:val="center"/>
             <w:tcBorders>
               <w:top w:val="single" w:sz="4" w:color="D9D9D9"/>
               <w:left w:val="single" w:sz="4" w:color="D9D9D9"/>
@@ -599,169 +2460,110 @@
           </w:tcPr>
           <w:p>
             <w:pPr>
-              <w:spacing w:after="80" w:before="80" w:line="300" w:lineRule="auto"/>
+              <w:spacing w:line="288" w:lineRule="auto" w:before="80" w:after="80"/>
             </w:pPr>
             <w:r>
               <w:rPr>
-                <w:b w:val="0"/>
-                <w:sz w:val="18"/>
+                <w:rFonts w:ascii="맑은 고딕" w:hAnsi="맑은 고딕" w:eastAsia="맑은 고딕"/>
+                <w:sz w:val="22"/>
               </w:rPr>
-              <w:t>서로 다른 사건을 비교함. 프로그램 반복 실행을 독립 표본으로 세지 않음</w:t>
+              <w:t>3</w:t>
             </w:r>
           </w:p>
         </w:tc>
-      </w:tr>
-    </w:tbl>
-    <w:p>
-      <w:pPr>
-        <w:spacing w:after="40"/>
-      </w:pPr>
-    </w:p>
-    <w:p>
-      <w:r>
-        <w:t>원인별 시간 비교에서 변경 관련은 원문이 설정·배포·유지보수 변경을 원인으로 설명한 사건이다. 인프라 관련은 데이터센터 장애·디스크 불량·자원 할당 지연이 설명된 사건이다. 복구 중 재배포했다는 사실만으로 변경 관련으로 분류하지 않는다. 불확실 사건은 삭제하지 않고 정량 비교에서만 제외하였다. 분 단위 환산은 보고서 표제의 지속시간을 사용하며, 본문 시각 차이와 일치하지 않는 경우 그 불일치도 보존한다.</w:t>
-      </w:r>
-    </w:p>
-    <w:p>
-      <w:pPr>
-        <w:pStyle w:val="Heading2"/>
-      </w:pPr>
-      <w:r>
-        <w:t>분석과 재현</w:t>
-      </w:r>
-    </w:p>
-    <w:p>
-      <w:r>
-        <w:t>질적 비교는 각 원문에서 추출한 사실을 공통 비교표에 배치하고, 복구 과정의 공통점과 차이를 대조하였다. 사례에서 관찰된 문제를 필요한 운영 점검 항목에 연결하되, 제안의 효과가 측정되었다고 해석하지 않았다. 주제 재구성 후 만들어진 비교표는 사후 탐색적 종합이며 새로운 사전등록 가설의 검증 결과가 아니다. 개선 요구의 전체 산업 내 발생 빈도는 산출하지 않았다.</w:t>
-      </w:r>
-    </w:p>
-    <w:p>
-      <w:r>
-        <w:t>보조 분석은 변경 5건과 인프라 3건의 중앙값을 비교하였다. 최초 보고값을 사용하는 민감도 분석과 분류가 모호한 3월 31일 사건을 제외하는 사후 분석을 구분하였다. 분류 불확실 5건은 전체 표에 남겼다. 표본이 작고 시간 정의가 다르므로 유의성 검정·인과효과 추정·운영사 간 복구시간 순위는 수행하지 않았다.</w:t>
-      </w:r>
-    </w:p>
-    <w:p>
-      <w:r>
-        <w:t>Python 3 표준 라이브러리로 전사 기록의 중복, 건수, 분류와 저장 계산값의 일치를 확인한다. 독립된 한 건의 기록 시험은 최초 전체 집계 후 수행되었으므로 사전 시험을 완료한 것으로 소급 표기하지 않는다. 문헌 열람, 추출, 분류와 초안에는 AI를 사용했으며 독립된 사람 분류자의 일치도는 측정하지 않았다. 사용자에게 확인되지 않은 해석을 사용자 본인의 판단으로 기재하지 않았다.</w:t>
-      </w:r>
-    </w:p>
-    <w:p>
-      <w:pPr>
-        <w:pStyle w:val="Heading1"/>
-      </w:pPr>
-      <w:r>
-        <w:t>결과</w:t>
-      </w:r>
-    </w:p>
-    <w:p>
-      <w:pPr>
-        <w:pStyle w:val="Heading2"/>
-      </w:pPr>
-      <w:r>
-        <w:t>공개 사례에서 확인한 복구 제약</w:t>
-      </w:r>
-    </w:p>
-    <w:p>
-      <w:pPr>
-        <w:keepNext/>
-      </w:pPr>
-      <w:r>
-        <w:t>표 2는 다중 운영사 7건의 사건별 비교이다. GitHub 13건의 원래 기록은 표 3과 재현 자료에 전부 남겼다. 아래 행은 한 사건이며, 항목들은 독립적인 실험 효과가 아니다.</w:t>
-      </w:r>
-    </w:p>
-    <w:p>
-      <w:pPr>
-        <w:keepNext/>
-      </w:pPr>
-      <w:r>
-        <w:t>표 2. 공식 보고서의 복구 제약과 개선 요구</w:t>
-      </w:r>
-    </w:p>
-    <w:tbl>
-      <w:tblPr>
-        <w:tblW w:type="auto" w:w="0"/>
-        <w:tblLayout w:type="fixed"/>
-        <w:tblLook w:firstColumn="1" w:firstRow="1" w:lastColumn="0" w:lastRow="0" w:noHBand="0" w:noVBand="1" w:val="04A0"/>
-      </w:tblPr>
-      <w:tblGrid>
-        <w:gridCol w:w="3213"/>
-        <w:gridCol w:w="3213"/>
-        <w:gridCol w:w="3213"/>
-      </w:tblGrid>
-      <w:tr>
-        <w:trPr>
-          <w:cantSplit/>
-          <w:tblHeader/>
-        </w:trPr>
         <w:tc>
           <w:tcPr>
-            <w:tcW w:type="dxa" w:w="2268"/>
+            <w:tcW w:type="dxa" w:w="1644"/>
+            <w:vAlign w:val="center"/>
             <w:tcBorders>
               <w:top w:val="single" w:sz="4" w:color="D9D9D9"/>
               <w:left w:val="single" w:sz="4" w:color="D9D9D9"/>
               <w:bottom w:val="single" w:sz="4" w:color="D9D9D9"/>
               <w:right w:val="single" w:sz="4" w:color="D9D9D9"/>
             </w:tcBorders>
-            <w:shd w:fill="EDF3F7"/>
           </w:tcPr>
           <w:p>
             <w:pPr>
-              <w:spacing w:after="80" w:before="80" w:line="300" w:lineRule="auto"/>
+              <w:spacing w:line="288" w:lineRule="auto" w:before="80" w:after="80"/>
             </w:pPr>
             <w:r>
               <w:rPr>
-                <w:b/>
-                <w:sz w:val="18"/>
+                <w:rFonts w:ascii="맑은 고딕" w:hAnsi="맑은 고딕" w:eastAsia="맑은 고딕"/>
+                <w:sz w:val="22"/>
               </w:rPr>
-              <w:t>사례·출처</w:t>
+              <w:t>0</w:t>
             </w:r>
           </w:p>
         </w:tc>
         <w:tc>
           <w:tcPr>
-            <w:tcW w:type="dxa" w:w="3685"/>
+            <w:tcW w:type="dxa" w:w="1644"/>
+            <w:vAlign w:val="center"/>
             <w:tcBorders>
               <w:top w:val="single" w:sz="4" w:color="D9D9D9"/>
               <w:left w:val="single" w:sz="4" w:color="D9D9D9"/>
               <w:bottom w:val="single" w:sz="4" w:color="D9D9D9"/>
               <w:right w:val="single" w:sz="4" w:color="D9D9D9"/>
             </w:tcBorders>
-            <w:shd w:fill="EDF3F7"/>
           </w:tcPr>
           <w:p>
             <w:pPr>
-              <w:spacing w:after="80" w:before="80" w:line="300" w:lineRule="auto"/>
+              <w:spacing w:line="288" w:lineRule="auto" w:before="80" w:after="80"/>
             </w:pPr>
             <w:r>
               <w:rPr>
-                <w:b/>
-                <w:sz w:val="18"/>
+                <w:rFonts w:ascii="맑은 고딕" w:hAnsi="맑은 고딕" w:eastAsia="맑은 고딕"/>
+                <w:sz w:val="22"/>
               </w:rPr>
-              <w:t>원문에서 확인한 사실</w:t>
+              <w:t>0</w:t>
             </w:r>
           </w:p>
         </w:tc>
         <w:tc>
           <w:tcPr>
-            <w:tcW w:type="dxa" w:w="3685"/>
+            <w:tcW w:type="dxa" w:w="1644"/>
+            <w:vAlign w:val="center"/>
             <w:tcBorders>
               <w:top w:val="single" w:sz="4" w:color="D9D9D9"/>
               <w:left w:val="single" w:sz="4" w:color="D9D9D9"/>
               <w:bottom w:val="single" w:sz="4" w:color="D9D9D9"/>
               <w:right w:val="single" w:sz="4" w:color="D9D9D9"/>
             </w:tcBorders>
-            <w:shd w:fill="EDF3F7"/>
           </w:tcPr>
           <w:p>
             <w:pPr>
-              <w:spacing w:after="80" w:before="80" w:line="300" w:lineRule="auto"/>
+              <w:spacing w:line="288" w:lineRule="auto" w:before="80" w:after="80"/>
             </w:pPr>
             <w:r>
               <w:rPr>
-                <w:b/>
-                <w:sz w:val="18"/>
+                <w:rFonts w:ascii="맑은 고딕" w:hAnsi="맑은 고딕" w:eastAsia="맑은 고딕"/>
+                <w:sz w:val="22"/>
               </w:rPr>
-              <w:t>이번 연구에서 도출한 개선 요구</w:t>
+              <w:t>0</w:t>
+            </w:r>
+          </w:p>
+        </w:tc>
+        <w:tc>
+          <w:tcPr>
+            <w:tcW w:type="dxa" w:w="1701"/>
+            <w:vAlign w:val="center"/>
+            <w:tcBorders>
+              <w:top w:val="single" w:sz="4" w:color="D9D9D9"/>
+              <w:left w:val="single" w:sz="4" w:color="D9D9D9"/>
+              <w:bottom w:val="single" w:sz="4" w:color="D9D9D9"/>
+              <w:right w:val="single" w:sz="4" w:color="D9D9D9"/>
+            </w:tcBorders>
+          </w:tcPr>
+          <w:p>
+            <w:pPr>
+              <w:spacing w:line="288" w:lineRule="auto" w:before="80" w:after="80"/>
+            </w:pPr>
+            <w:r>
+              <w:rPr>
+                <w:rFonts w:ascii="맑은 고딕" w:hAnsi="맑은 고딕" w:eastAsia="맑은 고딕"/>
+                <w:sz w:val="22"/>
+              </w:rPr>
+              <w:t>0</w:t>
             </w:r>
           </w:p>
         </w:tc>
@@ -772,7 +2574,8 @@
         </w:trPr>
         <w:tc>
           <w:tcPr>
-            <w:tcW w:type="dxa" w:w="2268"/>
+            <w:tcW w:type="dxa" w:w="1134"/>
+            <w:vAlign w:val="center"/>
             <w:tcBorders>
               <w:top w:val="single" w:sz="4" w:color="D9D9D9"/>
               <w:left w:val="single" w:sz="4" w:color="D9D9D9"/>
@@ -782,20 +2585,22 @@
           </w:tcPr>
           <w:p>
             <w:pPr>
-              <w:spacing w:after="80" w:before="80" w:line="300" w:lineRule="auto"/>
+              <w:spacing w:line="288" w:lineRule="auto" w:before="80" w:after="80"/>
+              <w:jc w:val="center"/>
             </w:pPr>
             <w:r>
               <w:rPr>
-                <w:b w:val="0"/>
-                <w:sz w:val="18"/>
+                <w:rFonts w:ascii="맑은 고딕" w:hAnsi="맑은 고딕" w:eastAsia="맑은 고딕"/>
+                <w:sz w:val="22"/>
               </w:rPr>
-              <w:t>Cloudflare 2022 [9]</w:t>
+              <w:t>C04</w:t>
             </w:r>
           </w:p>
         </w:tc>
         <w:tc>
           <w:tcPr>
-            <w:tcW w:type="dxa" w:w="3685"/>
+            <w:tcW w:type="dxa" w:w="1644"/>
+            <w:vAlign w:val="center"/>
             <w:tcBorders>
               <w:top w:val="single" w:sz="4" w:color="D9D9D9"/>
               <w:left w:val="single" w:sz="4" w:color="D9D9D9"/>
@@ -805,20 +2610,21 @@
           </w:tcPr>
           <w:p>
             <w:pPr>
-              <w:spacing w:after="80" w:before="80" w:line="300" w:lineRule="auto"/>
+              <w:spacing w:line="288" w:lineRule="auto" w:before="80" w:after="80"/>
             </w:pPr>
             <w:r>
               <w:rPr>
-                <w:b w:val="0"/>
-                <w:sz w:val="18"/>
+                <w:rFonts w:ascii="맑은 고딕" w:hAnsi="맑은 고딕" w:eastAsia="맑은 고딕"/>
+                <w:sz w:val="22"/>
               </w:rPr>
-              <w:t>BGP 정책 변경 이후 장애. 되돌리기 과정에서 작업이 충돌함</w:t>
+              <w:t>4</w:t>
             </w:r>
           </w:p>
         </w:tc>
         <w:tc>
           <w:tcPr>
-            <w:tcW w:type="dxa" w:w="3685"/>
+            <w:tcW w:type="dxa" w:w="1644"/>
+            <w:vAlign w:val="center"/>
             <w:tcBorders>
               <w:top w:val="single" w:sz="4" w:color="D9D9D9"/>
               <w:left w:val="single" w:sz="4" w:color="D9D9D9"/>
@@ -828,14 +2634,86 @@
           </w:tcPr>
           <w:p>
             <w:pPr>
-              <w:spacing w:after="80" w:before="80" w:line="300" w:lineRule="auto"/>
+              <w:spacing w:line="288" w:lineRule="auto" w:before="80" w:after="80"/>
             </w:pPr>
             <w:r>
               <w:rPr>
-                <w:b w:val="0"/>
-                <w:sz w:val="18"/>
+                <w:rFonts w:ascii="맑은 고딕" w:hAnsi="맑은 고딕" w:eastAsia="맑은 고딕"/>
+                <w:sz w:val="22"/>
               </w:rPr>
-              <w:t>변경 이력과 조치 담당자를 연결하고 동시 작업을 조정</w:t>
+              <w:t>0</w:t>
+            </w:r>
+          </w:p>
+        </w:tc>
+        <w:tc>
+          <w:tcPr>
+            <w:tcW w:type="dxa" w:w="1644"/>
+            <w:vAlign w:val="center"/>
+            <w:tcBorders>
+              <w:top w:val="single" w:sz="4" w:color="D9D9D9"/>
+              <w:left w:val="single" w:sz="4" w:color="D9D9D9"/>
+              <w:bottom w:val="single" w:sz="4" w:color="D9D9D9"/>
+              <w:right w:val="single" w:sz="4" w:color="D9D9D9"/>
+            </w:tcBorders>
+          </w:tcPr>
+          <w:p>
+            <w:pPr>
+              <w:spacing w:line="288" w:lineRule="auto" w:before="80" w:after="80"/>
+            </w:pPr>
+            <w:r>
+              <w:rPr>
+                <w:rFonts w:ascii="맑은 고딕" w:hAnsi="맑은 고딕" w:eastAsia="맑은 고딕"/>
+                <w:sz w:val="22"/>
+              </w:rPr>
+              <w:t>0</w:t>
+            </w:r>
+          </w:p>
+        </w:tc>
+        <w:tc>
+          <w:tcPr>
+            <w:tcW w:type="dxa" w:w="1644"/>
+            <w:vAlign w:val="center"/>
+            <w:tcBorders>
+              <w:top w:val="single" w:sz="4" w:color="D9D9D9"/>
+              <w:left w:val="single" w:sz="4" w:color="D9D9D9"/>
+              <w:bottom w:val="single" w:sz="4" w:color="D9D9D9"/>
+              <w:right w:val="single" w:sz="4" w:color="D9D9D9"/>
+            </w:tcBorders>
+          </w:tcPr>
+          <w:p>
+            <w:pPr>
+              <w:spacing w:line="288" w:lineRule="auto" w:before="80" w:after="80"/>
+            </w:pPr>
+            <w:r>
+              <w:rPr>
+                <w:rFonts w:ascii="맑은 고딕" w:hAnsi="맑은 고딕" w:eastAsia="맑은 고딕"/>
+                <w:sz w:val="22"/>
+              </w:rPr>
+              <w:t>0</w:t>
+            </w:r>
+          </w:p>
+        </w:tc>
+        <w:tc>
+          <w:tcPr>
+            <w:tcW w:type="dxa" w:w="1701"/>
+            <w:vAlign w:val="center"/>
+            <w:tcBorders>
+              <w:top w:val="single" w:sz="4" w:color="D9D9D9"/>
+              <w:left w:val="single" w:sz="4" w:color="D9D9D9"/>
+              <w:bottom w:val="single" w:sz="4" w:color="D9D9D9"/>
+              <w:right w:val="single" w:sz="4" w:color="D9D9D9"/>
+            </w:tcBorders>
+          </w:tcPr>
+          <w:p>
+            <w:pPr>
+              <w:spacing w:line="288" w:lineRule="auto" w:before="80" w:after="80"/>
+            </w:pPr>
+            <w:r>
+              <w:rPr>
+                <w:rFonts w:ascii="맑은 고딕" w:hAnsi="맑은 고딕" w:eastAsia="맑은 고딕"/>
+                <w:sz w:val="22"/>
+              </w:rPr>
+              <w:t>0</w:t>
             </w:r>
           </w:p>
         </w:tc>
@@ -846,7 +2724,8 @@
         </w:trPr>
         <w:tc>
           <w:tcPr>
-            <w:tcW w:type="dxa" w:w="2268"/>
+            <w:tcW w:type="dxa" w:w="1134"/>
+            <w:vAlign w:val="center"/>
             <w:tcBorders>
               <w:top w:val="single" w:sz="4" w:color="D9D9D9"/>
               <w:left w:val="single" w:sz="4" w:color="D9D9D9"/>
@@ -856,20 +2735,22 @@
           </w:tcPr>
           <w:p>
             <w:pPr>
-              <w:spacing w:after="80" w:before="80" w:line="300" w:lineRule="auto"/>
+              <w:spacing w:line="288" w:lineRule="auto" w:before="80" w:after="80"/>
+              <w:jc w:val="center"/>
             </w:pPr>
             <w:r>
               <w:rPr>
-                <w:b w:val="0"/>
-                <w:sz w:val="18"/>
+                <w:rFonts w:ascii="맑은 고딕" w:hAnsi="맑은 고딕" w:eastAsia="맑은 고딕"/>
+                <w:sz w:val="22"/>
               </w:rPr>
-              <w:t>Cloudflare 2023 [10]</w:t>
+              <w:t>C05</w:t>
             </w:r>
           </w:p>
         </w:tc>
         <w:tc>
           <w:tcPr>
-            <w:tcW w:type="dxa" w:w="3685"/>
+            <w:tcW w:type="dxa" w:w="1644"/>
+            <w:vAlign w:val="center"/>
             <w:tcBorders>
               <w:top w:val="single" w:sz="4" w:color="D9D9D9"/>
               <w:left w:val="single" w:sz="4" w:color="D9D9D9"/>
@@ -879,20 +2760,21 @@
           </w:tcPr>
           <w:p>
             <w:pPr>
-              <w:spacing w:after="80" w:before="80" w:line="300" w:lineRule="auto"/>
+              <w:spacing w:line="288" w:lineRule="auto" w:before="80" w:after="80"/>
             </w:pPr>
             <w:r>
               <w:rPr>
-                <w:b w:val="0"/>
-                <w:sz w:val="18"/>
+                <w:rFonts w:ascii="맑은 고딕" w:hAnsi="맑은 고딕" w:eastAsia="맑은 고딕"/>
+                <w:sz w:val="22"/>
               </w:rPr>
-              <w:t>전원 장애가 제어·분석 기능에 영향. 일부 재해복구가 지연됨</w:t>
+              <w:t>3</w:t>
             </w:r>
           </w:p>
         </w:tc>
         <w:tc>
           <w:tcPr>
-            <w:tcW w:type="dxa" w:w="3685"/>
+            <w:tcW w:type="dxa" w:w="1644"/>
+            <w:vAlign w:val="center"/>
             <w:tcBorders>
               <w:top w:val="single" w:sz="4" w:color="D9D9D9"/>
               <w:left w:val="single" w:sz="4" w:color="D9D9D9"/>
@@ -902,14 +2784,86 @@
           </w:tcPr>
           <w:p>
             <w:pPr>
-              <w:spacing w:after="80" w:before="80" w:line="300" w:lineRule="auto"/>
+              <w:spacing w:line="288" w:lineRule="auto" w:before="80" w:after="80"/>
             </w:pPr>
             <w:r>
               <w:rPr>
-                <w:b w:val="0"/>
-                <w:sz w:val="18"/>
+                <w:rFonts w:ascii="맑은 고딕" w:hAnsi="맑은 고딕" w:eastAsia="맑은 고딕"/>
+                <w:sz w:val="22"/>
               </w:rPr>
-              <w:t>주 서비스와 운영 기능의 의존성·대체 복구 경로 점검</w:t>
+              <w:t>0</w:t>
+            </w:r>
+          </w:p>
+        </w:tc>
+        <w:tc>
+          <w:tcPr>
+            <w:tcW w:type="dxa" w:w="1644"/>
+            <w:vAlign w:val="center"/>
+            <w:tcBorders>
+              <w:top w:val="single" w:sz="4" w:color="D9D9D9"/>
+              <w:left w:val="single" w:sz="4" w:color="D9D9D9"/>
+              <w:bottom w:val="single" w:sz="4" w:color="D9D9D9"/>
+              <w:right w:val="single" w:sz="4" w:color="D9D9D9"/>
+            </w:tcBorders>
+          </w:tcPr>
+          <w:p>
+            <w:pPr>
+              <w:spacing w:line="288" w:lineRule="auto" w:before="80" w:after="80"/>
+            </w:pPr>
+            <w:r>
+              <w:rPr>
+                <w:rFonts w:ascii="맑은 고딕" w:hAnsi="맑은 고딕" w:eastAsia="맑은 고딕"/>
+                <w:sz w:val="22"/>
+              </w:rPr>
+              <w:t>0</w:t>
+            </w:r>
+          </w:p>
+        </w:tc>
+        <w:tc>
+          <w:tcPr>
+            <w:tcW w:type="dxa" w:w="1644"/>
+            <w:vAlign w:val="center"/>
+            <w:tcBorders>
+              <w:top w:val="single" w:sz="4" w:color="D9D9D9"/>
+              <w:left w:val="single" w:sz="4" w:color="D9D9D9"/>
+              <w:bottom w:val="single" w:sz="4" w:color="D9D9D9"/>
+              <w:right w:val="single" w:sz="4" w:color="D9D9D9"/>
+            </w:tcBorders>
+          </w:tcPr>
+          <w:p>
+            <w:pPr>
+              <w:spacing w:line="288" w:lineRule="auto" w:before="80" w:after="80"/>
+            </w:pPr>
+            <w:r>
+              <w:rPr>
+                <w:rFonts w:ascii="맑은 고딕" w:hAnsi="맑은 고딕" w:eastAsia="맑은 고딕"/>
+                <w:sz w:val="22"/>
+              </w:rPr>
+              <w:t>1</w:t>
+            </w:r>
+          </w:p>
+        </w:tc>
+        <w:tc>
+          <w:tcPr>
+            <w:tcW w:type="dxa" w:w="1701"/>
+            <w:vAlign w:val="center"/>
+            <w:tcBorders>
+              <w:top w:val="single" w:sz="4" w:color="D9D9D9"/>
+              <w:left w:val="single" w:sz="4" w:color="D9D9D9"/>
+              <w:bottom w:val="single" w:sz="4" w:color="D9D9D9"/>
+              <w:right w:val="single" w:sz="4" w:color="D9D9D9"/>
+            </w:tcBorders>
+          </w:tcPr>
+          <w:p>
+            <w:pPr>
+              <w:spacing w:line="288" w:lineRule="auto" w:before="80" w:after="80"/>
+            </w:pPr>
+            <w:r>
+              <w:rPr>
+                <w:rFonts w:ascii="맑은 고딕" w:hAnsi="맑은 고딕" w:eastAsia="맑은 고딕"/>
+                <w:sz w:val="22"/>
+              </w:rPr>
+              <w:t>0</w:t>
             </w:r>
           </w:p>
         </w:tc>
@@ -920,7 +2874,8 @@
         </w:trPr>
         <w:tc>
           <w:tcPr>
-            <w:tcW w:type="dxa" w:w="2268"/>
+            <w:tcW w:type="dxa" w:w="1134"/>
+            <w:vAlign w:val="center"/>
             <w:tcBorders>
               <w:top w:val="single" w:sz="4" w:color="D9D9D9"/>
               <w:left w:val="single" w:sz="4" w:color="D9D9D9"/>
@@ -930,20 +2885,22 @@
           </w:tcPr>
           <w:p>
             <w:pPr>
-              <w:spacing w:after="80" w:before="80" w:line="300" w:lineRule="auto"/>
+              <w:spacing w:line="288" w:lineRule="auto" w:before="80" w:after="80"/>
+              <w:jc w:val="center"/>
             </w:pPr>
             <w:r>
               <w:rPr>
-                <w:b w:val="0"/>
-                <w:sz w:val="18"/>
+                <w:rFonts w:ascii="맑은 고딕" w:hAnsi="맑은 고딕" w:eastAsia="맑은 고딕"/>
+                <w:sz w:val="22"/>
               </w:rPr>
-              <w:t>Google Cloud 2019 [11]</w:t>
+              <w:t>C06</w:t>
             </w:r>
           </w:p>
         </w:tc>
         <w:tc>
           <w:tcPr>
-            <w:tcW w:type="dxa" w:w="3685"/>
+            <w:tcW w:type="dxa" w:w="1644"/>
+            <w:vAlign w:val="center"/>
             <w:tcBorders>
               <w:top w:val="single" w:sz="4" w:color="D9D9D9"/>
               <w:left w:val="single" w:sz="4" w:color="D9D9D9"/>
@@ -953,20 +2910,21 @@
           </w:tcPr>
           <w:p>
             <w:pPr>
-              <w:spacing w:after="80" w:before="80" w:line="300" w:lineRule="auto"/>
+              <w:spacing w:line="288" w:lineRule="auto" w:before="80" w:after="80"/>
             </w:pPr>
             <w:r>
               <w:rPr>
-                <w:b w:val="0"/>
-                <w:sz w:val="18"/>
+                <w:rFonts w:ascii="맑은 고딕" w:hAnsi="맑은 고딕" w:eastAsia="맑은 고딕"/>
+                <w:sz w:val="22"/>
               </w:rPr>
-              <w:t>네트워크 혼잡이 진단·복구 도구에도 영향을 줌</w:t>
+              <w:t>3</w:t>
             </w:r>
           </w:p>
         </w:tc>
         <w:tc>
           <w:tcPr>
-            <w:tcW w:type="dxa" w:w="3685"/>
+            <w:tcW w:type="dxa" w:w="1644"/>
+            <w:vAlign w:val="center"/>
             <w:tcBorders>
               <w:top w:val="single" w:sz="4" w:color="D9D9D9"/>
               <w:left w:val="single" w:sz="4" w:color="D9D9D9"/>
@@ -976,14 +2934,86 @@
           </w:tcPr>
           <w:p>
             <w:pPr>
-              <w:spacing w:after="80" w:before="80" w:line="300" w:lineRule="auto"/>
+              <w:spacing w:line="288" w:lineRule="auto" w:before="80" w:after="80"/>
             </w:pPr>
             <w:r>
               <w:rPr>
-                <w:b w:val="0"/>
-                <w:sz w:val="18"/>
+                <w:rFonts w:ascii="맑은 고딕" w:hAnsi="맑은 고딕" w:eastAsia="맑은 고딕"/>
+                <w:sz w:val="22"/>
               </w:rPr>
-              <w:t>사용자 통신과 관리 통신의 공통 의존성 확인</w:t>
+              <w:t>0</w:t>
+            </w:r>
+          </w:p>
+        </w:tc>
+        <w:tc>
+          <w:tcPr>
+            <w:tcW w:type="dxa" w:w="1644"/>
+            <w:vAlign w:val="center"/>
+            <w:tcBorders>
+              <w:top w:val="single" w:sz="4" w:color="D9D9D9"/>
+              <w:left w:val="single" w:sz="4" w:color="D9D9D9"/>
+              <w:bottom w:val="single" w:sz="4" w:color="D9D9D9"/>
+              <w:right w:val="single" w:sz="4" w:color="D9D9D9"/>
+            </w:tcBorders>
+          </w:tcPr>
+          <w:p>
+            <w:pPr>
+              <w:spacing w:line="288" w:lineRule="auto" w:before="80" w:after="80"/>
+            </w:pPr>
+            <w:r>
+              <w:rPr>
+                <w:rFonts w:ascii="맑은 고딕" w:hAnsi="맑은 고딕" w:eastAsia="맑은 고딕"/>
+                <w:sz w:val="22"/>
+              </w:rPr>
+              <w:t>0</w:t>
+            </w:r>
+          </w:p>
+        </w:tc>
+        <w:tc>
+          <w:tcPr>
+            <w:tcW w:type="dxa" w:w="1644"/>
+            <w:vAlign w:val="center"/>
+            <w:tcBorders>
+              <w:top w:val="single" w:sz="4" w:color="D9D9D9"/>
+              <w:left w:val="single" w:sz="4" w:color="D9D9D9"/>
+              <w:bottom w:val="single" w:sz="4" w:color="D9D9D9"/>
+              <w:right w:val="single" w:sz="4" w:color="D9D9D9"/>
+            </w:tcBorders>
+          </w:tcPr>
+          <w:p>
+            <w:pPr>
+              <w:spacing w:line="288" w:lineRule="auto" w:before="80" w:after="80"/>
+            </w:pPr>
+            <w:r>
+              <w:rPr>
+                <w:rFonts w:ascii="맑은 고딕" w:hAnsi="맑은 고딕" w:eastAsia="맑은 고딕"/>
+                <w:sz w:val="22"/>
+              </w:rPr>
+              <w:t>1</w:t>
+            </w:r>
+          </w:p>
+        </w:tc>
+        <w:tc>
+          <w:tcPr>
+            <w:tcW w:type="dxa" w:w="1701"/>
+            <w:vAlign w:val="center"/>
+            <w:tcBorders>
+              <w:top w:val="single" w:sz="4" w:color="D9D9D9"/>
+              <w:left w:val="single" w:sz="4" w:color="D9D9D9"/>
+              <w:bottom w:val="single" w:sz="4" w:color="D9D9D9"/>
+              <w:right w:val="single" w:sz="4" w:color="D9D9D9"/>
+            </w:tcBorders>
+          </w:tcPr>
+          <w:p>
+            <w:pPr>
+              <w:spacing w:line="288" w:lineRule="auto" w:before="80" w:after="80"/>
+            </w:pPr>
+            <w:r>
+              <w:rPr>
+                <w:rFonts w:ascii="맑은 고딕" w:hAnsi="맑은 고딕" w:eastAsia="맑은 고딕"/>
+                <w:sz w:val="22"/>
+              </w:rPr>
+              <w:t>0</w:t>
             </w:r>
           </w:p>
         </w:tc>
@@ -994,7 +3024,8 @@
         </w:trPr>
         <w:tc>
           <w:tcPr>
-            <w:tcW w:type="dxa" w:w="2268"/>
+            <w:tcW w:type="dxa" w:w="1134"/>
+            <w:vAlign w:val="center"/>
             <w:tcBorders>
               <w:top w:val="single" w:sz="4" w:color="D9D9D9"/>
               <w:left w:val="single" w:sz="4" w:color="D9D9D9"/>
@@ -1004,20 +3035,22 @@
           </w:tcPr>
           <w:p>
             <w:pPr>
-              <w:spacing w:after="80" w:before="80" w:line="300" w:lineRule="auto"/>
+              <w:spacing w:line="288" w:lineRule="auto" w:before="80" w:after="80"/>
+              <w:jc w:val="center"/>
             </w:pPr>
             <w:r>
               <w:rPr>
-                <w:b w:val="0"/>
-                <w:sz w:val="18"/>
+                <w:rFonts w:ascii="맑은 고딕" w:hAnsi="맑은 고딕" w:eastAsia="맑은 고딕"/>
+                <w:sz w:val="22"/>
               </w:rPr>
-              <w:t>Azure 2023 [12]</w:t>
+              <w:t>C07</w:t>
             </w:r>
           </w:p>
         </w:tc>
         <w:tc>
           <w:tcPr>
-            <w:tcW w:type="dxa" w:w="3685"/>
+            <w:tcW w:type="dxa" w:w="1644"/>
+            <w:vAlign w:val="center"/>
             <w:tcBorders>
               <w:top w:val="single" w:sz="4" w:color="D9D9D9"/>
               <w:left w:val="single" w:sz="4" w:color="D9D9D9"/>
@@ -1027,20 +3060,21 @@
           </w:tcPr>
           <w:p>
             <w:pPr>
-              <w:spacing w:after="80" w:before="80" w:line="300" w:lineRule="auto"/>
+              <w:spacing w:line="288" w:lineRule="auto" w:before="80" w:after="80"/>
             </w:pPr>
             <w:r>
               <w:rPr>
-                <w:b w:val="0"/>
-                <w:sz w:val="18"/>
+                <w:rFonts w:ascii="맑은 고딕" w:hAnsi="맑은 고딕" w:eastAsia="맑은 고딕"/>
+                <w:sz w:val="22"/>
               </w:rPr>
-              <w:t>전원·냉각 사건 후 저장·DB 의존성에 따라 회복이 지연됨</w:t>
+              <w:t>3</w:t>
             </w:r>
           </w:p>
         </w:tc>
         <w:tc>
           <w:tcPr>
-            <w:tcW w:type="dxa" w:w="3685"/>
+            <w:tcW w:type="dxa" w:w="1644"/>
+            <w:vAlign w:val="center"/>
             <w:tcBorders>
               <w:top w:val="single" w:sz="4" w:color="D9D9D9"/>
               <w:left w:val="single" w:sz="4" w:color="D9D9D9"/>
@@ -1050,14 +3084,86 @@
           </w:tcPr>
           <w:p>
             <w:pPr>
-              <w:spacing w:after="80" w:before="80" w:line="300" w:lineRule="auto"/>
+              <w:spacing w:line="288" w:lineRule="auto" w:before="80" w:after="80"/>
             </w:pPr>
             <w:r>
               <w:rPr>
-                <w:b w:val="0"/>
-                <w:sz w:val="18"/>
+                <w:rFonts w:ascii="맑은 고딕" w:hAnsi="맑은 고딕" w:eastAsia="맑은 고딕"/>
+                <w:sz w:val="22"/>
               </w:rPr>
-              <w:t>시설·데이터·응용의 회복 종점을 별도 판정</w:t>
+              <w:t>0</w:t>
+            </w:r>
+          </w:p>
+        </w:tc>
+        <w:tc>
+          <w:tcPr>
+            <w:tcW w:type="dxa" w:w="1644"/>
+            <w:vAlign w:val="center"/>
+            <w:tcBorders>
+              <w:top w:val="single" w:sz="4" w:color="D9D9D9"/>
+              <w:left w:val="single" w:sz="4" w:color="D9D9D9"/>
+              <w:bottom w:val="single" w:sz="4" w:color="D9D9D9"/>
+              <w:right w:val="single" w:sz="4" w:color="D9D9D9"/>
+            </w:tcBorders>
+          </w:tcPr>
+          <w:p>
+            <w:pPr>
+              <w:spacing w:line="288" w:lineRule="auto" w:before="80" w:after="80"/>
+            </w:pPr>
+            <w:r>
+              <w:rPr>
+                <w:rFonts w:ascii="맑은 고딕" w:hAnsi="맑은 고딕" w:eastAsia="맑은 고딕"/>
+                <w:sz w:val="22"/>
+              </w:rPr>
+              <w:t>0</w:t>
+            </w:r>
+          </w:p>
+        </w:tc>
+        <w:tc>
+          <w:tcPr>
+            <w:tcW w:type="dxa" w:w="1644"/>
+            <w:vAlign w:val="center"/>
+            <w:tcBorders>
+              <w:top w:val="single" w:sz="4" w:color="D9D9D9"/>
+              <w:left w:val="single" w:sz="4" w:color="D9D9D9"/>
+              <w:bottom w:val="single" w:sz="4" w:color="D9D9D9"/>
+              <w:right w:val="single" w:sz="4" w:color="D9D9D9"/>
+            </w:tcBorders>
+          </w:tcPr>
+          <w:p>
+            <w:pPr>
+              <w:spacing w:line="288" w:lineRule="auto" w:before="80" w:after="80"/>
+            </w:pPr>
+            <w:r>
+              <w:rPr>
+                <w:rFonts w:ascii="맑은 고딕" w:hAnsi="맑은 고딕" w:eastAsia="맑은 고딕"/>
+                <w:sz w:val="22"/>
+              </w:rPr>
+              <w:t>1</w:t>
+            </w:r>
+          </w:p>
+        </w:tc>
+        <w:tc>
+          <w:tcPr>
+            <w:tcW w:type="dxa" w:w="1701"/>
+            <w:vAlign w:val="center"/>
+            <w:tcBorders>
+              <w:top w:val="single" w:sz="4" w:color="D9D9D9"/>
+              <w:left w:val="single" w:sz="4" w:color="D9D9D9"/>
+              <w:bottom w:val="single" w:sz="4" w:color="D9D9D9"/>
+              <w:right w:val="single" w:sz="4" w:color="D9D9D9"/>
+            </w:tcBorders>
+          </w:tcPr>
+          <w:p>
+            <w:pPr>
+              <w:spacing w:line="288" w:lineRule="auto" w:before="80" w:after="80"/>
+            </w:pPr>
+            <w:r>
+              <w:rPr>
+                <w:rFonts w:ascii="맑은 고딕" w:hAnsi="맑은 고딕" w:eastAsia="맑은 고딕"/>
+                <w:sz w:val="22"/>
+              </w:rPr>
+              <w:t>0</w:t>
             </w:r>
           </w:p>
         </w:tc>
@@ -1068,7 +3174,8 @@
         </w:trPr>
         <w:tc>
           <w:tcPr>
-            <w:tcW w:type="dxa" w:w="2268"/>
+            <w:tcW w:type="dxa" w:w="1134"/>
+            <w:vAlign w:val="center"/>
             <w:tcBorders>
               <w:top w:val="single" w:sz="4" w:color="D9D9D9"/>
               <w:left w:val="single" w:sz="4" w:color="D9D9D9"/>
@@ -1078,20 +3185,22 @@
           </w:tcPr>
           <w:p>
             <w:pPr>
-              <w:spacing w:after="80" w:before="80" w:line="300" w:lineRule="auto"/>
+              <w:spacing w:line="288" w:lineRule="auto" w:before="80" w:after="80"/>
+              <w:jc w:val="center"/>
             </w:pPr>
             <w:r>
               <w:rPr>
-                <w:b w:val="0"/>
-                <w:sz w:val="18"/>
+                <w:rFonts w:ascii="맑은 고딕" w:hAnsi="맑은 고딕" w:eastAsia="맑은 고딕"/>
+                <w:sz w:val="22"/>
               </w:rPr>
-              <w:t>GitLab 2017 [13]</w:t>
+              <w:t>C08</w:t>
             </w:r>
           </w:p>
         </w:tc>
         <w:tc>
           <w:tcPr>
-            <w:tcW w:type="dxa" w:w="3685"/>
+            <w:tcW w:type="dxa" w:w="1644"/>
+            <w:vAlign w:val="center"/>
             <w:tcBorders>
               <w:top w:val="single" w:sz="4" w:color="D9D9D9"/>
               <w:left w:val="single" w:sz="4" w:color="D9D9D9"/>
@@ -1101,20 +3210,21 @@
           </w:tcPr>
           <w:p>
             <w:pPr>
-              <w:spacing w:after="80" w:before="80" w:line="300" w:lineRule="auto"/>
+              <w:spacing w:line="288" w:lineRule="auto" w:before="80" w:after="80"/>
             </w:pPr>
             <w:r>
               <w:rPr>
-                <w:b w:val="0"/>
-                <w:sz w:val="18"/>
+                <w:rFonts w:ascii="맑은 고딕" w:hAnsi="맑은 고딕" w:eastAsia="맑은 고딕"/>
+                <w:sz w:val="22"/>
               </w:rPr>
-              <w:t>DB 데이터 실수 삭제 이후 백업 실패와 복원 제약이 드러남</w:t>
+              <w:t>5</w:t>
             </w:r>
           </w:p>
         </w:tc>
         <w:tc>
           <w:tcPr>
-            <w:tcW w:type="dxa" w:w="3685"/>
+            <w:tcW w:type="dxa" w:w="1644"/>
+            <w:vAlign w:val="center"/>
             <w:tcBorders>
               <w:top w:val="single" w:sz="4" w:color="D9D9D9"/>
               <w:left w:val="single" w:sz="4" w:color="D9D9D9"/>
@@ -1124,14 +3234,86 @@
           </w:tcPr>
           <w:p>
             <w:pPr>
-              <w:spacing w:after="80" w:before="80" w:line="300" w:lineRule="auto"/>
+              <w:spacing w:line="288" w:lineRule="auto" w:before="80" w:after="80"/>
             </w:pPr>
             <w:r>
               <w:rPr>
-                <w:b w:val="0"/>
-                <w:sz w:val="18"/>
+                <w:rFonts w:ascii="맑은 고딕" w:hAnsi="맑은 고딕" w:eastAsia="맑은 고딕"/>
+                <w:sz w:val="22"/>
               </w:rPr>
-              <w:t>백업 성공 확인과 실제 복원 시험을 분리하여 기록</w:t>
+              <w:t>2</w:t>
+            </w:r>
+          </w:p>
+        </w:tc>
+        <w:tc>
+          <w:tcPr>
+            <w:tcW w:type="dxa" w:w="1644"/>
+            <w:vAlign w:val="center"/>
+            <w:tcBorders>
+              <w:top w:val="single" w:sz="4" w:color="D9D9D9"/>
+              <w:left w:val="single" w:sz="4" w:color="D9D9D9"/>
+              <w:bottom w:val="single" w:sz="4" w:color="D9D9D9"/>
+              <w:right w:val="single" w:sz="4" w:color="D9D9D9"/>
+            </w:tcBorders>
+          </w:tcPr>
+          <w:p>
+            <w:pPr>
+              <w:spacing w:line="288" w:lineRule="auto" w:before="80" w:after="80"/>
+            </w:pPr>
+            <w:r>
+              <w:rPr>
+                <w:rFonts w:ascii="맑은 고딕" w:hAnsi="맑은 고딕" w:eastAsia="맑은 고딕"/>
+                <w:sz w:val="22"/>
+              </w:rPr>
+              <w:t>1</w:t>
+            </w:r>
+          </w:p>
+        </w:tc>
+        <w:tc>
+          <w:tcPr>
+            <w:tcW w:type="dxa" w:w="1644"/>
+            <w:vAlign w:val="center"/>
+            <w:tcBorders>
+              <w:top w:val="single" w:sz="4" w:color="D9D9D9"/>
+              <w:left w:val="single" w:sz="4" w:color="D9D9D9"/>
+              <w:bottom w:val="single" w:sz="4" w:color="D9D9D9"/>
+              <w:right w:val="single" w:sz="4" w:color="D9D9D9"/>
+            </w:tcBorders>
+          </w:tcPr>
+          <w:p>
+            <w:pPr>
+              <w:spacing w:line="288" w:lineRule="auto" w:before="80" w:after="80"/>
+            </w:pPr>
+            <w:r>
+              <w:rPr>
+                <w:rFonts w:ascii="맑은 고딕" w:hAnsi="맑은 고딕" w:eastAsia="맑은 고딕"/>
+                <w:sz w:val="22"/>
+              </w:rPr>
+              <w:t>0</w:t>
+            </w:r>
+          </w:p>
+        </w:tc>
+        <w:tc>
+          <w:tcPr>
+            <w:tcW w:type="dxa" w:w="1701"/>
+            <w:vAlign w:val="center"/>
+            <w:tcBorders>
+              <w:top w:val="single" w:sz="4" w:color="D9D9D9"/>
+              <w:left w:val="single" w:sz="4" w:color="D9D9D9"/>
+              <w:bottom w:val="single" w:sz="4" w:color="D9D9D9"/>
+              <w:right w:val="single" w:sz="4" w:color="D9D9D9"/>
+            </w:tcBorders>
+          </w:tcPr>
+          <w:p>
+            <w:pPr>
+              <w:spacing w:line="288" w:lineRule="auto" w:before="80" w:after="80"/>
+            </w:pPr>
+            <w:r>
+              <w:rPr>
+                <w:rFonts w:ascii="맑은 고딕" w:hAnsi="맑은 고딕" w:eastAsia="맑은 고딕"/>
+                <w:sz w:val="22"/>
+              </w:rPr>
+              <w:t>0</w:t>
             </w:r>
           </w:p>
         </w:tc>
@@ -1142,7 +3324,8 @@
         </w:trPr>
         <w:tc>
           <w:tcPr>
-            <w:tcW w:type="dxa" w:w="2268"/>
+            <w:tcW w:type="dxa" w:w="1134"/>
+            <w:vAlign w:val="center"/>
             <w:tcBorders>
               <w:top w:val="single" w:sz="4" w:color="D9D9D9"/>
               <w:left w:val="single" w:sz="4" w:color="D9D9D9"/>
@@ -1152,20 +3335,22 @@
           </w:tcPr>
           <w:p>
             <w:pPr>
-              <w:spacing w:after="80" w:before="80" w:line="300" w:lineRule="auto"/>
+              <w:spacing w:line="288" w:lineRule="auto" w:before="80" w:after="80"/>
+              <w:jc w:val="center"/>
             </w:pPr>
             <w:r>
               <w:rPr>
-                <w:b w:val="0"/>
-                <w:sz w:val="18"/>
+                <w:rFonts w:ascii="맑은 고딕" w:hAnsi="맑은 고딕" w:eastAsia="맑은 고딕"/>
+                <w:sz w:val="22"/>
               </w:rPr>
-              <w:t>Meta 2021 [14]</w:t>
+              <w:t>C09</w:t>
             </w:r>
           </w:p>
         </w:tc>
         <w:tc>
           <w:tcPr>
-            <w:tcW w:type="dxa" w:w="3685"/>
+            <w:tcW w:type="dxa" w:w="1644"/>
+            <w:vAlign w:val="center"/>
             <w:tcBorders>
               <w:top w:val="single" w:sz="4" w:color="D9D9D9"/>
               <w:left w:val="single" w:sz="4" w:color="D9D9D9"/>
@@ -1175,20 +3360,21 @@
           </w:tcPr>
           <w:p>
             <w:pPr>
-              <w:spacing w:after="80" w:before="80" w:line="300" w:lineRule="auto"/>
+              <w:spacing w:line="288" w:lineRule="auto" w:before="80" w:after="80"/>
             </w:pPr>
             <w:r>
               <w:rPr>
-                <w:b w:val="0"/>
-                <w:sz w:val="18"/>
+                <w:rFonts w:ascii="맑은 고딕" w:hAnsi="맑은 고딕" w:eastAsia="맑은 고딕"/>
+                <w:sz w:val="22"/>
               </w:rPr>
-              <w:t>백본 장애가 DNS·내부 도구·원격 접근에도 영향</w:t>
+              <w:t>3</w:t>
             </w:r>
           </w:p>
         </w:tc>
         <w:tc>
           <w:tcPr>
-            <w:tcW w:type="dxa" w:w="3685"/>
+            <w:tcW w:type="dxa" w:w="1644"/>
+            <w:vAlign w:val="center"/>
             <w:tcBorders>
               <w:top w:val="single" w:sz="4" w:color="D9D9D9"/>
               <w:left w:val="single" w:sz="4" w:color="D9D9D9"/>
@@ -1198,14 +3384,86 @@
           </w:tcPr>
           <w:p>
             <w:pPr>
-              <w:spacing w:after="80" w:before="80" w:line="300" w:lineRule="auto"/>
+              <w:spacing w:line="288" w:lineRule="auto" w:before="80" w:after="80"/>
             </w:pPr>
             <w:r>
               <w:rPr>
-                <w:b w:val="0"/>
-                <w:sz w:val="18"/>
+                <w:rFonts w:ascii="맑은 고딕" w:hAnsi="맑은 고딕" w:eastAsia="맑은 고딕"/>
+                <w:sz w:val="22"/>
               </w:rPr>
-              <w:t>DNS·관리 접근·현장 접근을 포함한 대체 복구 절차 점검</w:t>
+              <w:t>1</w:t>
+            </w:r>
+          </w:p>
+        </w:tc>
+        <w:tc>
+          <w:tcPr>
+            <w:tcW w:type="dxa" w:w="1644"/>
+            <w:vAlign w:val="center"/>
+            <w:tcBorders>
+              <w:top w:val="single" w:sz="4" w:color="D9D9D9"/>
+              <w:left w:val="single" w:sz="4" w:color="D9D9D9"/>
+              <w:bottom w:val="single" w:sz="4" w:color="D9D9D9"/>
+              <w:right w:val="single" w:sz="4" w:color="D9D9D9"/>
+            </w:tcBorders>
+          </w:tcPr>
+          <w:p>
+            <w:pPr>
+              <w:spacing w:line="288" w:lineRule="auto" w:before="80" w:after="80"/>
+            </w:pPr>
+            <w:r>
+              <w:rPr>
+                <w:rFonts w:ascii="맑은 고딕" w:hAnsi="맑은 고딕" w:eastAsia="맑은 고딕"/>
+                <w:sz w:val="22"/>
+              </w:rPr>
+              <w:t>0</w:t>
+            </w:r>
+          </w:p>
+        </w:tc>
+        <w:tc>
+          <w:tcPr>
+            <w:tcW w:type="dxa" w:w="1644"/>
+            <w:vAlign w:val="center"/>
+            <w:tcBorders>
+              <w:top w:val="single" w:sz="4" w:color="D9D9D9"/>
+              <w:left w:val="single" w:sz="4" w:color="D9D9D9"/>
+              <w:bottom w:val="single" w:sz="4" w:color="D9D9D9"/>
+              <w:right w:val="single" w:sz="4" w:color="D9D9D9"/>
+            </w:tcBorders>
+          </w:tcPr>
+          <w:p>
+            <w:pPr>
+              <w:spacing w:line="288" w:lineRule="auto" w:before="80" w:after="80"/>
+            </w:pPr>
+            <w:r>
+              <w:rPr>
+                <w:rFonts w:ascii="맑은 고딕" w:hAnsi="맑은 고딕" w:eastAsia="맑은 고딕"/>
+                <w:sz w:val="22"/>
+              </w:rPr>
+              <w:t>1</w:t>
+            </w:r>
+          </w:p>
+        </w:tc>
+        <w:tc>
+          <w:tcPr>
+            <w:tcW w:type="dxa" w:w="1701"/>
+            <w:vAlign w:val="center"/>
+            <w:tcBorders>
+              <w:top w:val="single" w:sz="4" w:color="D9D9D9"/>
+              <w:left w:val="single" w:sz="4" w:color="D9D9D9"/>
+              <w:bottom w:val="single" w:sz="4" w:color="D9D9D9"/>
+              <w:right w:val="single" w:sz="4" w:color="D9D9D9"/>
+            </w:tcBorders>
+          </w:tcPr>
+          <w:p>
+            <w:pPr>
+              <w:spacing w:line="288" w:lineRule="auto" w:before="80" w:after="80"/>
+            </w:pPr>
+            <w:r>
+              <w:rPr>
+                <w:rFonts w:ascii="맑은 고딕" w:hAnsi="맑은 고딕" w:eastAsia="맑은 고딕"/>
+                <w:sz w:val="22"/>
+              </w:rPr>
+              <w:t>0</w:t>
             </w:r>
           </w:p>
         </w:tc>
@@ -1216,7 +3474,8 @@
         </w:trPr>
         <w:tc>
           <w:tcPr>
-            <w:tcW w:type="dxa" w:w="2268"/>
+            <w:tcW w:type="dxa" w:w="1134"/>
+            <w:vAlign w:val="center"/>
             <w:tcBorders>
               <w:top w:val="single" w:sz="4" w:color="D9D9D9"/>
               <w:left w:val="single" w:sz="4" w:color="D9D9D9"/>
@@ -1226,20 +3485,22 @@
           </w:tcPr>
           <w:p>
             <w:pPr>
-              <w:spacing w:after="80" w:before="80" w:line="300" w:lineRule="auto"/>
+              <w:spacing w:line="288" w:lineRule="auto" w:before="80" w:after="80"/>
+              <w:jc w:val="center"/>
             </w:pPr>
             <w:r>
               <w:rPr>
-                <w:b w:val="0"/>
-                <w:sz w:val="18"/>
+                <w:rFonts w:ascii="맑은 고딕" w:hAnsi="맑은 고딕" w:eastAsia="맑은 고딕"/>
+                <w:sz w:val="22"/>
               </w:rPr>
-              <w:t>카카오 2022 [15]</w:t>
+              <w:t>C10</w:t>
             </w:r>
           </w:p>
         </w:tc>
         <w:tc>
           <w:tcPr>
-            <w:tcW w:type="dxa" w:w="3685"/>
+            <w:tcW w:type="dxa" w:w="1644"/>
+            <w:vAlign w:val="center"/>
             <w:tcBorders>
               <w:top w:val="single" w:sz="4" w:color="D9D9D9"/>
               <w:left w:val="single" w:sz="4" w:color="D9D9D9"/>
@@ -1249,20 +3510,21 @@
           </w:tcPr>
           <w:p>
             <w:pPr>
-              <w:spacing w:after="80" w:before="80" w:line="300" w:lineRule="auto"/>
+              <w:spacing w:line="288" w:lineRule="auto" w:before="80" w:after="80"/>
             </w:pPr>
             <w:r>
               <w:rPr>
-                <w:b w:val="0"/>
-                <w:sz w:val="18"/>
+                <w:rFonts w:ascii="맑은 고딕" w:hAnsi="맑은 고딕" w:eastAsia="맑은 고딕"/>
+                <w:sz w:val="22"/>
               </w:rPr>
-              <w:t>운영 도구 이중화와 가용 자원 등 미흡 사항을 조사·발표함</w:t>
+              <w:t>6</w:t>
             </w:r>
           </w:p>
         </w:tc>
         <w:tc>
           <w:tcPr>
-            <w:tcW w:type="dxa" w:w="3685"/>
+            <w:tcW w:type="dxa" w:w="1644"/>
+            <w:vAlign w:val="center"/>
             <w:tcBorders>
               <w:top w:val="single" w:sz="4" w:color="D9D9D9"/>
               <w:left w:val="single" w:sz="4" w:color="D9D9D9"/>
@@ -1272,176 +3534,21 @@
           </w:tcPr>
           <w:p>
             <w:pPr>
-              <w:spacing w:after="80" w:before="80" w:line="300" w:lineRule="auto"/>
+              <w:spacing w:line="288" w:lineRule="auto" w:before="80" w:after="80"/>
             </w:pPr>
             <w:r>
               <w:rPr>
-                <w:b w:val="0"/>
-                <w:sz w:val="18"/>
+                <w:rFonts w:ascii="맑은 고딕" w:hAnsi="맑은 고딕" w:eastAsia="맑은 고딕"/>
+                <w:sz w:val="22"/>
               </w:rPr>
-              <w:t>데이터센터·플랫폼·운영 도구의 복구 범위를 함께 확인</w:t>
-            </w:r>
-          </w:p>
-        </w:tc>
-      </w:tr>
-    </w:tbl>
-    <w:p>
-      <w:pPr>
-        <w:spacing w:after="40"/>
-      </w:pPr>
-    </w:p>
-    <w:p>
-      <w:r>
-        <w:t>첫째, 주 서비스에 장애가 발생했을 때 진단과 복구 수단도 함께 영향을 받을 수 있었다. Google Cloud와 Meta는 관리·진단에 사용하는 기능이 장애와 의존성을 공유할 수 있음을 보여준다[11,14]. Cloudflare의 제어·분석 기능 사례도 서비스 제공 경로와 운영 기능의 복구 범위를 별도로 살펴볼 필요를 제기한다[10]. 모든 사례에 동일한 메커니즘이 있었다는 뜻은 아니다.</w:t>
-      </w:r>
-    </w:p>
-    <w:p>
-      <w:r>
-        <w:t>둘째, 백업이나 이중화가 존재한다는 설명과 실제 복구 가능성은 구분해야 했다. GitLab의 사건은 복원 과정에서 확인된 제약을 구체적으로 보여준다[13]. 카카오 자료는 운영사가 발표한 원인 조사와 개선 계획으로서 이중화 범위를 검토할 근거이나, 계획을 실행한 효과의 측정 자료는 아니다[15].</w:t>
-      </w:r>
-    </w:p>
-    <w:p>
-      <w:r>
-        <w:t>셋째, 하나의 장애 종료 시각으로 모든 기능의 회복을 표현하기 어려웠다. Azure는 대부분의 서비스 회복 이후에도 일부 의존 서비스의 영향이 남았다고 기술하였다[12]. Cloudflare 2022의 전체 데이터센터 복구와 사건 종료 선언도 구분된다[9]. 따라서 전원 복원, 일부 완화, 핵심 기능 회복과 완전 종료를 섞어 운영사 간 지속시간을 비교하지 않았다.</w:t>
-      </w:r>
-    </w:p>
-    <w:p>
-      <w:pPr>
-        <w:pStyle w:val="Heading2"/>
-      </w:pPr>
-      <w:r>
-        <w:t>기존 가설의 보조 검토</w:t>
-      </w:r>
-    </w:p>
-    <w:p>
-      <w:pPr>
-        <w:keepNext/>
-      </w:pPr>
-      <w:r>
-        <w:t>표 3. GitHub 사건 전체와 원래 분류</w:t>
-      </w:r>
-    </w:p>
-    <w:tbl>
-      <w:tblPr>
-        <w:tblW w:type="auto" w:w="0"/>
-        <w:tblLayout w:type="fixed"/>
-        <w:tblLook w:firstColumn="1" w:firstRow="1" w:lastColumn="0" w:lastRow="0" w:noHBand="0" w:noVBand="1" w:val="04A0"/>
-      </w:tblPr>
-      <w:tblGrid>
-        <w:gridCol w:w="2409"/>
-        <w:gridCol w:w="2409"/>
-        <w:gridCol w:w="2409"/>
-        <w:gridCol w:w="2409"/>
-      </w:tblGrid>
-      <w:tr>
-        <w:trPr>
-          <w:cantSplit/>
-          <w:tblHeader/>
-        </w:trPr>
-        <w:tc>
-          <w:tcPr>
-            <w:tcW w:type="dxa" w:w="2268"/>
-            <w:tcBorders>
-              <w:top w:val="single" w:sz="4" w:color="D9D9D9"/>
-              <w:left w:val="single" w:sz="4" w:color="D9D9D9"/>
-              <w:bottom w:val="single" w:sz="4" w:color="D9D9D9"/>
-              <w:right w:val="single" w:sz="4" w:color="D9D9D9"/>
-            </w:tcBorders>
-            <w:shd w:fill="EDF3F7"/>
-          </w:tcPr>
-          <w:p>
-            <w:pPr>
-              <w:spacing w:after="80" w:before="80" w:line="300" w:lineRule="auto"/>
-            </w:pPr>
-            <w:r>
-              <w:rPr>
-                <w:b/>
-                <w:sz w:val="18"/>
-              </w:rPr>
-              <w:t>사건일</w:t>
+              <w:t>3</w:t>
             </w:r>
           </w:p>
         </w:tc>
         <w:tc>
           <w:tcPr>
-            <w:tcW w:type="dxa" w:w="2381"/>
-            <w:tcBorders>
-              <w:top w:val="single" w:sz="4" w:color="D9D9D9"/>
-              <w:left w:val="single" w:sz="4" w:color="D9D9D9"/>
-              <w:bottom w:val="single" w:sz="4" w:color="D9D9D9"/>
-              <w:right w:val="single" w:sz="4" w:color="D9D9D9"/>
-            </w:tcBorders>
-            <w:shd w:fill="EDF3F7"/>
-          </w:tcPr>
-          <w:p>
-            <w:pPr>
-              <w:spacing w:after="80" w:before="80" w:line="300" w:lineRule="auto"/>
-            </w:pPr>
-            <w:r>
-              <w:rPr>
-                <w:b/>
-                <w:sz w:val="18"/>
-              </w:rPr>
-              <w:t>서비스</w:t>
-            </w:r>
-          </w:p>
-        </w:tc>
-        <w:tc>
-          <w:tcPr>
-            <w:tcW w:type="dxa" w:w="2608"/>
-            <w:tcBorders>
-              <w:top w:val="single" w:sz="4" w:color="D9D9D9"/>
-              <w:left w:val="single" w:sz="4" w:color="D9D9D9"/>
-              <w:bottom w:val="single" w:sz="4" w:color="D9D9D9"/>
-              <w:right w:val="single" w:sz="4" w:color="D9D9D9"/>
-            </w:tcBorders>
-            <w:shd w:fill="EDF3F7"/>
-          </w:tcPr>
-          <w:p>
-            <w:pPr>
-              <w:spacing w:after="80" w:before="80" w:line="300" w:lineRule="auto"/>
-            </w:pPr>
-            <w:r>
-              <w:rPr>
-                <w:b/>
-                <w:sz w:val="18"/>
-              </w:rPr>
-              <w:t>지속시간(분)</w:t>
-            </w:r>
-          </w:p>
-        </w:tc>
-        <w:tc>
-          <w:tcPr>
-            <w:tcW w:type="dxa" w:w="2381"/>
-            <w:tcBorders>
-              <w:top w:val="single" w:sz="4" w:color="D9D9D9"/>
-              <w:left w:val="single" w:sz="4" w:color="D9D9D9"/>
-              <w:bottom w:val="single" w:sz="4" w:color="D9D9D9"/>
-              <w:right w:val="single" w:sz="4" w:color="D9D9D9"/>
-            </w:tcBorders>
-            <w:shd w:fill="EDF3F7"/>
-          </w:tcPr>
-          <w:p>
-            <w:pPr>
-              <w:spacing w:after="80" w:before="80" w:line="300" w:lineRule="auto"/>
-            </w:pPr>
-            <w:r>
-              <w:rPr>
-                <w:b/>
-                <w:sz w:val="18"/>
-              </w:rPr>
-              <w:t>원인 집단</w:t>
-            </w:r>
-          </w:p>
-        </w:tc>
-      </w:tr>
-      <w:tr>
-        <w:trPr>
-          <w:cantSplit/>
-        </w:trPr>
-        <w:tc>
-          <w:tcPr>
-            <w:tcW w:type="dxa" w:w="2268"/>
+            <w:tcW w:type="dxa" w:w="1644"/>
+            <w:vAlign w:val="center"/>
             <w:tcBorders>
               <w:top w:val="single" w:sz="4" w:color="D9D9D9"/>
               <w:left w:val="single" w:sz="4" w:color="D9D9D9"/>
@@ -1451,20 +3558,21 @@
           </w:tcPr>
           <w:p>
             <w:pPr>
-              <w:spacing w:after="80" w:before="80" w:line="300" w:lineRule="auto"/>
+              <w:spacing w:line="288" w:lineRule="auto" w:before="80" w:after="80"/>
             </w:pPr>
             <w:r>
               <w:rPr>
-                <w:b w:val="0"/>
-                <w:sz w:val="18"/>
+                <w:rFonts w:ascii="맑은 고딕" w:hAnsi="맑은 고딕" w:eastAsia="맑은 고딕"/>
+                <w:sz w:val="22"/>
               </w:rPr>
-              <w:t>2023-02-07</w:t>
+              <w:t>0</w:t>
             </w:r>
           </w:p>
         </w:tc>
         <w:tc>
           <w:tcPr>
-            <w:tcW w:type="dxa" w:w="2381"/>
+            <w:tcW w:type="dxa" w:w="1644"/>
+            <w:vAlign w:val="center"/>
             <w:tcBorders>
               <w:top w:val="single" w:sz="4" w:color="D9D9D9"/>
               <w:left w:val="single" w:sz="4" w:color="D9D9D9"/>
@@ -1474,20 +3582,21 @@
           </w:tcPr>
           <w:p>
             <w:pPr>
-              <w:spacing w:after="80" w:before="80" w:line="300" w:lineRule="auto"/>
+              <w:spacing w:line="288" w:lineRule="auto" w:before="80" w:after="80"/>
             </w:pPr>
             <w:r>
               <w:rPr>
-                <w:b w:val="0"/>
-                <w:sz w:val="18"/>
+                <w:rFonts w:ascii="맑은 고딕" w:hAnsi="맑은 고딕" w:eastAsia="맑은 고딕"/>
+                <w:sz w:val="22"/>
               </w:rPr>
-              <w:t>Codespaces</w:t>
+              <w:t>0</w:t>
             </w:r>
           </w:p>
         </w:tc>
         <w:tc>
           <w:tcPr>
-            <w:tcW w:type="dxa" w:w="2608"/>
+            <w:tcW w:type="dxa" w:w="1701"/>
+            <w:vAlign w:val="center"/>
             <w:tcBorders>
               <w:top w:val="single" w:sz="4" w:color="D9D9D9"/>
               <w:left w:val="single" w:sz="4" w:color="D9D9D9"/>
@@ -1497,1201 +3606,14 @@
           </w:tcPr>
           <w:p>
             <w:pPr>
-              <w:spacing w:after="80" w:before="80" w:line="300" w:lineRule="auto"/>
+              <w:spacing w:line="288" w:lineRule="auto" w:before="80" w:after="80"/>
             </w:pPr>
             <w:r>
               <w:rPr>
-                <w:b w:val="0"/>
-                <w:sz w:val="18"/>
+                <w:rFonts w:ascii="맑은 고딕" w:hAnsi="맑은 고딕" w:eastAsia="맑은 고딕"/>
+                <w:sz w:val="22"/>
               </w:rPr>
-              <w:t>1235</w:t>
-            </w:r>
-          </w:p>
-        </w:tc>
-        <w:tc>
-          <w:tcPr>
-            <w:tcW w:type="dxa" w:w="2381"/>
-            <w:tcBorders>
-              <w:top w:val="single" w:sz="4" w:color="D9D9D9"/>
-              <w:left w:val="single" w:sz="4" w:color="D9D9D9"/>
-              <w:bottom w:val="single" w:sz="4" w:color="D9D9D9"/>
-              <w:right w:val="single" w:sz="4" w:color="D9D9D9"/>
-            </w:tcBorders>
-          </w:tcPr>
-          <w:p>
-            <w:pPr>
-              <w:spacing w:after="80" w:before="80" w:line="300" w:lineRule="auto"/>
-            </w:pPr>
-            <w:r>
-              <w:rPr>
-                <w:b w:val="0"/>
-                <w:sz w:val="18"/>
-              </w:rPr>
-              <w:t>인프라</w:t>
-            </w:r>
-          </w:p>
-        </w:tc>
-      </w:tr>
-      <w:tr>
-        <w:trPr>
-          <w:cantSplit/>
-        </w:trPr>
-        <w:tc>
-          <w:tcPr>
-            <w:tcW w:type="dxa" w:w="2268"/>
-            <w:tcBorders>
-              <w:top w:val="single" w:sz="4" w:color="D9D9D9"/>
-              <w:left w:val="single" w:sz="4" w:color="D9D9D9"/>
-              <w:bottom w:val="single" w:sz="4" w:color="D9D9D9"/>
-              <w:right w:val="single" w:sz="4" w:color="D9D9D9"/>
-            </w:tcBorders>
-          </w:tcPr>
-          <w:p>
-            <w:pPr>
-              <w:spacing w:after="80" w:before="80" w:line="300" w:lineRule="auto"/>
-            </w:pPr>
-            <w:r>
-              <w:rPr>
-                <w:b w:val="0"/>
-                <w:sz w:val="18"/>
-              </w:rPr>
-              <w:t>2023-02-18</w:t>
-            </w:r>
-          </w:p>
-        </w:tc>
-        <w:tc>
-          <w:tcPr>
-            <w:tcW w:type="dxa" w:w="2381"/>
-            <w:tcBorders>
-              <w:top w:val="single" w:sz="4" w:color="D9D9D9"/>
-              <w:left w:val="single" w:sz="4" w:color="D9D9D9"/>
-              <w:bottom w:val="single" w:sz="4" w:color="D9D9D9"/>
-              <w:right w:val="single" w:sz="4" w:color="D9D9D9"/>
-            </w:tcBorders>
-          </w:tcPr>
-          <w:p>
-            <w:pPr>
-              <w:spacing w:after="80" w:before="80" w:line="300" w:lineRule="auto"/>
-            </w:pPr>
-            <w:r>
-              <w:rPr>
-                <w:b w:val="0"/>
-                <w:sz w:val="18"/>
-              </w:rPr>
-              <w:t>GitHub.com 등</w:t>
-            </w:r>
-          </w:p>
-        </w:tc>
-        <w:tc>
-          <w:tcPr>
-            <w:tcW w:type="dxa" w:w="2608"/>
-            <w:tcBorders>
-              <w:top w:val="single" w:sz="4" w:color="D9D9D9"/>
-              <w:left w:val="single" w:sz="4" w:color="D9D9D9"/>
-              <w:bottom w:val="single" w:sz="4" w:color="D9D9D9"/>
-              <w:right w:val="single" w:sz="4" w:color="D9D9D9"/>
-            </w:tcBorders>
-          </w:tcPr>
-          <w:p>
-            <w:pPr>
-              <w:spacing w:after="80" w:before="80" w:line="300" w:lineRule="auto"/>
-            </w:pPr>
-            <w:r>
-              <w:rPr>
-                <w:b w:val="0"/>
-                <w:sz w:val="18"/>
-              </w:rPr>
-              <w:t>146</w:t>
-            </w:r>
-          </w:p>
-        </w:tc>
-        <w:tc>
-          <w:tcPr>
-            <w:tcW w:type="dxa" w:w="2381"/>
-            <w:tcBorders>
-              <w:top w:val="single" w:sz="4" w:color="D9D9D9"/>
-              <w:left w:val="single" w:sz="4" w:color="D9D9D9"/>
-              <w:bottom w:val="single" w:sz="4" w:color="D9D9D9"/>
-              <w:right w:val="single" w:sz="4" w:color="D9D9D9"/>
-            </w:tcBorders>
-          </w:tcPr>
-          <w:p>
-            <w:pPr>
-              <w:spacing w:after="80" w:before="80" w:line="300" w:lineRule="auto"/>
-            </w:pPr>
-            <w:r>
-              <w:rPr>
-                <w:b w:val="0"/>
-                <w:sz w:val="18"/>
-              </w:rPr>
-              <w:t>불확실</w:t>
-            </w:r>
-          </w:p>
-        </w:tc>
-      </w:tr>
-      <w:tr>
-        <w:trPr>
-          <w:cantSplit/>
-        </w:trPr>
-        <w:tc>
-          <w:tcPr>
-            <w:tcW w:type="dxa" w:w="2268"/>
-            <w:tcBorders>
-              <w:top w:val="single" w:sz="4" w:color="D9D9D9"/>
-              <w:left w:val="single" w:sz="4" w:color="D9D9D9"/>
-              <w:bottom w:val="single" w:sz="4" w:color="D9D9D9"/>
-              <w:right w:val="single" w:sz="4" w:color="D9D9D9"/>
-            </w:tcBorders>
-          </w:tcPr>
-          <w:p>
-            <w:pPr>
-              <w:spacing w:after="80" w:before="80" w:line="300" w:lineRule="auto"/>
-            </w:pPr>
-            <w:r>
-              <w:rPr>
-                <w:b w:val="0"/>
-                <w:sz w:val="18"/>
-              </w:rPr>
-              <w:t>2023-02-28</w:t>
-            </w:r>
-          </w:p>
-        </w:tc>
-        <w:tc>
-          <w:tcPr>
-            <w:tcW w:type="dxa" w:w="2381"/>
-            <w:tcBorders>
-              <w:top w:val="single" w:sz="4" w:color="D9D9D9"/>
-              <w:left w:val="single" w:sz="4" w:color="D9D9D9"/>
-              <w:bottom w:val="single" w:sz="4" w:color="D9D9D9"/>
-              <w:right w:val="single" w:sz="4" w:color="D9D9D9"/>
-            </w:tcBorders>
-          </w:tcPr>
-          <w:p>
-            <w:pPr>
-              <w:spacing w:after="80" w:before="80" w:line="300" w:lineRule="auto"/>
-            </w:pPr>
-            <w:r>
-              <w:rPr>
-                <w:b w:val="0"/>
-                <w:sz w:val="18"/>
-              </w:rPr>
-              <w:t>Codespaces</w:t>
-            </w:r>
-          </w:p>
-        </w:tc>
-        <w:tc>
-          <w:tcPr>
-            <w:tcW w:type="dxa" w:w="2608"/>
-            <w:tcBorders>
-              <w:top w:val="single" w:sz="4" w:color="D9D9D9"/>
-              <w:left w:val="single" w:sz="4" w:color="D9D9D9"/>
-              <w:bottom w:val="single" w:sz="4" w:color="D9D9D9"/>
-              <w:right w:val="single" w:sz="4" w:color="D9D9D9"/>
-            </w:tcBorders>
-          </w:tcPr>
-          <w:p>
-            <w:pPr>
-              <w:spacing w:after="80" w:before="80" w:line="300" w:lineRule="auto"/>
-            </w:pPr>
-            <w:r>
-              <w:rPr>
-                <w:b w:val="0"/>
-                <w:sz w:val="18"/>
-              </w:rPr>
-              <w:t>86</w:t>
-            </w:r>
-          </w:p>
-        </w:tc>
-        <w:tc>
-          <w:tcPr>
-            <w:tcW w:type="dxa" w:w="2381"/>
-            <w:tcBorders>
-              <w:top w:val="single" w:sz="4" w:color="D9D9D9"/>
-              <w:left w:val="single" w:sz="4" w:color="D9D9D9"/>
-              <w:bottom w:val="single" w:sz="4" w:color="D9D9D9"/>
-              <w:right w:val="single" w:sz="4" w:color="D9D9D9"/>
-            </w:tcBorders>
-          </w:tcPr>
-          <w:p>
-            <w:pPr>
-              <w:spacing w:after="80" w:before="80" w:line="300" w:lineRule="auto"/>
-            </w:pPr>
-            <w:r>
-              <w:rPr>
-                <w:b w:val="0"/>
-                <w:sz w:val="18"/>
-              </w:rPr>
-              <w:t>인프라</w:t>
-            </w:r>
-          </w:p>
-        </w:tc>
-      </w:tr>
-      <w:tr>
-        <w:trPr>
-          <w:cantSplit/>
-        </w:trPr>
-        <w:tc>
-          <w:tcPr>
-            <w:tcW w:type="dxa" w:w="2268"/>
-            <w:tcBorders>
-              <w:top w:val="single" w:sz="4" w:color="D9D9D9"/>
-              <w:left w:val="single" w:sz="4" w:color="D9D9D9"/>
-              <w:bottom w:val="single" w:sz="4" w:color="D9D9D9"/>
-              <w:right w:val="single" w:sz="4" w:color="D9D9D9"/>
-            </w:tcBorders>
-          </w:tcPr>
-          <w:p>
-            <w:pPr>
-              <w:spacing w:after="80" w:before="80" w:line="300" w:lineRule="auto"/>
-            </w:pPr>
-            <w:r>
-              <w:rPr>
-                <w:b w:val="0"/>
-                <w:sz w:val="18"/>
-              </w:rPr>
-              <w:t>2023-03-01</w:t>
-            </w:r>
-          </w:p>
-        </w:tc>
-        <w:tc>
-          <w:tcPr>
-            <w:tcW w:type="dxa" w:w="2381"/>
-            <w:tcBorders>
-              <w:top w:val="single" w:sz="4" w:color="D9D9D9"/>
-              <w:left w:val="single" w:sz="4" w:color="D9D9D9"/>
-              <w:bottom w:val="single" w:sz="4" w:color="D9D9D9"/>
-              <w:right w:val="single" w:sz="4" w:color="D9D9D9"/>
-            </w:tcBorders>
-          </w:tcPr>
-          <w:p>
-            <w:pPr>
-              <w:spacing w:after="80" w:before="80" w:line="300" w:lineRule="auto"/>
-            </w:pPr>
-            <w:r>
-              <w:rPr>
-                <w:b w:val="0"/>
-                <w:sz w:val="18"/>
-              </w:rPr>
-              <w:t>Packages</w:t>
-            </w:r>
-          </w:p>
-        </w:tc>
-        <w:tc>
-          <w:tcPr>
-            <w:tcW w:type="dxa" w:w="2608"/>
-            <w:tcBorders>
-              <w:top w:val="single" w:sz="4" w:color="D9D9D9"/>
-              <w:left w:val="single" w:sz="4" w:color="D9D9D9"/>
-              <w:bottom w:val="single" w:sz="4" w:color="D9D9D9"/>
-              <w:right w:val="single" w:sz="4" w:color="D9D9D9"/>
-            </w:tcBorders>
-          </w:tcPr>
-          <w:p>
-            <w:pPr>
-              <w:spacing w:after="80" w:before="80" w:line="300" w:lineRule="auto"/>
-            </w:pPr>
-            <w:r>
-              <w:rPr>
-                <w:b w:val="0"/>
-                <w:sz w:val="18"/>
-              </w:rPr>
-              <w:t>186</w:t>
-            </w:r>
-          </w:p>
-        </w:tc>
-        <w:tc>
-          <w:tcPr>
-            <w:tcW w:type="dxa" w:w="2381"/>
-            <w:tcBorders>
-              <w:top w:val="single" w:sz="4" w:color="D9D9D9"/>
-              <w:left w:val="single" w:sz="4" w:color="D9D9D9"/>
-              <w:bottom w:val="single" w:sz="4" w:color="D9D9D9"/>
-              <w:right w:val="single" w:sz="4" w:color="D9D9D9"/>
-            </w:tcBorders>
-          </w:tcPr>
-          <w:p>
-            <w:pPr>
-              <w:spacing w:after="80" w:before="80" w:line="300" w:lineRule="auto"/>
-            </w:pPr>
-            <w:r>
-              <w:rPr>
-                <w:b w:val="0"/>
-                <w:sz w:val="18"/>
-              </w:rPr>
-              <w:t>인프라</w:t>
-            </w:r>
-          </w:p>
-        </w:tc>
-      </w:tr>
-      <w:tr>
-        <w:trPr>
-          <w:cantSplit/>
-        </w:trPr>
-        <w:tc>
-          <w:tcPr>
-            <w:tcW w:type="dxa" w:w="2268"/>
-            <w:tcBorders>
-              <w:top w:val="single" w:sz="4" w:color="D9D9D9"/>
-              <w:left w:val="single" w:sz="4" w:color="D9D9D9"/>
-              <w:bottom w:val="single" w:sz="4" w:color="D9D9D9"/>
-              <w:right w:val="single" w:sz="4" w:color="D9D9D9"/>
-            </w:tcBorders>
-          </w:tcPr>
-          <w:p>
-            <w:pPr>
-              <w:spacing w:after="80" w:before="80" w:line="300" w:lineRule="auto"/>
-            </w:pPr>
-            <w:r>
-              <w:rPr>
-                <w:b w:val="0"/>
-                <w:sz w:val="18"/>
-              </w:rPr>
-              <w:t>2023-03-02</w:t>
-            </w:r>
-          </w:p>
-        </w:tc>
-        <w:tc>
-          <w:tcPr>
-            <w:tcW w:type="dxa" w:w="2381"/>
-            <w:tcBorders>
-              <w:top w:val="single" w:sz="4" w:color="D9D9D9"/>
-              <w:left w:val="single" w:sz="4" w:color="D9D9D9"/>
-              <w:bottom w:val="single" w:sz="4" w:color="D9D9D9"/>
-              <w:right w:val="single" w:sz="4" w:color="D9D9D9"/>
-            </w:tcBorders>
-          </w:tcPr>
-          <w:p>
-            <w:pPr>
-              <w:spacing w:after="80" w:before="80" w:line="300" w:lineRule="auto"/>
-            </w:pPr>
-            <w:r>
-              <w:rPr>
-                <w:b w:val="0"/>
-                <w:sz w:val="18"/>
-              </w:rPr>
-              <w:t>Actions</w:t>
-            </w:r>
-          </w:p>
-        </w:tc>
-        <w:tc>
-          <w:tcPr>
-            <w:tcW w:type="dxa" w:w="2608"/>
-            <w:tcBorders>
-              <w:top w:val="single" w:sz="4" w:color="D9D9D9"/>
-              <w:left w:val="single" w:sz="4" w:color="D9D9D9"/>
-              <w:bottom w:val="single" w:sz="4" w:color="D9D9D9"/>
-              <w:right w:val="single" w:sz="4" w:color="D9D9D9"/>
-            </w:tcBorders>
-          </w:tcPr>
-          <w:p>
-            <w:pPr>
-              <w:spacing w:after="80" w:before="80" w:line="300" w:lineRule="auto"/>
-            </w:pPr>
-            <w:r>
-              <w:rPr>
-                <w:b w:val="0"/>
-                <w:sz w:val="18"/>
-              </w:rPr>
-              <w:t>138</w:t>
-            </w:r>
-          </w:p>
-        </w:tc>
-        <w:tc>
-          <w:tcPr>
-            <w:tcW w:type="dxa" w:w="2381"/>
-            <w:tcBorders>
-              <w:top w:val="single" w:sz="4" w:color="D9D9D9"/>
-              <w:left w:val="single" w:sz="4" w:color="D9D9D9"/>
-              <w:bottom w:val="single" w:sz="4" w:color="D9D9D9"/>
-              <w:right w:val="single" w:sz="4" w:color="D9D9D9"/>
-            </w:tcBorders>
-          </w:tcPr>
-          <w:p>
-            <w:pPr>
-              <w:spacing w:after="80" w:before="80" w:line="300" w:lineRule="auto"/>
-            </w:pPr>
-            <w:r>
-              <w:rPr>
-                <w:b w:val="0"/>
-                <w:sz w:val="18"/>
-              </w:rPr>
-              <w:t>변경</w:t>
-            </w:r>
-          </w:p>
-        </w:tc>
-      </w:tr>
-      <w:tr>
-        <w:trPr>
-          <w:cantSplit/>
-        </w:trPr>
-        <w:tc>
-          <w:tcPr>
-            <w:tcW w:type="dxa" w:w="2268"/>
-            <w:tcBorders>
-              <w:top w:val="single" w:sz="4" w:color="D9D9D9"/>
-              <w:left w:val="single" w:sz="4" w:color="D9D9D9"/>
-              <w:bottom w:val="single" w:sz="4" w:color="D9D9D9"/>
-              <w:right w:val="single" w:sz="4" w:color="D9D9D9"/>
-            </w:tcBorders>
-          </w:tcPr>
-          <w:p>
-            <w:pPr>
-              <w:spacing w:after="80" w:before="80" w:line="300" w:lineRule="auto"/>
-            </w:pPr>
-            <w:r>
-              <w:rPr>
-                <w:b w:val="0"/>
-                <w:sz w:val="18"/>
-              </w:rPr>
-              <w:t>2023-03-15</w:t>
-            </w:r>
-          </w:p>
-        </w:tc>
-        <w:tc>
-          <w:tcPr>
-            <w:tcW w:type="dxa" w:w="2381"/>
-            <w:tcBorders>
-              <w:top w:val="single" w:sz="4" w:color="D9D9D9"/>
-              <w:left w:val="single" w:sz="4" w:color="D9D9D9"/>
-              <w:bottom w:val="single" w:sz="4" w:color="D9D9D9"/>
-              <w:right w:val="single" w:sz="4" w:color="D9D9D9"/>
-            </w:tcBorders>
-          </w:tcPr>
-          <w:p>
-            <w:pPr>
-              <w:spacing w:after="80" w:before="80" w:line="300" w:lineRule="auto"/>
-            </w:pPr>
-            <w:r>
-              <w:rPr>
-                <w:b w:val="0"/>
-                <w:sz w:val="18"/>
-              </w:rPr>
-              <w:t>Packages</w:t>
-            </w:r>
-          </w:p>
-        </w:tc>
-        <w:tc>
-          <w:tcPr>
-            <w:tcW w:type="dxa" w:w="2608"/>
-            <w:tcBorders>
-              <w:top w:val="single" w:sz="4" w:color="D9D9D9"/>
-              <w:left w:val="single" w:sz="4" w:color="D9D9D9"/>
-              <w:bottom w:val="single" w:sz="4" w:color="D9D9D9"/>
-              <w:right w:val="single" w:sz="4" w:color="D9D9D9"/>
-            </w:tcBorders>
-          </w:tcPr>
-          <w:p>
-            <w:pPr>
-              <w:spacing w:after="80" w:before="80" w:line="300" w:lineRule="auto"/>
-            </w:pPr>
-            <w:r>
-              <w:rPr>
-                <w:b w:val="0"/>
-                <w:sz w:val="18"/>
-              </w:rPr>
-              <w:t>80</w:t>
-            </w:r>
-          </w:p>
-        </w:tc>
-        <w:tc>
-          <w:tcPr>
-            <w:tcW w:type="dxa" w:w="2381"/>
-            <w:tcBorders>
-              <w:top w:val="single" w:sz="4" w:color="D9D9D9"/>
-              <w:left w:val="single" w:sz="4" w:color="D9D9D9"/>
-              <w:bottom w:val="single" w:sz="4" w:color="D9D9D9"/>
-              <w:right w:val="single" w:sz="4" w:color="D9D9D9"/>
-            </w:tcBorders>
-          </w:tcPr>
-          <w:p>
-            <w:pPr>
-              <w:spacing w:after="80" w:before="80" w:line="300" w:lineRule="auto"/>
-            </w:pPr>
-            <w:r>
-              <w:rPr>
-                <w:b w:val="0"/>
-                <w:sz w:val="18"/>
-              </w:rPr>
-              <w:t>변경</w:t>
-            </w:r>
-          </w:p>
-        </w:tc>
-      </w:tr>
-      <w:tr>
-        <w:trPr>
-          <w:cantSplit/>
-        </w:trPr>
-        <w:tc>
-          <w:tcPr>
-            <w:tcW w:type="dxa" w:w="2268"/>
-            <w:tcBorders>
-              <w:top w:val="single" w:sz="4" w:color="D9D9D9"/>
-              <w:left w:val="single" w:sz="4" w:color="D9D9D9"/>
-              <w:bottom w:val="single" w:sz="4" w:color="D9D9D9"/>
-              <w:right w:val="single" w:sz="4" w:color="D9D9D9"/>
-            </w:tcBorders>
-          </w:tcPr>
-          <w:p>
-            <w:pPr>
-              <w:spacing w:after="80" w:before="80" w:line="300" w:lineRule="auto"/>
-            </w:pPr>
-            <w:r>
-              <w:rPr>
-                <w:b w:val="0"/>
-                <w:sz w:val="18"/>
-              </w:rPr>
-              <w:t>2023-03-27</w:t>
-            </w:r>
-          </w:p>
-        </w:tc>
-        <w:tc>
-          <w:tcPr>
-            <w:tcW w:type="dxa" w:w="2381"/>
-            <w:tcBorders>
-              <w:top w:val="single" w:sz="4" w:color="D9D9D9"/>
-              <w:left w:val="single" w:sz="4" w:color="D9D9D9"/>
-              <w:bottom w:val="single" w:sz="4" w:color="D9D9D9"/>
-              <w:right w:val="single" w:sz="4" w:color="D9D9D9"/>
-            </w:tcBorders>
-          </w:tcPr>
-          <w:p>
-            <w:pPr>
-              <w:spacing w:after="80" w:before="80" w:line="300" w:lineRule="auto"/>
-            </w:pPr>
-            <w:r>
-              <w:rPr>
-                <w:b w:val="0"/>
-                <w:sz w:val="18"/>
-              </w:rPr>
-              <w:t>복수 서비스</w:t>
-            </w:r>
-          </w:p>
-        </w:tc>
-        <w:tc>
-          <w:tcPr>
-            <w:tcW w:type="dxa" w:w="2608"/>
-            <w:tcBorders>
-              <w:top w:val="single" w:sz="4" w:color="D9D9D9"/>
-              <w:left w:val="single" w:sz="4" w:color="D9D9D9"/>
-              <w:bottom w:val="single" w:sz="4" w:color="D9D9D9"/>
-              <w:right w:val="single" w:sz="4" w:color="D9D9D9"/>
-            </w:tcBorders>
-          </w:tcPr>
-          <w:p>
-            <w:pPr>
-              <w:spacing w:after="80" w:before="80" w:line="300" w:lineRule="auto"/>
-            </w:pPr>
-            <w:r>
-              <w:rPr>
-                <w:b w:val="0"/>
-                <w:sz w:val="18"/>
-              </w:rPr>
-              <w:t>93</w:t>
-            </w:r>
-          </w:p>
-        </w:tc>
-        <w:tc>
-          <w:tcPr>
-            <w:tcW w:type="dxa" w:w="2381"/>
-            <w:tcBorders>
-              <w:top w:val="single" w:sz="4" w:color="D9D9D9"/>
-              <w:left w:val="single" w:sz="4" w:color="D9D9D9"/>
-              <w:bottom w:val="single" w:sz="4" w:color="D9D9D9"/>
-              <w:right w:val="single" w:sz="4" w:color="D9D9D9"/>
-            </w:tcBorders>
-          </w:tcPr>
-          <w:p>
-            <w:pPr>
-              <w:spacing w:after="80" w:before="80" w:line="300" w:lineRule="auto"/>
-            </w:pPr>
-            <w:r>
-              <w:rPr>
-                <w:b w:val="0"/>
-                <w:sz w:val="18"/>
-              </w:rPr>
-              <w:t>변경</w:t>
-            </w:r>
-          </w:p>
-        </w:tc>
-      </w:tr>
-      <w:tr>
-        <w:trPr>
-          <w:cantSplit/>
-        </w:trPr>
-        <w:tc>
-          <w:tcPr>
-            <w:tcW w:type="dxa" w:w="2268"/>
-            <w:tcBorders>
-              <w:top w:val="single" w:sz="4" w:color="D9D9D9"/>
-              <w:left w:val="single" w:sz="4" w:color="D9D9D9"/>
-              <w:bottom w:val="single" w:sz="4" w:color="D9D9D9"/>
-              <w:right w:val="single" w:sz="4" w:color="D9D9D9"/>
-            </w:tcBorders>
-          </w:tcPr>
-          <w:p>
-            <w:pPr>
-              <w:spacing w:after="80" w:before="80" w:line="300" w:lineRule="auto"/>
-            </w:pPr>
-            <w:r>
-              <w:rPr>
-                <w:b w:val="0"/>
-                <w:sz w:val="18"/>
-              </w:rPr>
-              <w:t>2023-03-29</w:t>
-            </w:r>
-          </w:p>
-        </w:tc>
-        <w:tc>
-          <w:tcPr>
-            <w:tcW w:type="dxa" w:w="2381"/>
-            <w:tcBorders>
-              <w:top w:val="single" w:sz="4" w:color="D9D9D9"/>
-              <w:left w:val="single" w:sz="4" w:color="D9D9D9"/>
-              <w:bottom w:val="single" w:sz="4" w:color="D9D9D9"/>
-              <w:right w:val="single" w:sz="4" w:color="D9D9D9"/>
-            </w:tcBorders>
-          </w:tcPr>
-          <w:p>
-            <w:pPr>
-              <w:spacing w:after="80" w:before="80" w:line="300" w:lineRule="auto"/>
-            </w:pPr>
-            <w:r>
-              <w:rPr>
-                <w:b w:val="0"/>
-                <w:sz w:val="18"/>
-              </w:rPr>
-              <w:t>Actions</w:t>
-            </w:r>
-          </w:p>
-        </w:tc>
-        <w:tc>
-          <w:tcPr>
-            <w:tcW w:type="dxa" w:w="2608"/>
-            <w:tcBorders>
-              <w:top w:val="single" w:sz="4" w:color="D9D9D9"/>
-              <w:left w:val="single" w:sz="4" w:color="D9D9D9"/>
-              <w:bottom w:val="single" w:sz="4" w:color="D9D9D9"/>
-              <w:right w:val="single" w:sz="4" w:color="D9D9D9"/>
-            </w:tcBorders>
-          </w:tcPr>
-          <w:p>
-            <w:pPr>
-              <w:spacing w:after="80" w:before="80" w:line="300" w:lineRule="auto"/>
-            </w:pPr>
-            <w:r>
-              <w:rPr>
-                <w:b w:val="0"/>
-                <w:sz w:val="18"/>
-              </w:rPr>
-              <w:t>297</w:t>
-            </w:r>
-          </w:p>
-        </w:tc>
-        <w:tc>
-          <w:tcPr>
-            <w:tcW w:type="dxa" w:w="2381"/>
-            <w:tcBorders>
-              <w:top w:val="single" w:sz="4" w:color="D9D9D9"/>
-              <w:left w:val="single" w:sz="4" w:color="D9D9D9"/>
-              <w:bottom w:val="single" w:sz="4" w:color="D9D9D9"/>
-              <w:right w:val="single" w:sz="4" w:color="D9D9D9"/>
-            </w:tcBorders>
-          </w:tcPr>
-          <w:p>
-            <w:pPr>
-              <w:spacing w:after="80" w:before="80" w:line="300" w:lineRule="auto"/>
-            </w:pPr>
-            <w:r>
-              <w:rPr>
-                <w:b w:val="0"/>
-                <w:sz w:val="18"/>
-              </w:rPr>
-              <w:t>불확실</w:t>
-            </w:r>
-          </w:p>
-        </w:tc>
-      </w:tr>
-      <w:tr>
-        <w:trPr>
-          <w:cantSplit/>
-        </w:trPr>
-        <w:tc>
-          <w:tcPr>
-            <w:tcW w:type="dxa" w:w="2268"/>
-            <w:tcBorders>
-              <w:top w:val="single" w:sz="4" w:color="D9D9D9"/>
-              <w:left w:val="single" w:sz="4" w:color="D9D9D9"/>
-              <w:bottom w:val="single" w:sz="4" w:color="D9D9D9"/>
-              <w:right w:val="single" w:sz="4" w:color="D9D9D9"/>
-            </w:tcBorders>
-          </w:tcPr>
-          <w:p>
-            <w:pPr>
-              <w:spacing w:after="80" w:before="80" w:line="300" w:lineRule="auto"/>
-            </w:pPr>
-            <w:r>
-              <w:rPr>
-                <w:b w:val="0"/>
-                <w:sz w:val="18"/>
-              </w:rPr>
-              <w:t>2023-03-31</w:t>
-            </w:r>
-          </w:p>
-        </w:tc>
-        <w:tc>
-          <w:tcPr>
-            <w:tcW w:type="dxa" w:w="2381"/>
-            <w:tcBorders>
-              <w:top w:val="single" w:sz="4" w:color="D9D9D9"/>
-              <w:left w:val="single" w:sz="4" w:color="D9D9D9"/>
-              <w:bottom w:val="single" w:sz="4" w:color="D9D9D9"/>
-              <w:right w:val="single" w:sz="4" w:color="D9D9D9"/>
-            </w:tcBorders>
-          </w:tcPr>
-          <w:p>
-            <w:pPr>
-              <w:spacing w:after="80" w:before="80" w:line="300" w:lineRule="auto"/>
-            </w:pPr>
-            <w:r>
-              <w:rPr>
-                <w:b w:val="0"/>
-                <w:sz w:val="18"/>
-              </w:rPr>
-              <w:t>Pull requests</w:t>
-            </w:r>
-          </w:p>
-        </w:tc>
-        <w:tc>
-          <w:tcPr>
-            <w:tcW w:type="dxa" w:w="2608"/>
-            <w:tcBorders>
-              <w:top w:val="single" w:sz="4" w:color="D9D9D9"/>
-              <w:left w:val="single" w:sz="4" w:color="D9D9D9"/>
-              <w:bottom w:val="single" w:sz="4" w:color="D9D9D9"/>
-              <w:right w:val="single" w:sz="4" w:color="D9D9D9"/>
-            </w:tcBorders>
-          </w:tcPr>
-          <w:p>
-            <w:pPr>
-              <w:spacing w:after="80" w:before="80" w:line="300" w:lineRule="auto"/>
-            </w:pPr>
-            <w:r>
-              <w:rPr>
-                <w:b w:val="0"/>
-                <w:sz w:val="18"/>
-              </w:rPr>
-              <w:t>120</w:t>
-            </w:r>
-          </w:p>
-        </w:tc>
-        <w:tc>
-          <w:tcPr>
-            <w:tcW w:type="dxa" w:w="2381"/>
-            <w:tcBorders>
-              <w:top w:val="single" w:sz="4" w:color="D9D9D9"/>
-              <w:left w:val="single" w:sz="4" w:color="D9D9D9"/>
-              <w:bottom w:val="single" w:sz="4" w:color="D9D9D9"/>
-              <w:right w:val="single" w:sz="4" w:color="D9D9D9"/>
-            </w:tcBorders>
-          </w:tcPr>
-          <w:p>
-            <w:pPr>
-              <w:spacing w:after="80" w:before="80" w:line="300" w:lineRule="auto"/>
-            </w:pPr>
-            <w:r>
-              <w:rPr>
-                <w:b w:val="0"/>
-                <w:sz w:val="18"/>
-              </w:rPr>
-              <w:t>변경</w:t>
-            </w:r>
-          </w:p>
-        </w:tc>
-      </w:tr>
-      <w:tr>
-        <w:trPr>
-          <w:cantSplit/>
-        </w:trPr>
-        <w:tc>
-          <w:tcPr>
-            <w:tcW w:type="dxa" w:w="2268"/>
-            <w:tcBorders>
-              <w:top w:val="single" w:sz="4" w:color="D9D9D9"/>
-              <w:left w:val="single" w:sz="4" w:color="D9D9D9"/>
-              <w:bottom w:val="single" w:sz="4" w:color="D9D9D9"/>
-              <w:right w:val="single" w:sz="4" w:color="D9D9D9"/>
-            </w:tcBorders>
-          </w:tcPr>
-          <w:p>
-            <w:pPr>
-              <w:spacing w:after="80" w:before="80" w:line="300" w:lineRule="auto"/>
-            </w:pPr>
-            <w:r>
-              <w:rPr>
-                <w:b w:val="0"/>
-                <w:sz w:val="18"/>
-              </w:rPr>
-              <w:t>2023-04-18</w:t>
-            </w:r>
-          </w:p>
-        </w:tc>
-        <w:tc>
-          <w:tcPr>
-            <w:tcW w:type="dxa" w:w="2381"/>
-            <w:tcBorders>
-              <w:top w:val="single" w:sz="4" w:color="D9D9D9"/>
-              <w:left w:val="single" w:sz="4" w:color="D9D9D9"/>
-              <w:bottom w:val="single" w:sz="4" w:color="D9D9D9"/>
-              <w:right w:val="single" w:sz="4" w:color="D9D9D9"/>
-            </w:tcBorders>
-          </w:tcPr>
-          <w:p>
-            <w:pPr>
-              <w:spacing w:after="80" w:before="80" w:line="300" w:lineRule="auto"/>
-            </w:pPr>
-            <w:r>
-              <w:rPr>
-                <w:b w:val="0"/>
-                <w:sz w:val="18"/>
-              </w:rPr>
-              <w:t>Issues/Pull requests</w:t>
-            </w:r>
-          </w:p>
-        </w:tc>
-        <w:tc>
-          <w:tcPr>
-            <w:tcW w:type="dxa" w:w="2608"/>
-            <w:tcBorders>
-              <w:top w:val="single" w:sz="4" w:color="D9D9D9"/>
-              <w:left w:val="single" w:sz="4" w:color="D9D9D9"/>
-              <w:bottom w:val="single" w:sz="4" w:color="D9D9D9"/>
-              <w:right w:val="single" w:sz="4" w:color="D9D9D9"/>
-            </w:tcBorders>
-          </w:tcPr>
-          <w:p>
-            <w:pPr>
-              <w:spacing w:after="80" w:before="80" w:line="300" w:lineRule="auto"/>
-            </w:pPr>
-            <w:r>
-              <w:rPr>
-                <w:b w:val="0"/>
-                <w:sz w:val="18"/>
-              </w:rPr>
-              <w:t>11</w:t>
-            </w:r>
-          </w:p>
-        </w:tc>
-        <w:tc>
-          <w:tcPr>
-            <w:tcW w:type="dxa" w:w="2381"/>
-            <w:tcBorders>
-              <w:top w:val="single" w:sz="4" w:color="D9D9D9"/>
-              <w:left w:val="single" w:sz="4" w:color="D9D9D9"/>
-              <w:bottom w:val="single" w:sz="4" w:color="D9D9D9"/>
-              <w:right w:val="single" w:sz="4" w:color="D9D9D9"/>
-            </w:tcBorders>
-          </w:tcPr>
-          <w:p>
-            <w:pPr>
-              <w:spacing w:after="80" w:before="80" w:line="300" w:lineRule="auto"/>
-            </w:pPr>
-            <w:r>
-              <w:rPr>
-                <w:b w:val="0"/>
-                <w:sz w:val="18"/>
-              </w:rPr>
-              <w:t>변경</w:t>
-            </w:r>
-          </w:p>
-        </w:tc>
-      </w:tr>
-      <w:tr>
-        <w:trPr>
-          <w:cantSplit/>
-        </w:trPr>
-        <w:tc>
-          <w:tcPr>
-            <w:tcW w:type="dxa" w:w="2268"/>
-            <w:tcBorders>
-              <w:top w:val="single" w:sz="4" w:color="D9D9D9"/>
-              <w:left w:val="single" w:sz="4" w:color="D9D9D9"/>
-              <w:bottom w:val="single" w:sz="4" w:color="D9D9D9"/>
-              <w:right w:val="single" w:sz="4" w:color="D9D9D9"/>
-            </w:tcBorders>
-          </w:tcPr>
-          <w:p>
-            <w:pPr>
-              <w:spacing w:after="80" w:before="80" w:line="300" w:lineRule="auto"/>
-            </w:pPr>
-            <w:r>
-              <w:rPr>
-                <w:b w:val="0"/>
-                <w:sz w:val="18"/>
-              </w:rPr>
-              <w:t>2023-04-26</w:t>
-            </w:r>
-          </w:p>
-        </w:tc>
-        <w:tc>
-          <w:tcPr>
-            <w:tcW w:type="dxa" w:w="2381"/>
-            <w:tcBorders>
-              <w:top w:val="single" w:sz="4" w:color="D9D9D9"/>
-              <w:left w:val="single" w:sz="4" w:color="D9D9D9"/>
-              <w:bottom w:val="single" w:sz="4" w:color="D9D9D9"/>
-              <w:right w:val="single" w:sz="4" w:color="D9D9D9"/>
-            </w:tcBorders>
-          </w:tcPr>
-          <w:p>
-            <w:pPr>
-              <w:spacing w:after="80" w:before="80" w:line="300" w:lineRule="auto"/>
-            </w:pPr>
-            <w:r>
-              <w:rPr>
-                <w:b w:val="0"/>
-                <w:sz w:val="18"/>
-              </w:rPr>
-              <w:t>Copilot</w:t>
-            </w:r>
-          </w:p>
-        </w:tc>
-        <w:tc>
-          <w:tcPr>
-            <w:tcW w:type="dxa" w:w="2608"/>
-            <w:tcBorders>
-              <w:top w:val="single" w:sz="4" w:color="D9D9D9"/>
-              <w:left w:val="single" w:sz="4" w:color="D9D9D9"/>
-              <w:bottom w:val="single" w:sz="4" w:color="D9D9D9"/>
-              <w:right w:val="single" w:sz="4" w:color="D9D9D9"/>
-            </w:tcBorders>
-          </w:tcPr>
-          <w:p>
-            <w:pPr>
-              <w:spacing w:after="80" w:before="80" w:line="300" w:lineRule="auto"/>
-            </w:pPr>
-            <w:r>
-              <w:rPr>
-                <w:b w:val="0"/>
-                <w:sz w:val="18"/>
-              </w:rPr>
-              <w:t>64</w:t>
-            </w:r>
-          </w:p>
-        </w:tc>
-        <w:tc>
-          <w:tcPr>
-            <w:tcW w:type="dxa" w:w="2381"/>
-            <w:tcBorders>
-              <w:top w:val="single" w:sz="4" w:color="D9D9D9"/>
-              <w:left w:val="single" w:sz="4" w:color="D9D9D9"/>
-              <w:bottom w:val="single" w:sz="4" w:color="D9D9D9"/>
-              <w:right w:val="single" w:sz="4" w:color="D9D9D9"/>
-            </w:tcBorders>
-          </w:tcPr>
-          <w:p>
-            <w:pPr>
-              <w:spacing w:after="80" w:before="80" w:line="300" w:lineRule="auto"/>
-            </w:pPr>
-            <w:r>
-              <w:rPr>
-                <w:b w:val="0"/>
-                <w:sz w:val="18"/>
-              </w:rPr>
-              <w:t>불확실</w:t>
-            </w:r>
-          </w:p>
-        </w:tc>
-      </w:tr>
-      <w:tr>
-        <w:trPr>
-          <w:cantSplit/>
-        </w:trPr>
-        <w:tc>
-          <w:tcPr>
-            <w:tcW w:type="dxa" w:w="2268"/>
-            <w:tcBorders>
-              <w:top w:val="single" w:sz="4" w:color="D9D9D9"/>
-              <w:left w:val="single" w:sz="4" w:color="D9D9D9"/>
-              <w:bottom w:val="single" w:sz="4" w:color="D9D9D9"/>
-              <w:right w:val="single" w:sz="4" w:color="D9D9D9"/>
-            </w:tcBorders>
-          </w:tcPr>
-          <w:p>
-            <w:pPr>
-              <w:spacing w:after="80" w:before="80" w:line="300" w:lineRule="auto"/>
-            </w:pPr>
-            <w:r>
-              <w:rPr>
-                <w:b w:val="0"/>
-                <w:sz w:val="18"/>
-              </w:rPr>
-              <w:t>2023-04-27</w:t>
-            </w:r>
-          </w:p>
-        </w:tc>
-        <w:tc>
-          <w:tcPr>
-            <w:tcW w:type="dxa" w:w="2381"/>
-            <w:tcBorders>
-              <w:top w:val="single" w:sz="4" w:color="D9D9D9"/>
-              <w:left w:val="single" w:sz="4" w:color="D9D9D9"/>
-              <w:bottom w:val="single" w:sz="4" w:color="D9D9D9"/>
-              <w:right w:val="single" w:sz="4" w:color="D9D9D9"/>
-            </w:tcBorders>
-          </w:tcPr>
-          <w:p>
-            <w:pPr>
-              <w:spacing w:after="80" w:before="80" w:line="300" w:lineRule="auto"/>
-            </w:pPr>
-            <w:r>
-              <w:rPr>
-                <w:b w:val="0"/>
-                <w:sz w:val="18"/>
-              </w:rPr>
-              <w:t>Packages</w:t>
-            </w:r>
-          </w:p>
-        </w:tc>
-        <w:tc>
-          <w:tcPr>
-            <w:tcW w:type="dxa" w:w="2608"/>
-            <w:tcBorders>
-              <w:top w:val="single" w:sz="4" w:color="D9D9D9"/>
-              <w:left w:val="single" w:sz="4" w:color="D9D9D9"/>
-              <w:bottom w:val="single" w:sz="4" w:color="D9D9D9"/>
-              <w:right w:val="single" w:sz="4" w:color="D9D9D9"/>
-            </w:tcBorders>
-          </w:tcPr>
-          <w:p>
-            <w:pPr>
-              <w:spacing w:after="80" w:before="80" w:line="300" w:lineRule="auto"/>
-            </w:pPr>
-            <w:r>
-              <w:rPr>
-                <w:b w:val="0"/>
-                <w:sz w:val="18"/>
-              </w:rPr>
-              <w:t>57</w:t>
-            </w:r>
-          </w:p>
-        </w:tc>
-        <w:tc>
-          <w:tcPr>
-            <w:tcW w:type="dxa" w:w="2381"/>
-            <w:tcBorders>
-              <w:top w:val="single" w:sz="4" w:color="D9D9D9"/>
-              <w:left w:val="single" w:sz="4" w:color="D9D9D9"/>
-              <w:bottom w:val="single" w:sz="4" w:color="D9D9D9"/>
-              <w:right w:val="single" w:sz="4" w:color="D9D9D9"/>
-            </w:tcBorders>
-          </w:tcPr>
-          <w:p>
-            <w:pPr>
-              <w:spacing w:after="80" w:before="80" w:line="300" w:lineRule="auto"/>
-            </w:pPr>
-            <w:r>
-              <w:rPr>
-                <w:b w:val="0"/>
-                <w:sz w:val="18"/>
-              </w:rPr>
-              <w:t>불확실</w:t>
-            </w:r>
-          </w:p>
-        </w:tc>
-      </w:tr>
-      <w:tr>
-        <w:trPr>
-          <w:cantSplit/>
-        </w:trPr>
-        <w:tc>
-          <w:tcPr>
-            <w:tcW w:type="dxa" w:w="2268"/>
-            <w:tcBorders>
-              <w:top w:val="single" w:sz="4" w:color="D9D9D9"/>
-              <w:left w:val="single" w:sz="4" w:color="D9D9D9"/>
-              <w:bottom w:val="single" w:sz="4" w:color="D9D9D9"/>
-              <w:right w:val="single" w:sz="4" w:color="D9D9D9"/>
-            </w:tcBorders>
-          </w:tcPr>
-          <w:p>
-            <w:pPr>
-              <w:spacing w:after="80" w:before="80" w:line="300" w:lineRule="auto"/>
-            </w:pPr>
-            <w:r>
-              <w:rPr>
-                <w:b w:val="0"/>
-                <w:sz w:val="18"/>
-              </w:rPr>
-              <w:t>2023-04-28</w:t>
-            </w:r>
-          </w:p>
-        </w:tc>
-        <w:tc>
-          <w:tcPr>
-            <w:tcW w:type="dxa" w:w="2381"/>
-            <w:tcBorders>
-              <w:top w:val="single" w:sz="4" w:color="D9D9D9"/>
-              <w:left w:val="single" w:sz="4" w:color="D9D9D9"/>
-              <w:bottom w:val="single" w:sz="4" w:color="D9D9D9"/>
-              <w:right w:val="single" w:sz="4" w:color="D9D9D9"/>
-            </w:tcBorders>
-          </w:tcPr>
-          <w:p>
-            <w:pPr>
-              <w:spacing w:after="80" w:before="80" w:line="300" w:lineRule="auto"/>
-            </w:pPr>
-            <w:r>
-              <w:rPr>
-                <w:b w:val="0"/>
-                <w:sz w:val="18"/>
-              </w:rPr>
-              <w:t>Codespaces</w:t>
-            </w:r>
-          </w:p>
-        </w:tc>
-        <w:tc>
-          <w:tcPr>
-            <w:tcW w:type="dxa" w:w="2608"/>
-            <w:tcBorders>
-              <w:top w:val="single" w:sz="4" w:color="D9D9D9"/>
-              <w:left w:val="single" w:sz="4" w:color="D9D9D9"/>
-              <w:bottom w:val="single" w:sz="4" w:color="D9D9D9"/>
-              <w:right w:val="single" w:sz="4" w:color="D9D9D9"/>
-            </w:tcBorders>
-          </w:tcPr>
-          <w:p>
-            <w:pPr>
-              <w:spacing w:after="80" w:before="80" w:line="300" w:lineRule="auto"/>
-            </w:pPr>
-            <w:r>
-              <w:rPr>
-                <w:b w:val="0"/>
-                <w:sz w:val="18"/>
-              </w:rPr>
-              <w:t>19</w:t>
-            </w:r>
-          </w:p>
-        </w:tc>
-        <w:tc>
-          <w:tcPr>
-            <w:tcW w:type="dxa" w:w="2381"/>
-            <w:tcBorders>
-              <w:top w:val="single" w:sz="4" w:color="D9D9D9"/>
-              <w:left w:val="single" w:sz="4" w:color="D9D9D9"/>
-              <w:bottom w:val="single" w:sz="4" w:color="D9D9D9"/>
-              <w:right w:val="single" w:sz="4" w:color="D9D9D9"/>
-            </w:tcBorders>
-          </w:tcPr>
-          <w:p>
-            <w:pPr>
-              <w:spacing w:after="80" w:before="80" w:line="300" w:lineRule="auto"/>
-            </w:pPr>
-            <w:r>
-              <w:rPr>
-                <w:b w:val="0"/>
-                <w:sz w:val="18"/>
-              </w:rPr>
-              <w:t>불확실</w:t>
+              <w:t>1</w:t>
             </w:r>
           </w:p>
         </w:tc>
@@ -2699,1343 +3621,361 @@
     </w:tbl>
     <w:p>
       <w:pPr>
-        <w:spacing w:after="40"/>
+        <w:spacing w:after="0"/>
       </w:pPr>
     </w:p>
     <w:p>
       <w:r>
-        <w:t>자료: GitHub 가용성 보고서[4-6]에서 추출. 사건별 근거 위치는 raw_records.json, 분류 이유는 coding.json에 보존하였다.</w:t>
-      </w:r>
-    </w:p>
-    <w:p>
-      <w:pPr>
-        <w:keepNext/>
-      </w:pPr>
-      <w:r>
-        <w:t>표 4. 원인 집단별 보고된 지속시간</w:t>
-      </w:r>
-    </w:p>
-    <w:tbl>
-      <w:tblPr>
-        <w:tblW w:type="auto" w:w="0"/>
-        <w:tblLayout w:type="fixed"/>
-        <w:tblLook w:firstColumn="1" w:firstRow="1" w:lastColumn="0" w:lastRow="0" w:noHBand="0" w:noVBand="1" w:val="04A0"/>
-      </w:tblPr>
-      <w:tblGrid>
-        <w:gridCol w:w="1928"/>
-        <w:gridCol w:w="1928"/>
-        <w:gridCol w:w="1928"/>
-        <w:gridCol w:w="1928"/>
-        <w:gridCol w:w="1928"/>
-      </w:tblGrid>
-      <w:tr>
-        <w:trPr>
-          <w:cantSplit/>
-          <w:tblHeader/>
-        </w:trPr>
-        <w:tc>
-          <w:tcPr>
-            <w:tcW w:type="dxa" w:w="2268"/>
-            <w:tcBorders>
-              <w:top w:val="single" w:sz="4" w:color="D9D9D9"/>
-              <w:left w:val="single" w:sz="4" w:color="D9D9D9"/>
-              <w:bottom w:val="single" w:sz="4" w:color="D9D9D9"/>
-              <w:right w:val="single" w:sz="4" w:color="D9D9D9"/>
-            </w:tcBorders>
-            <w:shd w:fill="EDF3F7"/>
-          </w:tcPr>
-          <w:p>
-            <w:pPr>
-              <w:spacing w:after="80" w:before="80" w:line="300" w:lineRule="auto"/>
-            </w:pPr>
-            <w:r>
-              <w:rPr>
-                <w:b/>
-                <w:sz w:val="18"/>
-              </w:rPr>
-              <w:t>집단</w:t>
-            </w:r>
-          </w:p>
-        </w:tc>
-        <w:tc>
-          <w:tcPr>
-            <w:tcW w:type="dxa" w:w="1134"/>
-            <w:tcBorders>
-              <w:top w:val="single" w:sz="4" w:color="D9D9D9"/>
-              <w:left w:val="single" w:sz="4" w:color="D9D9D9"/>
-              <w:bottom w:val="single" w:sz="4" w:color="D9D9D9"/>
-              <w:right w:val="single" w:sz="4" w:color="D9D9D9"/>
-            </w:tcBorders>
-            <w:shd w:fill="EDF3F7"/>
-          </w:tcPr>
-          <w:p>
-            <w:pPr>
-              <w:spacing w:after="80" w:before="80" w:line="300" w:lineRule="auto"/>
-            </w:pPr>
-            <w:r>
-              <w:rPr>
-                <w:b/>
-                <w:sz w:val="18"/>
-              </w:rPr>
-              <w:t>건수</w:t>
-            </w:r>
-          </w:p>
-        </w:tc>
-        <w:tc>
-          <w:tcPr>
-            <w:tcW w:type="dxa" w:w="1701"/>
-            <w:tcBorders>
-              <w:top w:val="single" w:sz="4" w:color="D9D9D9"/>
-              <w:left w:val="single" w:sz="4" w:color="D9D9D9"/>
-              <w:bottom w:val="single" w:sz="4" w:color="D9D9D9"/>
-              <w:right w:val="single" w:sz="4" w:color="D9D9D9"/>
-            </w:tcBorders>
-            <w:shd w:fill="EDF3F7"/>
-          </w:tcPr>
-          <w:p>
-            <w:pPr>
-              <w:spacing w:after="80" w:before="80" w:line="300" w:lineRule="auto"/>
-            </w:pPr>
-            <w:r>
-              <w:rPr>
-                <w:b/>
-                <w:sz w:val="18"/>
-              </w:rPr>
-              <w:t>중앙값(분)</w:t>
-            </w:r>
-          </w:p>
-        </w:tc>
-        <w:tc>
-          <w:tcPr>
-            <w:tcW w:type="dxa" w:w="1701"/>
-            <w:tcBorders>
-              <w:top w:val="single" w:sz="4" w:color="D9D9D9"/>
-              <w:left w:val="single" w:sz="4" w:color="D9D9D9"/>
-              <w:bottom w:val="single" w:sz="4" w:color="D9D9D9"/>
-              <w:right w:val="single" w:sz="4" w:color="D9D9D9"/>
-            </w:tcBorders>
-            <w:shd w:fill="EDF3F7"/>
-          </w:tcPr>
-          <w:p>
-            <w:pPr>
-              <w:spacing w:after="80" w:before="80" w:line="300" w:lineRule="auto"/>
-            </w:pPr>
-            <w:r>
-              <w:rPr>
-                <w:b/>
-                <w:sz w:val="18"/>
-              </w:rPr>
-              <w:t>평균(분)</w:t>
-            </w:r>
-          </w:p>
-        </w:tc>
-        <w:tc>
-          <w:tcPr>
-            <w:tcW w:type="dxa" w:w="2835"/>
-            <w:tcBorders>
-              <w:top w:val="single" w:sz="4" w:color="D9D9D9"/>
-              <w:left w:val="single" w:sz="4" w:color="D9D9D9"/>
-              <w:bottom w:val="single" w:sz="4" w:color="D9D9D9"/>
-              <w:right w:val="single" w:sz="4" w:color="D9D9D9"/>
-            </w:tcBorders>
-            <w:shd w:fill="EDF3F7"/>
-          </w:tcPr>
-          <w:p>
-            <w:pPr>
-              <w:spacing w:after="80" w:before="80" w:line="300" w:lineRule="auto"/>
-            </w:pPr>
-            <w:r>
-              <w:rPr>
-                <w:b/>
-                <w:sz w:val="18"/>
-              </w:rPr>
-              <w:t>범위(분)</w:t>
-            </w:r>
-          </w:p>
-        </w:tc>
-      </w:tr>
-      <w:tr>
-        <w:trPr>
-          <w:cantSplit/>
-        </w:trPr>
-        <w:tc>
-          <w:tcPr>
-            <w:tcW w:type="dxa" w:w="2268"/>
-            <w:tcBorders>
-              <w:top w:val="single" w:sz="4" w:color="D9D9D9"/>
-              <w:left w:val="single" w:sz="4" w:color="D9D9D9"/>
-              <w:bottom w:val="single" w:sz="4" w:color="D9D9D9"/>
-              <w:right w:val="single" w:sz="4" w:color="D9D9D9"/>
-            </w:tcBorders>
-          </w:tcPr>
-          <w:p>
-            <w:pPr>
-              <w:spacing w:after="80" w:before="80" w:line="300" w:lineRule="auto"/>
-            </w:pPr>
-            <w:r>
-              <w:rPr>
-                <w:b w:val="0"/>
-                <w:sz w:val="18"/>
-              </w:rPr>
-              <w:t>변경</w:t>
-            </w:r>
-          </w:p>
-        </w:tc>
-        <w:tc>
-          <w:tcPr>
-            <w:tcW w:type="dxa" w:w="1134"/>
-            <w:tcBorders>
-              <w:top w:val="single" w:sz="4" w:color="D9D9D9"/>
-              <w:left w:val="single" w:sz="4" w:color="D9D9D9"/>
-              <w:bottom w:val="single" w:sz="4" w:color="D9D9D9"/>
-              <w:right w:val="single" w:sz="4" w:color="D9D9D9"/>
-            </w:tcBorders>
-          </w:tcPr>
-          <w:p>
-            <w:pPr>
-              <w:spacing w:after="80" w:before="80" w:line="300" w:lineRule="auto"/>
-            </w:pPr>
-            <w:r>
-              <w:rPr>
-                <w:b w:val="0"/>
-                <w:sz w:val="18"/>
-              </w:rPr>
-              <w:t>5</w:t>
-            </w:r>
-          </w:p>
-        </w:tc>
-        <w:tc>
-          <w:tcPr>
-            <w:tcW w:type="dxa" w:w="1701"/>
-            <w:tcBorders>
-              <w:top w:val="single" w:sz="4" w:color="D9D9D9"/>
-              <w:left w:val="single" w:sz="4" w:color="D9D9D9"/>
-              <w:bottom w:val="single" w:sz="4" w:color="D9D9D9"/>
-              <w:right w:val="single" w:sz="4" w:color="D9D9D9"/>
-            </w:tcBorders>
-          </w:tcPr>
-          <w:p>
-            <w:pPr>
-              <w:spacing w:after="80" w:before="80" w:line="300" w:lineRule="auto"/>
-            </w:pPr>
-            <w:r>
-              <w:rPr>
-                <w:b w:val="0"/>
-                <w:sz w:val="18"/>
-              </w:rPr>
-              <w:t>93</w:t>
-            </w:r>
-          </w:p>
-        </w:tc>
-        <w:tc>
-          <w:tcPr>
-            <w:tcW w:type="dxa" w:w="1701"/>
-            <w:tcBorders>
-              <w:top w:val="single" w:sz="4" w:color="D9D9D9"/>
-              <w:left w:val="single" w:sz="4" w:color="D9D9D9"/>
-              <w:bottom w:val="single" w:sz="4" w:color="D9D9D9"/>
-              <w:right w:val="single" w:sz="4" w:color="D9D9D9"/>
-            </w:tcBorders>
-          </w:tcPr>
-          <w:p>
-            <w:pPr>
-              <w:spacing w:after="80" w:before="80" w:line="300" w:lineRule="auto"/>
-            </w:pPr>
-            <w:r>
-              <w:rPr>
-                <w:b w:val="0"/>
-                <w:sz w:val="18"/>
-              </w:rPr>
-              <w:t>88.4</w:t>
-            </w:r>
-          </w:p>
-        </w:tc>
-        <w:tc>
-          <w:tcPr>
-            <w:tcW w:type="dxa" w:w="2835"/>
-            <w:tcBorders>
-              <w:top w:val="single" w:sz="4" w:color="D9D9D9"/>
-              <w:left w:val="single" w:sz="4" w:color="D9D9D9"/>
-              <w:bottom w:val="single" w:sz="4" w:color="D9D9D9"/>
-              <w:right w:val="single" w:sz="4" w:color="D9D9D9"/>
-            </w:tcBorders>
-          </w:tcPr>
-          <w:p>
-            <w:pPr>
-              <w:spacing w:after="80" w:before="80" w:line="300" w:lineRule="auto"/>
-            </w:pPr>
-            <w:r>
-              <w:rPr>
-                <w:b w:val="0"/>
-                <w:sz w:val="18"/>
-              </w:rPr>
-              <w:t>11-138</w:t>
-            </w:r>
-          </w:p>
-        </w:tc>
-      </w:tr>
-      <w:tr>
-        <w:trPr>
-          <w:cantSplit/>
-        </w:trPr>
-        <w:tc>
-          <w:tcPr>
-            <w:tcW w:type="dxa" w:w="2268"/>
-            <w:tcBorders>
-              <w:top w:val="single" w:sz="4" w:color="D9D9D9"/>
-              <w:left w:val="single" w:sz="4" w:color="D9D9D9"/>
-              <w:bottom w:val="single" w:sz="4" w:color="D9D9D9"/>
-              <w:right w:val="single" w:sz="4" w:color="D9D9D9"/>
-            </w:tcBorders>
-          </w:tcPr>
-          <w:p>
-            <w:pPr>
-              <w:spacing w:after="80" w:before="80" w:line="300" w:lineRule="auto"/>
-            </w:pPr>
-            <w:r>
-              <w:rPr>
-                <w:b w:val="0"/>
-                <w:sz w:val="18"/>
-              </w:rPr>
-              <w:t>인프라</w:t>
-            </w:r>
-          </w:p>
-        </w:tc>
-        <w:tc>
-          <w:tcPr>
-            <w:tcW w:type="dxa" w:w="1134"/>
-            <w:tcBorders>
-              <w:top w:val="single" w:sz="4" w:color="D9D9D9"/>
-              <w:left w:val="single" w:sz="4" w:color="D9D9D9"/>
-              <w:bottom w:val="single" w:sz="4" w:color="D9D9D9"/>
-              <w:right w:val="single" w:sz="4" w:color="D9D9D9"/>
-            </w:tcBorders>
-          </w:tcPr>
-          <w:p>
-            <w:pPr>
-              <w:spacing w:after="80" w:before="80" w:line="300" w:lineRule="auto"/>
-            </w:pPr>
-            <w:r>
-              <w:rPr>
-                <w:b w:val="0"/>
-                <w:sz w:val="18"/>
-              </w:rPr>
-              <w:t>3</w:t>
-            </w:r>
-          </w:p>
-        </w:tc>
-        <w:tc>
-          <w:tcPr>
-            <w:tcW w:type="dxa" w:w="1701"/>
-            <w:tcBorders>
-              <w:top w:val="single" w:sz="4" w:color="D9D9D9"/>
-              <w:left w:val="single" w:sz="4" w:color="D9D9D9"/>
-              <w:bottom w:val="single" w:sz="4" w:color="D9D9D9"/>
-              <w:right w:val="single" w:sz="4" w:color="D9D9D9"/>
-            </w:tcBorders>
-          </w:tcPr>
-          <w:p>
-            <w:pPr>
-              <w:spacing w:after="80" w:before="80" w:line="300" w:lineRule="auto"/>
-            </w:pPr>
-            <w:r>
-              <w:rPr>
-                <w:b w:val="0"/>
-                <w:sz w:val="18"/>
-              </w:rPr>
-              <w:t>186</w:t>
-            </w:r>
-          </w:p>
-        </w:tc>
-        <w:tc>
-          <w:tcPr>
-            <w:tcW w:type="dxa" w:w="1701"/>
-            <w:tcBorders>
-              <w:top w:val="single" w:sz="4" w:color="D9D9D9"/>
-              <w:left w:val="single" w:sz="4" w:color="D9D9D9"/>
-              <w:bottom w:val="single" w:sz="4" w:color="D9D9D9"/>
-              <w:right w:val="single" w:sz="4" w:color="D9D9D9"/>
-            </w:tcBorders>
-          </w:tcPr>
-          <w:p>
-            <w:pPr>
-              <w:spacing w:after="80" w:before="80" w:line="300" w:lineRule="auto"/>
-            </w:pPr>
-            <w:r>
-              <w:rPr>
-                <w:b w:val="0"/>
-                <w:sz w:val="18"/>
-              </w:rPr>
-              <w:t>502.3</w:t>
-            </w:r>
-          </w:p>
-        </w:tc>
-        <w:tc>
-          <w:tcPr>
-            <w:tcW w:type="dxa" w:w="2835"/>
-            <w:tcBorders>
-              <w:top w:val="single" w:sz="4" w:color="D9D9D9"/>
-              <w:left w:val="single" w:sz="4" w:color="D9D9D9"/>
-              <w:bottom w:val="single" w:sz="4" w:color="D9D9D9"/>
-              <w:right w:val="single" w:sz="4" w:color="D9D9D9"/>
-            </w:tcBorders>
-          </w:tcPr>
-          <w:p>
-            <w:pPr>
-              <w:spacing w:after="80" w:before="80" w:line="300" w:lineRule="auto"/>
-            </w:pPr>
-            <w:r>
-              <w:rPr>
-                <w:b w:val="0"/>
-                <w:sz w:val="18"/>
-              </w:rPr>
-              <w:t>86-1235</w:t>
-            </w:r>
-          </w:p>
-        </w:tc>
-      </w:tr>
-      <w:tr>
-        <w:trPr>
-          <w:cantSplit/>
-        </w:trPr>
-        <w:tc>
-          <w:tcPr>
-            <w:tcW w:type="dxa" w:w="2268"/>
-            <w:tcBorders>
-              <w:top w:val="single" w:sz="4" w:color="D9D9D9"/>
-              <w:left w:val="single" w:sz="4" w:color="D9D9D9"/>
-              <w:bottom w:val="single" w:sz="4" w:color="D9D9D9"/>
-              <w:right w:val="single" w:sz="4" w:color="D9D9D9"/>
-            </w:tcBorders>
-          </w:tcPr>
-          <w:p>
-            <w:pPr>
-              <w:spacing w:after="80" w:before="80" w:line="300" w:lineRule="auto"/>
-            </w:pPr>
-            <w:r>
-              <w:rPr>
-                <w:b w:val="0"/>
-                <w:sz w:val="18"/>
-              </w:rPr>
-              <w:t>불확실</w:t>
-            </w:r>
-          </w:p>
-        </w:tc>
-        <w:tc>
-          <w:tcPr>
-            <w:tcW w:type="dxa" w:w="1134"/>
-            <w:tcBorders>
-              <w:top w:val="single" w:sz="4" w:color="D9D9D9"/>
-              <w:left w:val="single" w:sz="4" w:color="D9D9D9"/>
-              <w:bottom w:val="single" w:sz="4" w:color="D9D9D9"/>
-              <w:right w:val="single" w:sz="4" w:color="D9D9D9"/>
-            </w:tcBorders>
-          </w:tcPr>
-          <w:p>
-            <w:pPr>
-              <w:spacing w:after="80" w:before="80" w:line="300" w:lineRule="auto"/>
-            </w:pPr>
-            <w:r>
-              <w:rPr>
-                <w:b w:val="0"/>
-                <w:sz w:val="18"/>
-              </w:rPr>
-              <w:t>5</w:t>
-            </w:r>
-          </w:p>
-        </w:tc>
-        <w:tc>
-          <w:tcPr>
-            <w:tcW w:type="dxa" w:w="1701"/>
-            <w:tcBorders>
-              <w:top w:val="single" w:sz="4" w:color="D9D9D9"/>
-              <w:left w:val="single" w:sz="4" w:color="D9D9D9"/>
-              <w:bottom w:val="single" w:sz="4" w:color="D9D9D9"/>
-              <w:right w:val="single" w:sz="4" w:color="D9D9D9"/>
-            </w:tcBorders>
-          </w:tcPr>
-          <w:p>
-            <w:pPr>
-              <w:spacing w:after="80" w:before="80" w:line="300" w:lineRule="auto"/>
-            </w:pPr>
-            <w:r>
-              <w:rPr>
-                <w:b w:val="0"/>
-                <w:sz w:val="18"/>
-              </w:rPr>
-              <w:t>64</w:t>
-            </w:r>
-          </w:p>
-        </w:tc>
-        <w:tc>
-          <w:tcPr>
-            <w:tcW w:type="dxa" w:w="1701"/>
-            <w:tcBorders>
-              <w:top w:val="single" w:sz="4" w:color="D9D9D9"/>
-              <w:left w:val="single" w:sz="4" w:color="D9D9D9"/>
-              <w:bottom w:val="single" w:sz="4" w:color="D9D9D9"/>
-              <w:right w:val="single" w:sz="4" w:color="D9D9D9"/>
-            </w:tcBorders>
-          </w:tcPr>
-          <w:p>
-            <w:pPr>
-              <w:spacing w:after="80" w:before="80" w:line="300" w:lineRule="auto"/>
-            </w:pPr>
-            <w:r>
-              <w:rPr>
-                <w:b w:val="0"/>
-                <w:sz w:val="18"/>
-              </w:rPr>
-              <w:t>116.6</w:t>
-            </w:r>
-          </w:p>
-        </w:tc>
-        <w:tc>
-          <w:tcPr>
-            <w:tcW w:type="dxa" w:w="2835"/>
-            <w:tcBorders>
-              <w:top w:val="single" w:sz="4" w:color="D9D9D9"/>
-              <w:left w:val="single" w:sz="4" w:color="D9D9D9"/>
-              <w:bottom w:val="single" w:sz="4" w:color="D9D9D9"/>
-              <w:right w:val="single" w:sz="4" w:color="D9D9D9"/>
-            </w:tcBorders>
-          </w:tcPr>
-          <w:p>
-            <w:pPr>
-              <w:spacing w:after="80" w:before="80" w:line="300" w:lineRule="auto"/>
-            </w:pPr>
-            <w:r>
-              <w:rPr>
-                <w:b w:val="0"/>
-                <w:sz w:val="18"/>
-              </w:rPr>
-              <w:t>19-297</w:t>
-            </w:r>
-          </w:p>
-        </w:tc>
-      </w:tr>
-    </w:tbl>
-    <w:p>
-      <w:pPr>
-        <w:spacing w:after="40"/>
-      </w:pPr>
-    </w:p>
-    <w:p>
-      <w:r>
-        <w:t>변경 집단 관측값은 11, 80, 93, 120, 138분이고 인프라 집단은 86, 186, 1235분이다. 중앙값 차이(변경-인프라)는 -93분으로, 변경 관련 장애가 더 길다는 가설은 이 표본에서 지지되지 않았다. 반대 결과를 그대로 유지하였다. 인프라 집단의 장시간 사건은 평균에 영향을 주지만 중앙값에서도 방향이 같으므로 그 사건 하나만으로 결과를 설명할 수 없다.</w:t>
+        <w:rPr>
+          <w:rFonts w:ascii="맑은 고딕" w:hAnsi="맑은 고딕" w:eastAsia="맑은 고딕"/>
+          <w:sz w:val="22"/>
+        </w:rPr>
+        <w:t>필수 항목은 기록 전체에서 합계 36개였다. 같은 안내 내용이 다른 사례에 필요하면 사례별로 다시 센 값이며 고유 안내 종류는 아니다. A의 누락은 8개(22.2%), B는 1개(2.8%)였다. 참조표 밖 추가 항목은 A 6개, B 1개였다. 누락이 줄어든 기록은 C01·C02·C08·C09·C10의 다섯 개이고, C03–C07의 다섯 개는 같았다. 악화된 기록은 없었다. 이 간단한 A와의 비교 안에서는 가설이 지지되었다.</w:t>
       </w:r>
     </w:p>
     <w:p>
       <w:r>
-        <w:t>최초 보고값을 적용하면 변경 집단 중앙값은 80분, 인프라 집단은 186분이었다. 3월 31일 사건을 제외한 사후 분석에서 변경 집단 중앙값은 86.5분이었다. 방향은 유지되지만 비교 표본의 대표성이나 인과성이 확보되는 것은 아니다. 3월 29일 269→297분, 3월 31일 52→120분의 후속 보고 변경과 3월 27일 표제 93분·본문 시각 차이 63분의 불일치도 원기록에 보존하였다[5,6].</w:t>
+        <w:rPr>
+          <w:rFonts w:ascii="맑은 고딕" w:hAnsi="맑은 고딕" w:eastAsia="맑은 고딕"/>
+          <w:sz w:val="22"/>
+        </w:rPr>
+        <w:t>B의 남은 누락은 C08의 해외 현지 확인·신고 항목이었다. B는 재외공관 유형에는 현지 경로를 붙였지만, 세관·경찰 사칭으로 분류된 해외 사례에는 붙이지 못했다. 따라서 기관명과 행동만으로 모든 상황을 포괄한다고 결론내릴 수 없다. 체류 지역을 별도 질문으로 연결하는 보완이 필요하나, 이번 결과에는 수정 전 규칙을 그대로 사용했다.</w:t>
+      </w:r>
+    </w:p>
+    <w:p>
+      <w:r>
+        <w:rPr>
+          <w:rFonts w:ascii="맑은 고딕" w:hAnsi="맑은 고딕" w:eastAsia="맑은 고딕"/>
+          <w:sz w:val="22"/>
+        </w:rPr>
+        <w:t>C10에서는 B가 국내 정보 노출에 관한 추가 예방·상담 항목을 제시했으나 참조표의 필수 항목에는 없었다. 이는 추가 항목 1개로 보존했다. 이 한 항목이 실제로 불필요하거나 위험한지, 이용자 부담을 늘리는지는 본 자료로 판단할 수 없다. 전체 출력과 누락 코드의 대응은 재현 패키지 results/case_audit.json에 있다.</w:t>
+      </w:r>
+    </w:p>
+    <w:p>
+      <w:r>
+        <w:rPr>
+          <w:rFonts w:ascii="맑은 고딕" w:hAnsi="맑은 고딕" w:eastAsia="맑은 고딕"/>
+          <w:sz w:val="22"/>
+        </w:rPr>
+        <w:t>대조 규칙을 넓혀 유형마다 해당 유형의 모든 필수 항목을 보여주면 누락은 0개가 되었고 참조표 밖 추가 항목은 28개였다. 이 비교에서는 B의 누락이 더 적지 않았다. 다만 넓은 규칙은 같은 사례들의 참조표를 합쳐 만든 사후 점검이므로 독립 평가가 아니다. 결과는 “B가 언제나 우수하다”가 아니라, 안내 범위와 불필요할 수 있는 정보량 사이에 선택이 필요함을 보여준다.</w:t>
       </w:r>
     </w:p>
     <w:p>
       <w:pPr>
         <w:pStyle w:val="Heading1"/>
+        <w:jc w:val="center"/>
       </w:pPr>
       <w:r>
+        <w:rPr>
+          <w:rFonts w:ascii="맑은 고딕" w:hAnsi="맑은 고딕" w:eastAsia="맑은 고딕"/>
+          <w:sz w:val="22"/>
+        </w:rPr>
         <w:t>논의</w:t>
       </w:r>
     </w:p>
     <w:p>
-      <w:pPr>
-        <w:pStyle w:val="Heading2"/>
-      </w:pPr>
       <w:r>
-        <w:t>사례 비교에서 개선 방안으로의 연결</w:t>
+        <w:rPr>
+          <w:rFonts w:ascii="맑은 고딕" w:hAnsi="맑은 고딕" w:eastAsia="맑은 고딕"/>
+          <w:sz w:val="22"/>
+        </w:rPr>
+        <w:t>주 분석의 누락 감소는 행동과 실행 상태를 규칙에 연결했을 때 나타난 문서 수준의 결과이다. 실제 이용자가 더 빨리 이해하거나 적절히 대응했다는 뜻은 아니다. 간단한 A를 사용했기 때문에 B가 유리해진 측면이 있으며, 유형별 전체 안내를 비교하면 누락 우위가 사라진다. 따라서 구조화된 질문의 필요성을 검토할 자료로 활용하되 예방 효과의 증거로 확대하지 않아야 한다.</w:t>
       </w:r>
     </w:p>
     <w:p>
       <w:r>
-        <w:t>본 연구가 새로 제시하는 것은 장애 대응 기법의 발명이 아니라, 서로 다른 공개 사례에서 추출한 복구 제약을 운영자가 점검할 수 있는 항목으로 연결한 비교 틀이다. 원인별 시간의 보조 분석은 초기 예상의 한계를 보여주고, 질적 비교는 시간의 우열 대신 어떤 복구 조건을 확인할지 구체화한다. 두 결과는 서로 다른 질문에 답하므로 정량 비교가 아래 제안의 효과를 입증한다고 해석하지 않는다.</w:t>
-      </w:r>
-    </w:p>
-    <w:p>
-      <w:pPr>
-        <w:keepNext/>
-      </w:pPr>
-      <w:r>
-        <w:t>표 5. 근거와 연결한 개선 항목 및 향후 평가 방법</w:t>
-      </w:r>
-    </w:p>
-    <w:tbl>
-      <w:tblPr>
-        <w:tblW w:type="auto" w:w="0"/>
-        <w:tblLayout w:type="fixed"/>
-        <w:tblLook w:firstColumn="1" w:firstRow="1" w:lastColumn="0" w:lastRow="0" w:noHBand="0" w:noVBand="1" w:val="04A0"/>
-      </w:tblPr>
-      <w:tblGrid>
-        <w:gridCol w:w="2409"/>
-        <w:gridCol w:w="2409"/>
-        <w:gridCol w:w="2409"/>
-        <w:gridCol w:w="2409"/>
-      </w:tblGrid>
-      <w:tr>
-        <w:trPr>
-          <w:cantSplit/>
-          <w:tblHeader/>
-        </w:trPr>
-        <w:tc>
-          <w:tcPr>
-            <w:tcW w:type="dxa" w:w="2268"/>
-            <w:tcBorders>
-              <w:top w:val="single" w:sz="4" w:color="D9D9D9"/>
-              <w:left w:val="single" w:sz="4" w:color="D9D9D9"/>
-              <w:bottom w:val="single" w:sz="4" w:color="D9D9D9"/>
-              <w:right w:val="single" w:sz="4" w:color="D9D9D9"/>
-            </w:tcBorders>
-            <w:shd w:fill="EDF3F7"/>
-          </w:tcPr>
-          <w:p>
-            <w:pPr>
-              <w:spacing w:after="80" w:before="80" w:line="300" w:lineRule="auto"/>
-            </w:pPr>
-            <w:r>
-              <w:rPr>
-                <w:b/>
-                <w:sz w:val="18"/>
-              </w:rPr>
-              <w:t>개선 항목</w:t>
-            </w:r>
-          </w:p>
-        </w:tc>
-        <w:tc>
-          <w:tcPr>
-            <w:tcW w:type="dxa" w:w="2381"/>
-            <w:tcBorders>
-              <w:top w:val="single" w:sz="4" w:color="D9D9D9"/>
-              <w:left w:val="single" w:sz="4" w:color="D9D9D9"/>
-              <w:bottom w:val="single" w:sz="4" w:color="D9D9D9"/>
-              <w:right w:val="single" w:sz="4" w:color="D9D9D9"/>
-            </w:tcBorders>
-            <w:shd w:fill="EDF3F7"/>
-          </w:tcPr>
-          <w:p>
-            <w:pPr>
-              <w:spacing w:after="80" w:before="80" w:line="300" w:lineRule="auto"/>
-            </w:pPr>
-            <w:r>
-              <w:rPr>
-                <w:b/>
-                <w:sz w:val="18"/>
-              </w:rPr>
-              <w:t>근거</w:t>
-            </w:r>
-          </w:p>
-        </w:tc>
-        <w:tc>
-          <w:tcPr>
-            <w:tcW w:type="dxa" w:w="2608"/>
-            <w:tcBorders>
-              <w:top w:val="single" w:sz="4" w:color="D9D9D9"/>
-              <w:left w:val="single" w:sz="4" w:color="D9D9D9"/>
-              <w:bottom w:val="single" w:sz="4" w:color="D9D9D9"/>
-              <w:right w:val="single" w:sz="4" w:color="D9D9D9"/>
-            </w:tcBorders>
-            <w:shd w:fill="EDF3F7"/>
-          </w:tcPr>
-          <w:p>
-            <w:pPr>
-              <w:spacing w:after="80" w:before="80" w:line="300" w:lineRule="auto"/>
-            </w:pPr>
-            <w:r>
-              <w:rPr>
-                <w:b/>
-                <w:sz w:val="18"/>
-              </w:rPr>
-              <w:t>운영 절차에 반영할 내용</w:t>
-            </w:r>
-          </w:p>
-        </w:tc>
-        <w:tc>
-          <w:tcPr>
-            <w:tcW w:type="dxa" w:w="2381"/>
-            <w:tcBorders>
-              <w:top w:val="single" w:sz="4" w:color="D9D9D9"/>
-              <w:left w:val="single" w:sz="4" w:color="D9D9D9"/>
-              <w:bottom w:val="single" w:sz="4" w:color="D9D9D9"/>
-              <w:right w:val="single" w:sz="4" w:color="D9D9D9"/>
-            </w:tcBorders>
-            <w:shd w:fill="EDF3F7"/>
-          </w:tcPr>
-          <w:p>
-            <w:pPr>
-              <w:spacing w:after="80" w:before="80" w:line="300" w:lineRule="auto"/>
-            </w:pPr>
-            <w:r>
-              <w:rPr>
-                <w:b/>
-                <w:sz w:val="18"/>
-              </w:rPr>
-              <w:t>도입 후 확인할 지표</w:t>
-            </w:r>
-          </w:p>
-        </w:tc>
-      </w:tr>
-      <w:tr>
-        <w:trPr>
-          <w:cantSplit/>
-        </w:trPr>
-        <w:tc>
-          <w:tcPr>
-            <w:tcW w:type="dxa" w:w="2268"/>
-            <w:tcBorders>
-              <w:top w:val="single" w:sz="4" w:color="D9D9D9"/>
-              <w:left w:val="single" w:sz="4" w:color="D9D9D9"/>
-              <w:bottom w:val="single" w:sz="4" w:color="D9D9D9"/>
-              <w:right w:val="single" w:sz="4" w:color="D9D9D9"/>
-            </w:tcBorders>
-          </w:tcPr>
-          <w:p>
-            <w:pPr>
-              <w:spacing w:after="80" w:before="80" w:line="300" w:lineRule="auto"/>
-            </w:pPr>
-            <w:r>
-              <w:rPr>
-                <w:b w:val="0"/>
-                <w:sz w:val="18"/>
-              </w:rPr>
-              <w:t>관리 접근 의존성 점검</w:t>
-            </w:r>
-          </w:p>
-        </w:tc>
-        <w:tc>
-          <w:tcPr>
-            <w:tcW w:type="dxa" w:w="2381"/>
-            <w:tcBorders>
-              <w:top w:val="single" w:sz="4" w:color="D9D9D9"/>
-              <w:left w:val="single" w:sz="4" w:color="D9D9D9"/>
-              <w:bottom w:val="single" w:sz="4" w:color="D9D9D9"/>
-              <w:right w:val="single" w:sz="4" w:color="D9D9D9"/>
-            </w:tcBorders>
-          </w:tcPr>
-          <w:p>
-            <w:pPr>
-              <w:spacing w:after="80" w:before="80" w:line="300" w:lineRule="auto"/>
-            </w:pPr>
-            <w:r>
-              <w:rPr>
-                <w:b w:val="0"/>
-                <w:sz w:val="18"/>
-              </w:rPr>
-              <w:t>[10,11,14]</w:t>
-            </w:r>
-          </w:p>
-        </w:tc>
-        <w:tc>
-          <w:tcPr>
-            <w:tcW w:type="dxa" w:w="2608"/>
-            <w:tcBorders>
-              <w:top w:val="single" w:sz="4" w:color="D9D9D9"/>
-              <w:left w:val="single" w:sz="4" w:color="D9D9D9"/>
-              <w:bottom w:val="single" w:sz="4" w:color="D9D9D9"/>
-              <w:right w:val="single" w:sz="4" w:color="D9D9D9"/>
-            </w:tcBorders>
-          </w:tcPr>
-          <w:p>
-            <w:pPr>
-              <w:spacing w:after="80" w:before="80" w:line="300" w:lineRule="auto"/>
-            </w:pPr>
-            <w:r>
-              <w:rPr>
-                <w:b w:val="0"/>
-                <w:sz w:val="18"/>
-              </w:rPr>
-              <w:t>주 경로 장애 시 DNS·관리 도구·접근 경로 사용 가능 여부 시험</w:t>
-            </w:r>
-          </w:p>
-        </w:tc>
-        <w:tc>
-          <w:tcPr>
-            <w:tcW w:type="dxa" w:w="2381"/>
-            <w:tcBorders>
-              <w:top w:val="single" w:sz="4" w:color="D9D9D9"/>
-              <w:left w:val="single" w:sz="4" w:color="D9D9D9"/>
-              <w:bottom w:val="single" w:sz="4" w:color="D9D9D9"/>
-              <w:right w:val="single" w:sz="4" w:color="D9D9D9"/>
-            </w:tcBorders>
-          </w:tcPr>
-          <w:p>
-            <w:pPr>
-              <w:spacing w:after="80" w:before="80" w:line="300" w:lineRule="auto"/>
-            </w:pPr>
-            <w:r>
-              <w:rPr>
-                <w:b w:val="0"/>
-                <w:sz w:val="18"/>
-              </w:rPr>
-              <w:t>대체 접근 성공 여부·진단 시작까지 시간</w:t>
-            </w:r>
-          </w:p>
-        </w:tc>
-      </w:tr>
-      <w:tr>
-        <w:trPr>
-          <w:cantSplit/>
-        </w:trPr>
-        <w:tc>
-          <w:tcPr>
-            <w:tcW w:type="dxa" w:w="2268"/>
-            <w:tcBorders>
-              <w:top w:val="single" w:sz="4" w:color="D9D9D9"/>
-              <w:left w:val="single" w:sz="4" w:color="D9D9D9"/>
-              <w:bottom w:val="single" w:sz="4" w:color="D9D9D9"/>
-              <w:right w:val="single" w:sz="4" w:color="D9D9D9"/>
-            </w:tcBorders>
-          </w:tcPr>
-          <w:p>
-            <w:pPr>
-              <w:spacing w:after="80" w:before="80" w:line="300" w:lineRule="auto"/>
-            </w:pPr>
-            <w:r>
-              <w:rPr>
-                <w:b w:val="0"/>
-                <w:sz w:val="18"/>
-              </w:rPr>
-              <w:t>복원 가능성 검증</w:t>
-            </w:r>
-          </w:p>
-        </w:tc>
-        <w:tc>
-          <w:tcPr>
-            <w:tcW w:type="dxa" w:w="2381"/>
-            <w:tcBorders>
-              <w:top w:val="single" w:sz="4" w:color="D9D9D9"/>
-              <w:left w:val="single" w:sz="4" w:color="D9D9D9"/>
-              <w:bottom w:val="single" w:sz="4" w:color="D9D9D9"/>
-              <w:right w:val="single" w:sz="4" w:color="D9D9D9"/>
-            </w:tcBorders>
-          </w:tcPr>
-          <w:p>
-            <w:pPr>
-              <w:spacing w:after="80" w:before="80" w:line="300" w:lineRule="auto"/>
-            </w:pPr>
-            <w:r>
-              <w:rPr>
-                <w:b w:val="0"/>
-                <w:sz w:val="18"/>
-              </w:rPr>
-              <w:t>[13,15]</w:t>
-            </w:r>
-          </w:p>
-        </w:tc>
-        <w:tc>
-          <w:tcPr>
-            <w:tcW w:type="dxa" w:w="2608"/>
-            <w:tcBorders>
-              <w:top w:val="single" w:sz="4" w:color="D9D9D9"/>
-              <w:left w:val="single" w:sz="4" w:color="D9D9D9"/>
-              <w:bottom w:val="single" w:sz="4" w:color="D9D9D9"/>
-              <w:right w:val="single" w:sz="4" w:color="D9D9D9"/>
-            </w:tcBorders>
-          </w:tcPr>
-          <w:p>
-            <w:pPr>
-              <w:spacing w:after="80" w:before="80" w:line="300" w:lineRule="auto"/>
-            </w:pPr>
-            <w:r>
-              <w:rPr>
-                <w:b w:val="0"/>
-                <w:sz w:val="18"/>
-              </w:rPr>
-              <w:t>담당자·백업 확인·격리 복원 시험·데이터 무결성 확인 기록</w:t>
-            </w:r>
-          </w:p>
-        </w:tc>
-        <w:tc>
-          <w:tcPr>
-            <w:tcW w:type="dxa" w:w="2381"/>
-            <w:tcBorders>
-              <w:top w:val="single" w:sz="4" w:color="D9D9D9"/>
-              <w:left w:val="single" w:sz="4" w:color="D9D9D9"/>
-              <w:bottom w:val="single" w:sz="4" w:color="D9D9D9"/>
-              <w:right w:val="single" w:sz="4" w:color="D9D9D9"/>
-            </w:tcBorders>
-          </w:tcPr>
-          <w:p>
-            <w:pPr>
-              <w:spacing w:after="80" w:before="80" w:line="300" w:lineRule="auto"/>
-            </w:pPr>
-            <w:r>
-              <w:rPr>
-                <w:b w:val="0"/>
-                <w:sz w:val="18"/>
-              </w:rPr>
-              <w:t>복원 성공 여부·누락 데이터·복원 소요시간</w:t>
-            </w:r>
-          </w:p>
-        </w:tc>
-      </w:tr>
-      <w:tr>
-        <w:trPr>
-          <w:cantSplit/>
-        </w:trPr>
-        <w:tc>
-          <w:tcPr>
-            <w:tcW w:type="dxa" w:w="2268"/>
-            <w:tcBorders>
-              <w:top w:val="single" w:sz="4" w:color="D9D9D9"/>
-              <w:left w:val="single" w:sz="4" w:color="D9D9D9"/>
-              <w:bottom w:val="single" w:sz="4" w:color="D9D9D9"/>
-              <w:right w:val="single" w:sz="4" w:color="D9D9D9"/>
-            </w:tcBorders>
-          </w:tcPr>
-          <w:p>
-            <w:pPr>
-              <w:spacing w:after="80" w:before="80" w:line="300" w:lineRule="auto"/>
-            </w:pPr>
-            <w:r>
-              <w:rPr>
-                <w:b w:val="0"/>
-                <w:sz w:val="18"/>
-              </w:rPr>
-              <w:t>조치의 충돌 방지</w:t>
-            </w:r>
-          </w:p>
-        </w:tc>
-        <w:tc>
-          <w:tcPr>
-            <w:tcW w:type="dxa" w:w="2381"/>
-            <w:tcBorders>
-              <w:top w:val="single" w:sz="4" w:color="D9D9D9"/>
-              <w:left w:val="single" w:sz="4" w:color="D9D9D9"/>
-              <w:bottom w:val="single" w:sz="4" w:color="D9D9D9"/>
-              <w:right w:val="single" w:sz="4" w:color="D9D9D9"/>
-            </w:tcBorders>
-          </w:tcPr>
-          <w:p>
-            <w:pPr>
-              <w:spacing w:after="80" w:before="80" w:line="300" w:lineRule="auto"/>
-            </w:pPr>
-            <w:r>
-              <w:rPr>
-                <w:b w:val="0"/>
-                <w:sz w:val="18"/>
-              </w:rPr>
-              <w:t>[9] 및 GitHub 복구 기록[4]</w:t>
-            </w:r>
-          </w:p>
-        </w:tc>
-        <w:tc>
-          <w:tcPr>
-            <w:tcW w:type="dxa" w:w="2608"/>
-            <w:tcBorders>
-              <w:top w:val="single" w:sz="4" w:color="D9D9D9"/>
-              <w:left w:val="single" w:sz="4" w:color="D9D9D9"/>
-              <w:bottom w:val="single" w:sz="4" w:color="D9D9D9"/>
-              <w:right w:val="single" w:sz="4" w:color="D9D9D9"/>
-            </w:tcBorders>
-          </w:tcPr>
-          <w:p>
-            <w:pPr>
-              <w:spacing w:after="80" w:before="80" w:line="300" w:lineRule="auto"/>
-            </w:pPr>
-            <w:r>
-              <w:rPr>
-                <w:b w:val="0"/>
-                <w:sz w:val="18"/>
-              </w:rPr>
-              <w:t>변경 담당자·동시 조치·되돌리기 조건·중단 기준 기록</w:t>
-            </w:r>
-          </w:p>
-        </w:tc>
-        <w:tc>
-          <w:tcPr>
-            <w:tcW w:type="dxa" w:w="2381"/>
-            <w:tcBorders>
-              <w:top w:val="single" w:sz="4" w:color="D9D9D9"/>
-              <w:left w:val="single" w:sz="4" w:color="D9D9D9"/>
-              <w:bottom w:val="single" w:sz="4" w:color="D9D9D9"/>
-              <w:right w:val="single" w:sz="4" w:color="D9D9D9"/>
-            </w:tcBorders>
-          </w:tcPr>
-          <w:p>
-            <w:pPr>
-              <w:spacing w:after="80" w:before="80" w:line="300" w:lineRule="auto"/>
-            </w:pPr>
-            <w:r>
-              <w:rPr>
-                <w:b w:val="0"/>
-                <w:sz w:val="18"/>
-              </w:rPr>
-              <w:t>충돌한 조치 수·되돌리기 성공 여부</w:t>
-            </w:r>
-          </w:p>
-        </w:tc>
-      </w:tr>
-      <w:tr>
-        <w:trPr>
-          <w:cantSplit/>
-        </w:trPr>
-        <w:tc>
-          <w:tcPr>
-            <w:tcW w:type="dxa" w:w="2268"/>
-            <w:tcBorders>
-              <w:top w:val="single" w:sz="4" w:color="D9D9D9"/>
-              <w:left w:val="single" w:sz="4" w:color="D9D9D9"/>
-              <w:bottom w:val="single" w:sz="4" w:color="D9D9D9"/>
-              <w:right w:val="single" w:sz="4" w:color="D9D9D9"/>
-            </w:tcBorders>
-          </w:tcPr>
-          <w:p>
-            <w:pPr>
-              <w:spacing w:after="80" w:before="80" w:line="300" w:lineRule="auto"/>
-            </w:pPr>
-            <w:r>
-              <w:rPr>
-                <w:b w:val="0"/>
-                <w:sz w:val="18"/>
-              </w:rPr>
-              <w:t>단계별 회복 판정</w:t>
-            </w:r>
-          </w:p>
-        </w:tc>
-        <w:tc>
-          <w:tcPr>
-            <w:tcW w:type="dxa" w:w="2381"/>
-            <w:tcBorders>
-              <w:top w:val="single" w:sz="4" w:color="D9D9D9"/>
-              <w:left w:val="single" w:sz="4" w:color="D9D9D9"/>
-              <w:bottom w:val="single" w:sz="4" w:color="D9D9D9"/>
-              <w:right w:val="single" w:sz="4" w:color="D9D9D9"/>
-            </w:tcBorders>
-          </w:tcPr>
-          <w:p>
-            <w:pPr>
-              <w:spacing w:after="80" w:before="80" w:line="300" w:lineRule="auto"/>
-            </w:pPr>
-            <w:r>
-              <w:rPr>
-                <w:b w:val="0"/>
-                <w:sz w:val="18"/>
-              </w:rPr>
-              <w:t>[9,10,12]와 [8]</w:t>
-            </w:r>
-          </w:p>
-        </w:tc>
-        <w:tc>
-          <w:tcPr>
-            <w:tcW w:type="dxa" w:w="2608"/>
-            <w:tcBorders>
-              <w:top w:val="single" w:sz="4" w:color="D9D9D9"/>
-              <w:left w:val="single" w:sz="4" w:color="D9D9D9"/>
-              <w:bottom w:val="single" w:sz="4" w:color="D9D9D9"/>
-              <w:right w:val="single" w:sz="4" w:color="D9D9D9"/>
-            </w:tcBorders>
-          </w:tcPr>
-          <w:p>
-            <w:pPr>
-              <w:spacing w:after="80" w:before="80" w:line="300" w:lineRule="auto"/>
-            </w:pPr>
-            <w:r>
-              <w:rPr>
-                <w:b w:val="0"/>
-                <w:sz w:val="18"/>
-              </w:rPr>
-              <w:t>시설·DB·응용 기능별 회복과 실제 요청 성공 확인</w:t>
-            </w:r>
-          </w:p>
-        </w:tc>
-        <w:tc>
-          <w:tcPr>
-            <w:tcW w:type="dxa" w:w="2381"/>
-            <w:tcBorders>
-              <w:top w:val="single" w:sz="4" w:color="D9D9D9"/>
-              <w:left w:val="single" w:sz="4" w:color="D9D9D9"/>
-              <w:bottom w:val="single" w:sz="4" w:color="D9D9D9"/>
-              <w:right w:val="single" w:sz="4" w:color="D9D9D9"/>
-            </w:tcBorders>
-          </w:tcPr>
-          <w:p>
-            <w:pPr>
-              <w:spacing w:after="80" w:before="80" w:line="300" w:lineRule="auto"/>
-            </w:pPr>
-            <w:r>
-              <w:rPr>
-                <w:b w:val="0"/>
-                <w:sz w:val="18"/>
-              </w:rPr>
-              <w:t>단계별 시각·요청 성공률·잔여 대기 작업</w:t>
-            </w:r>
-          </w:p>
-        </w:tc>
-      </w:tr>
-    </w:tbl>
-    <w:p>
-      <w:pPr>
-        <w:spacing w:after="40"/>
-      </w:pPr>
-    </w:p>
-    <w:p>
-      <w:pPr>
-        <w:keepNext/>
-      </w:pPr>
-      <w:r>
-        <w:t>표 5의 지표는 앞으로 실제 적용 시 평가할 항목이며 이번 연구에서 측정한 성과가 아니다. 예컨대 대체 관리 경로를 갖추는 것과 실제 장애에서 그 경로가 작동하는 것은 다르다. 백업 성공 알림도 복원 성공의 대체 지표로 사용할 수 없다. 실제로 어떤 장애를 가정해 어떤 기능을 확인할지 기록해야 제안의 효과를 후속 연구에서 검증할 수 있다.</w:t>
-      </w:r>
-    </w:p>
-    <w:p>
-      <w:pPr>
-        <w:pStyle w:val="Heading2"/>
-      </w:pPr>
-      <w:r>
-        <w:t>반대 결과와 대안 설명</w:t>
+        <w:rPr>
+          <w:rFonts w:ascii="맑은 고딕" w:hAnsi="맑은 고딕" w:eastAsia="맑은 고딕"/>
+          <w:sz w:val="22"/>
+        </w:rPr>
+        <w:t>차이가 없거나 남은 누락을 설명할 가능성은 세 가지이다. 첫째, C05–C07처럼 상세 행동이 부족하면 선택 규칙이 추가 정보를 얻지 못한다. 둘째, 유형별 기본 안내가 이미 필수 항목을 포함하면 누락을 더 줄일 여지가 없다. 셋째, 해외 체류처럼 기관명이 충분히 나타내지 못하는 맥락이 있다. 원기록과 항목 차집합에서 앞의 두 경우와 C08의 맥락 누락을 확인했으나 이용자의 기억이나 이해 문제는 조사하지 않았다.</w:t>
       </w:r>
     </w:p>
     <w:p>
       <w:r>
-        <w:t>기존 가설과 반대인 결과에는 적어도 세 설명이 가능하다. 서비스 구성과 장애 범위의 차이, 복구 방법과 의존성의 차이, 원인 분류 및 시간 정의의 불완전성이다. 보고값 버전과 분류 모호함은 민감도 분석으로 일부 확인했으나, 이용자 수·부하·담당자 자료가 없어 앞의 설명을 분리 검증하지 못했다. 따라서 ‘인프라 장애가 본래 더 오래 걸린다’는 반대 방향의 보편 가설로 바꾸지 않는다.</w:t>
+        <w:rPr>
+          <w:rFonts w:ascii="맑은 고딕" w:hAnsi="맑은 고딕" w:eastAsia="맑은 고딕"/>
+          <w:sz w:val="22"/>
+        </w:rPr>
+        <w:t>IT 운영 측면에서는 사례 사실, 해석 분류와 공식 대응 규칙을 별도 자료로 관리하고 각각 출처·확인일·버전을 표시할 수 있다. 이용자의 선택은 브라우저에서 처리하여 계좌번호나 녹음 파일을 서버로 보내지 않도록 구성할 수 있다. 배포 서버는 검토한 안내 자료의 제공과 갱신을 담당한다. 이 구조는 제안이며 금융회사·수사기관과 실시간 연동된 시스템을 구현한 것은 아니다.</w:t>
       </w:r>
     </w:p>
     <w:p>
       <w:r>
-        <w:t>질적 비교 역시 모든 장애가 관리 도구 장애나 백업 실패로 설명되는 것은 아니다. Cloudflare 2022는 작업 조정, Azure는 단계별 의존성 복구, GitLab은 데이터 복원이라는 서로 다른 쟁점을 보여준다. 공통 항목으로 묶더라도 각 사례의 차이를 보존해야 한다. 공개 보고서에 특정 요인이 언급되지 않은 사건을 그 요인이 없는 대조군으로 삼지는 않았다.</w:t>
+        <w:rPr>
+          <w:rFonts w:ascii="맑은 고딕" w:hAnsi="맑은 고딕" w:eastAsia="맑은 고딕"/>
+          <w:sz w:val="22"/>
+        </w:rPr>
+        <w:t>금전 피해에서는 금융위원회 최신 안내가 경찰 또는 금융회사 연락을 통한 지급정지 요청을 제시한다[10]. 그러나 현금 전달·해외 거래까지 같은 절차가 적용된다고 일반화할 수 없다. 범죄수법 변화가 계좌이체 중심의 대응 범위를 제한할 수 있다는 관점도 참고할 수 있으나[11], 개별 사건의 법적 구제 가능성을 이 연구가 판정하지 않는다. 앱에서 “신고 완료”, “계좌 보호 완료”, “환급 보장”을 표시해서는 안 된다.</w:t>
       </w:r>
     </w:p>
     <w:p>
       <w:pPr>
         <w:pStyle w:val="Heading1"/>
+        <w:jc w:val="center"/>
       </w:pPr>
       <w:r>
+        <w:rPr>
+          <w:rFonts w:ascii="맑은 고딕" w:hAnsi="맑은 고딕" w:eastAsia="맑은 고딕"/>
+          <w:sz w:val="22"/>
+        </w:rPr>
         <w:t>결론</w:t>
       </w:r>
     </w:p>
     <w:p>
       <w:r>
-        <w:t>본 연구는 학술논문 5편과 7개 운영사의 공개 장애 사례 20건을 검토하여, 네트워크와 서버의 장애 대응에서 최초 원인뿐 아니라 복구 과정의 제약을 함께 살펴야 한다는 점을 정리하였다. 분석은 서로 다른 사건을 동일한 시간 지표로 강제 통합하기보다, 촉발 원인·복구 방해 요인·실제 조치·회복 판정을 구분하는 방식으로 수행하였다. 이를 통해 관리 접근 수단의 의존성, 백업의 실제 복원 가능성, 복구 조치의 충돌, 기능별 회복 종점이라는 대응 쟁점을 도출하였다.</w:t>
+        <w:rPr>
+          <w:rFonts w:ascii="맑은 고딕" w:hAnsi="맑은 고딕"/>
+          <w:sz w:val="22"/>
+        </w:rPr>
+        <w:t>본 연구에서 설정한 간단한 유형별 안내와 비교했을 때, 요구 행동과 실행 상태를 반영한 안내는 필수 항목 36개 중 누락을 8개에서 1개로 줄였다. 따라서 본 연구의 주 비교 조건에서는 가설이 지지되었다. 다만 유형별 전체 안내를 제공하는 비교에서는 누락이 0개로, 제안 방식의 1개보다 적었다. 이 결과를 함께 고려하면 가설이 일반적으로 참이라고 단정할 수 없으며, 가설에 대한 판단은 비교 규칙에 따라 달라진다.</w:t>
       </w:r>
     </w:p>
     <w:p>
       <w:r>
-        <w:t>사례 비교에서는 네트워크 장애가 진단 도구와 관리 접근에도 영향을 주거나, 시설 복원 이후에도 데이터 및 응용 기능의 회복이 남는 상황을 확인하였다. 따라서 장애 대응의 개선 항목으로 대체 관리 접근의 사용 가능성 시험, 백업 복원과 데이터 무결성 확인, 조치 담당자와 중단 기준의 기록, 기능별 회복 시각과 요청 성공 확인을 제안하였다. 이 제안의 의미는 특정 도구의 도입을 일괄 권고하는 데 있지 않고, 각 운영 환경의 의존성과 복구 절차를 실제로 확인할 항목으로 구체화한 데 있다. 이미 알려진 장애 대응 원칙을 새로운 기술로 주장하지 않고, 공개 사례의 근거와 점검 항목을 추적 가능하게 연결하였다.</w:t>
+        <w:rPr>
+          <w:rFonts w:ascii="맑은 고딕" w:hAnsi="맑은 고딕" w:eastAsia="맑은 고딕"/>
+          <w:sz w:val="22"/>
+        </w:rPr>
+        <w:t>그러나 넓은 유형별 안내는 누락을 더 줄일 수 있었고, 제안 규칙에는 해외 사례의 현지 확인·신고 누락이 남았다. 따라서 최종 결론은 요구 행동 질문을 추가하면 무조건 우수하다는 것이 아니다. 유형별 기본 안내, 실행 상태별 후속 안내와 지역 맥락을 함께 관리하고, 사용자가 필요한 정보를 놓치지 않으면서 과도한 설명에 묻히지 않도록 별도 검증해야 한다는 것이다.</w:t>
       </w:r>
     </w:p>
     <w:p>
       <w:r>
-        <w:t>기존 가설의 보조 분석에서 변경 관련 장애 5건과 인프라 관련 장애 3건의 보고된 지속시간 중앙값은 각각 93분과 186분이었다. 변경 관련 장애가 더 오래 지속된다는 가설은 이 표본에서 지지되지 않았다. 최초 보고값을 적용하거나 분류가 모호한 사건을 제외해도 비교 방향은 같았지만, 이 결과를 인프라 장애가 일반적으로 더 오래 지속된다는 법칙으로 바꾸어 해석할 수는 없다. 원인 유형만으로 복구 우선순위를 결정하기보다 서비스 구조와 복원 조건을 함께 검토해야 한다는 제한적인 시사점으로 받아들여야 한다.</w:t>
-      </w:r>
-    </w:p>
-    <w:p>
-      <w:r>
-        <w:t>이 결론의 적용 범위에는 한계가 있다. 공식 보고서는 운영사가 선택해 공개한 설명이며 내부 로그 전체를 대체하지 않는다. 추가 사례는 목적 표집이고 문서의 상세 수준도 달라 산업 전체를 대표하지 않으며, 정량 비교는 한 운영사의 3개월 중 비교 가능한 8건에 한정된다. 사건 전체가 20건이라는 사실이 이 정량 표본의 한계를 해소하지는 않는다. 또한 독립된 사람 분류자의 검토와 원문 전문 보존이 없고, 한글 학술논문은 1편이어서 전사·해석 오류와 문헌 범위의 제약이 남는다. 따라서 본 연구는 복구시간 단축의 인과효과나 제안의 실제 도입 성과를 입증한 것으로 볼 수 없다.</w:t>
-      </w:r>
-    </w:p>
-    <w:p>
-      <w:r>
-        <w:t>후속 연구에서는 비교 범위를 사전에 정하고, 동일한 서비스 영향 수준과 시간 정의를 적용한 기록을 확보할 필요가 있다. 복수 검토자가 사례 분류를 대조하고, 관리 접근 성공 여부·복원 성공 여부·기능별 회복 시각을 실제 운영 훈련에서 측정한다면 제안의 적절성을 더 구체적으로 평가할 수 있다. 본 연구는 그 평가에 앞서 공개 문헌과 장애 보고서에서 확인한 문제를 점검 절차로 연결한 기초 사례 연구로 의의를 갖는다.</w:t>
-      </w:r>
-    </w:p>
-    <w:p>
-      <w:r>
-        <w:br w:type="page"/>
+        <w:rPr>
+          <w:rFonts w:ascii="맑은 고딕" w:hAnsi="맑은 고딕" w:eastAsia="맑은 고딕"/>
+          <w:sz w:val="22"/>
+        </w:rPr>
+        <w:t>본 연구는 기관이 공개한 사례와 수법 설명을 분석한 것으로, 실제 보이스피싱 피해사건 전체를 분석한 것은 아니다. 공개된 예시나 재구성 자료는 실제 범죄의 진행 방식을 이해하는 데 활용할 수 있지만, 개별 사건의 발생 빈도와 이용자의 실행 상태가 모두 제시되지는 않는다. 따라서 분석 기록 10개를 실제 피해사건 10건으로 해석하거나, 유형별 피해 규모와 발생 비중을 추정할 수 없다. 또한 분류·안내 규칙·평가 기준표에 대한 독립 검토가 없고, 사례 문서의 주의사항을 평가에도 활용했으므로, 제안한 안내체계의 효과를 독립적으로 검증한 결과로 해석하는 데 한계가 있다.</w:t>
       </w:r>
     </w:p>
     <w:p>
       <w:pPr>
         <w:pStyle w:val="Heading1"/>
+        <w:jc w:val="center"/>
       </w:pPr>
       <w:r>
+        <w:rPr>
+          <w:rFonts w:ascii="맑은 고딕" w:hAnsi="맑은 고딕" w:eastAsia="맑은 고딕"/>
+          <w:sz w:val="22"/>
+        </w:rPr>
         <w:t>참고문헌</w:t>
       </w:r>
     </w:p>
     <w:p>
-      <w:pPr>
-        <w:spacing w:line="288" w:lineRule="auto"/>
-      </w:pPr>
       <w:r>
         <w:rPr>
-          <w:sz w:val="18"/>
+          <w:rFonts w:ascii="맑은 고딕" w:hAnsi="맑은 고딕" w:eastAsia="맑은 고딕"/>
+          <w:sz w:val="22"/>
         </w:rPr>
-        <w:t>[1] 발행처 한국산학기술학회. (2024). 클라우드 환경에서 메트릭 로그와 머신러닝을 이용한 지능형 장애 탐지 모델 고찰. *한국산학기술학회논문지*, 25(1), 773–779. https://www.kais99.org/jkais/journal/Vol25No01/vol25no01p87.pdf</w:t>
+        <w:t>[1] 개인 저자명 생략 (2022). 대면편취형 보이스피싱 범죄의 범행과정 분석: 범죄스크립트 분석을 중심으로. 범죄수사학연구, 8(2), 31–54. DOI 10.46225/CIS.2022.12.8.2.31.</w:t>
       </w:r>
-    </w:p>
-    <w:p>
-      <w:pPr>
-        <w:spacing w:line="288" w:lineRule="auto"/>
-      </w:pPr>
-      <w:r>
-        <w:rPr>
-          <w:sz w:val="18"/>
-        </w:rPr>
-        <w:t>[2] 발행처 USENIX. (2003). Why Do Internet Services Fail, and What Can Be Done About It? *Proceedings of USITS ’03*, 1–16. USENIX. https://www.usenix.org/ (문헌 제목으로 원문 검색)</w:t>
-      </w:r>
-    </w:p>
-    <w:p>
-      <w:pPr>
-        <w:spacing w:line="288" w:lineRule="auto"/>
-      </w:pPr>
-      <w:r>
-        <w:rPr>
-          <w:sz w:val="18"/>
-        </w:rPr>
-        <w:t>[3] 발행처 ACM. (2011). Understanding Network Failures in Data Centers: Measurement, Analysis, and Implications. *Proceedings of ACM SIGCOMM ’11*. ACM. https://www.microsoft.com/en-us/research/publication/understanding-network-failures-data-centers-measurement-analysis-implications/</w:t>
-      </w:r>
-    </w:p>
-    <w:p>
-      <w:pPr>
-        <w:spacing w:line="288" w:lineRule="auto"/>
-      </w:pPr>
-      <w:r>
-        <w:rPr>
-          <w:sz w:val="18"/>
-        </w:rPr>
-        <w:t>[4] 발행처 GitHub. (2023, March 1; updated March 7). GitHub Availability Report: February 2023. *The GitHub Blog*. https://github.blog/news-insights/company-news/github-availability-report-february-2023/</w:t>
-      </w:r>
-    </w:p>
-    <w:p>
-      <w:pPr>
-        <w:spacing w:line="288" w:lineRule="auto"/>
-      </w:pPr>
-      <w:r>
-        <w:rPr>
-          <w:sz w:val="18"/>
-        </w:rPr>
-        <w:t>[5] 발행처 GitHub. (2023, April 5). GitHub Availability Report: March 2023. *The GitHub Blog*. https://github.blog/news-insights/company-news/github-availability-report-march-2023/</w:t>
-      </w:r>
-    </w:p>
-    <w:p>
-      <w:pPr>
-        <w:spacing w:line="288" w:lineRule="auto"/>
-      </w:pPr>
-      <w:r>
-        <w:rPr>
-          <w:sz w:val="18"/>
-        </w:rPr>
-        <w:t>[6] 발행처 GitHub. (2023, May 3). GitHub Availability Report: April 2023. *The GitHub Blog*. https://github.blog/news-insights/company-news/github-availability-report-april-2023/</w:t>
-      </w:r>
-    </w:p>
-    <w:p>
-      <w:pPr>
-        <w:spacing w:line="288" w:lineRule="auto"/>
-      </w:pPr>
-      <w:r>
-        <w:rPr>
-          <w:sz w:val="18"/>
-        </w:rPr>
-        <w:t>[7] 발행처 USENIX. (2014). Simple Testing Can Prevent Most Critical Failures: An Analysis of Production Failures in Distributed Data-Intensive Systems. *Proceedings of OSDI ’14*, 249–265. USENIX. https://www.usenix.org/ (문헌 제목으로 원문 검색)</w:t>
-      </w:r>
-    </w:p>
-    <w:p>
-      <w:pPr>
-        <w:spacing w:line="288" w:lineRule="auto"/>
-      </w:pPr>
-      <w:r>
-        <w:rPr>
-          <w:sz w:val="18"/>
-        </w:rPr>
-        <w:t>[8] 발행처 ACM. (2017). Gray Failure: The Achilles’ Heel of Cloud-Scale Systems. *Proceedings of HotOS ’17*. ACM. https://www.microsoft.com/en-us/research/wp-content/uploads/2017/06/paper-1.pdf</w:t>
-      </w:r>
-    </w:p>
-    <w:p>
-      <w:pPr>
-        <w:spacing w:line="288" w:lineRule="auto"/>
-      </w:pPr>
-      <w:r>
-        <w:rPr>
-          <w:sz w:val="18"/>
-        </w:rPr>
-        <w:t>[9] 발행처 Cloudflare. (2022-06-21). Cloudflare outage on June 21, 2022. Cloudflare 공식 공개 자료. https://blog.cloudflare.com/cloudflare-outage-on-june-21-2022/ (열람일: 2026-10-29).</w:t>
-      </w:r>
-    </w:p>
-    <w:p>
-      <w:pPr>
-        <w:spacing w:line="288" w:lineRule="auto"/>
-      </w:pPr>
-      <w:r>
-        <w:rPr>
-          <w:sz w:val="18"/>
-        </w:rPr>
-        <w:t>[10] 발행처 Cloudflare. (2023-11-04). Post mortem on the Cloudflare Control Plane and Analytics Outage. Cloudflare 공식 공개 자료. https://blog.cloudflare.com/post-mortem-on-cloudflare-control-plane-and-analytics-outage/ (열람일: 2026-10-29).</w:t>
-      </w:r>
-    </w:p>
-    <w:p>
-      <w:pPr>
-        <w:spacing w:line="288" w:lineRule="auto"/>
-      </w:pPr>
-      <w:r>
-        <w:rPr>
-          <w:sz w:val="18"/>
-        </w:rPr>
-        <w:t>[11] Google Cloud. (2019-06-06). The network congestion issue in eastern USA, affecting Google Cloud, G Suite, and YouTube. Google Cloud 공식 공개 자료. https://status.cloud.google.com/incidents/Nm7HSYZu9RqCY2HXRQQf (열람일: 2026-10-29).</w:t>
-      </w:r>
-    </w:p>
-    <w:p>
-      <w:pPr>
-        <w:spacing w:line="288" w:lineRule="auto"/>
-      </w:pPr>
-      <w:r>
-        <w:rPr>
-          <w:sz w:val="18"/>
-        </w:rPr>
-        <w:t>[12] Microsoft Azure. (2023-08-30 (사건 표기일; 최종 수정일 미표시)). Post Incident Review (PIR) - Services impacted after power/cooling issue - Australia East. Microsoft Azure 공식 공개 자료. https://azure.status.microsoft/en-us/status/history/?trackingId=VVTQ-J98 (열람일: 2026-10-29).</w:t>
-      </w:r>
-    </w:p>
-    <w:p>
-      <w:pPr>
-        <w:spacing w:line="288" w:lineRule="auto"/>
-      </w:pPr>
-      <w:r>
-        <w:rPr>
-          <w:sz w:val="18"/>
-        </w:rPr>
-        <w:t>[13] GitLab. (2017-02-10). Postmortem of database outage of January 31. GitLab 공식 공개 자료. https://about.gitlab.com/blog/postmortem-of-database-outage-of-january-31/ (열람일: 2026-10-29).</w:t>
-      </w:r>
-    </w:p>
-    <w:p>
-      <w:pPr>
-        <w:spacing w:line="288" w:lineRule="auto"/>
-      </w:pPr>
-      <w:r>
-        <w:rPr>
-          <w:sz w:val="18"/>
-        </w:rPr>
-        <w:t>[14] Meta Engineering. (2021-10-05). More details about the October 4 outage. Meta 공식 공개 자료. https://engineering.fb.com/2021/10/05/networking-traffic/outage-details/ (열람일: 2026-10-29).</w:t>
-      </w:r>
-    </w:p>
-    <w:p>
-      <w:pPr>
-        <w:spacing w:line="288" w:lineRule="auto"/>
-      </w:pPr>
-      <w:r>
-        <w:rPr>
-          <w:sz w:val="18"/>
-        </w:rPr>
-        <w:t>[15] 카카오. (2022-12-07). 카카오, 개발자 컨퍼런스 'if (kakao) dev 2022’에서 서비스 장애 재발방지 대책 발표. 카카오 공식 공개 자료. https://www.kakaocorp.com/page/detail/9843 (열람일: 2026-10-29).</w:t>
-      </w:r>
+      <w:hyperlink r:id="rId9">
+        <w:r>
+          <w:rPr>
+            <w:rFonts w:ascii="맑은 고딕" w:eastAsia="맑은 고딕"/>
+            <w:sz w:val="22"/>
+          </w:rPr>
+          <w:br/>
+          <w:t>https://www.kci.go.kr/kciportal/landing/article.kci?arti_id=ART002915569</w:t>
+        </w:r>
+      </w:hyperlink>
     </w:p>
     <w:p>
       <w:r>
-        <w:br w:type="page"/>
+        <w:rPr>
+          <w:rFonts w:ascii="맑은 고딕" w:hAnsi="맑은 고딕" w:eastAsia="맑은 고딕"/>
+          <w:sz w:val="22"/>
+        </w:rPr>
+        <w:t>[2] 개인 저자명 생략 (2024). 기관 사칭형 보이스피싱 시나리오 분석: 피해자의 심리적 요인을 중심으로. 경찰학연구, 24(2), 63–92. DOI 10.22816/polsci.2024.24.2.003.</w:t>
       </w:r>
-    </w:p>
-    <w:p>
-      <w:pPr>
-        <w:pStyle w:val="Heading1"/>
-      </w:pPr>
-      <w:r>
-        <w:t>부록: 재현 방법</w:t>
-      </w:r>
+      <w:hyperlink r:id="rId10">
+        <w:r>
+          <w:rPr>
+            <w:rFonts w:ascii="맑은 고딕" w:eastAsia="맑은 고딕"/>
+            <w:sz w:val="22"/>
+          </w:rPr>
+          <w:br/>
+          <w:t>https://www.kci.go.kr/kciportal/landing/article.kci?arti_id=ART003101132</w:t>
+        </w:r>
+      </w:hyperlink>
     </w:p>
     <w:p>
       <w:r>
-        <w:t>동봉 ZIP의 reproduction 폴더에서 Python 3로 analyze.py --check, analyze.py, supplementary.py, verify_additional.py, compare_cases.py를 차례로 실행한다. 외부 패키지나 네트워크가 필요 없다. 13건의 시간 비교와 7건의 추가 기록이 확인되고 facts_matrix.csv에는 사건 20행이 생성되어야 한다. 보조 분석 중앙값은 93분과 186분이다. 문헌 해석은 SOURCE_MAP.md의 근거 위치와 원문을 대조한다. 이 절차는 계산과 전사 기록의 추적을 돕지만 독립적인 사람 검토를 대체하지 않는다.</w:t>
+        <w:rPr>
+          <w:rFonts w:ascii="맑은 고딕" w:hAnsi="맑은 고딕" w:eastAsia="맑은 고딕"/>
+          <w:sz w:val="22"/>
+        </w:rPr>
+        <w:t>[3] 개인 저자명 생략 (2023). 전기통신금융사기 대응에 대한 연구: 체계적 문헌고찰과 텍스트 마이닝을 바탕으로. 경찰학연구, 23(3), 87–114. DOI 10.22816/polsci.2023.23.3.004.</w:t>
       </w:r>
+      <w:hyperlink r:id="rId11">
+        <w:r>
+          <w:rPr>
+            <w:rFonts w:ascii="맑은 고딕" w:eastAsia="맑은 고딕"/>
+            <w:sz w:val="22"/>
+          </w:rPr>
+          <w:br/>
+          <w:t>https://www.kci.go.kr/kciportal/landing/article.kci?arti_id=ART003001356</w:t>
+        </w:r>
+      </w:hyperlink>
     </w:p>
     <w:p>
-      <w:pPr>
-        <w:spacing w:before="160"/>
-      </w:pPr>
       <w:r>
-        <w:t>공개용 사본 안내: 개인 이름을 남기지 않기 위해 참고문헌의 개인 저자명은 생략하고 발행처·제목·연도를 유지했습니다. 이름이 포함된 원문 경로 두 곳은 기관 홈페이지로 표시했습니다. 문헌 번호와 연구 내용·분석 결과는 유지했습니다.</w:t>
+        <w:rPr>
+          <w:rFonts w:ascii="맑은 고딕" w:hAnsi="맑은 고딕" w:eastAsia="맑은 고딕"/>
+          <w:sz w:val="22"/>
+        </w:rPr>
+        <w:t>[4] 개인 저자명 생략 (2023). 보이스피싱 범행단계별 대응방안 연구. 한국형사·법무정책연구원. 연구총서 23-AB-05. ISBN 979-11-91565-94-2.</w:t>
       </w:r>
+      <w:hyperlink r:id="rId12">
+        <w:r>
+          <w:rPr>
+            <w:rFonts w:ascii="맑은 고딕" w:eastAsia="맑은 고딕"/>
+            <w:sz w:val="22"/>
+          </w:rPr>
+          <w:br/>
+          <w:t>https://www.nkis.re.kr/subject_view1.do?eoSeq=0&amp;otpId=OTP_0000000000013028&amp;otpSeq=0</w:t>
+        </w:r>
+      </w:hyperlink>
+    </w:p>
+    <w:p>
+      <w:r>
+        <w:rPr>
+          <w:rFonts w:ascii="맑은 고딕" w:hAnsi="맑은 고딕" w:eastAsia="맑은 고딕"/>
+          <w:sz w:val="22"/>
+        </w:rPr>
+        <w:t>[5] 사법연수원 (2025-07-08). 법원 사칭 보이스피싱 주의 안내. 새소식. 공지 17890, 사례 예시 1–3.</w:t>
+      </w:r>
+      <w:hyperlink r:id="rId13">
+        <w:r>
+          <w:rPr>
+            <w:rFonts w:ascii="맑은 고딕" w:eastAsia="맑은 고딕"/>
+            <w:sz w:val="22"/>
+          </w:rPr>
+          <w:br/>
+          <w:t>https://jrti.scourt.go.kr/dcboard/new/DcNewsViewAction.work?cbub_code=000130&amp;gubun=41&amp;pageIndex=3&amp;scode_kname=&amp;searchWord=&amp;seqnum=17890</w:t>
+        </w:r>
+      </w:hyperlink>
+    </w:p>
+    <w:p>
+      <w:r>
+        <w:rPr>
+          <w:rFonts w:ascii="맑은 고딕" w:hAnsi="맑은 고딕" w:eastAsia="맑은 고딕"/>
+          <w:sz w:val="22"/>
+        </w:rPr>
+        <w:t>[6] 주히로시마 대한민국 총영사관 (2025-04-25). 공관 정부기관 등 사칭 보이스피싱 사례 및 예방 안내. 주오사카 총영사관 경로 게시. 표시 작성자 주히로시마 총영사관. 사례 1–5.</w:t>
+      </w:r>
+      <w:hyperlink r:id="rId14">
+        <w:r>
+          <w:rPr>
+            <w:rFonts w:ascii="맑은 고딕" w:eastAsia="맑은 고딕"/>
+            <w:sz w:val="22"/>
+          </w:rPr>
+          <w:br/>
+          <w:t>https://www.mofa.go.kr/jp-osaka-ko/brd/m_26891/view.do?seq=1945472</w:t>
+        </w:r>
+      </w:hyperlink>
+    </w:p>
+    <w:p>
+      <w:r>
+        <w:rPr>
+          <w:rFonts w:ascii="맑은 고딕" w:hAnsi="맑은 고딕" w:eastAsia="맑은 고딕"/>
+          <w:sz w:val="22"/>
+        </w:rPr>
+        <w:t>[7] 제주특별자치도 농업기술원 (2025-12-17). 도내 농업 관련 업체 노린 공공기관 사칭 보이스피싱 주의. 보도자료, 1–2쪽.</w:t>
+      </w:r>
+      <w:hyperlink r:id="rId15">
+        <w:r>
+          <w:rPr>
+            <w:rFonts w:ascii="맑은 고딕" w:eastAsia="맑은 고딕"/>
+            <w:sz w:val="22"/>
+          </w:rPr>
+          <w:br/>
+          <w:t>https://agri.jeju.go.kr/files/board/88c69214-ab23-4fbc-9329-8d11000ec47b.pdf</w:t>
+        </w:r>
+      </w:hyperlink>
+    </w:p>
+    <w:p>
+      <w:r>
+        <w:rPr>
+          <w:rFonts w:ascii="맑은 고딕" w:hAnsi="맑은 고딕" w:eastAsia="맑은 고딕"/>
+          <w:sz w:val="22"/>
+        </w:rPr>
+        <w:t>[8] 경찰청 국가수사본부 (2024-10-24). 기관사칭형 보이스피싱 60대 여성을 노린다. 보도자료. 2024-10-23 공개, 10-24 조간. 붙임1 5쪽 접근·기망 단계.</w:t>
+      </w:r>
+      <w:hyperlink r:id="rId16">
+        <w:r>
+          <w:rPr>
+            <w:rFonts w:ascii="맑은 고딕" w:eastAsia="맑은 고딕"/>
+            <w:sz w:val="22"/>
+          </w:rPr>
+          <w:br/>
+          <w:t>https://www.counterscam112.go.kr/pdf/bbs002/2/FILE_000000000000079/viewer.do</w:t>
+        </w:r>
+      </w:hyperlink>
+    </w:p>
+    <w:p>
+      <w:r>
+        <w:rPr>
+          <w:rFonts w:ascii="맑은 고딕" w:hAnsi="맑은 고딕" w:eastAsia="맑은 고딕"/>
+          <w:sz w:val="22"/>
+        </w:rPr>
+        <w:t>[9] 금융위원회·금융감독원 (2026-02-10). 온 가족이 모인 설 명절 보이스피싱 예방 행동수칙을 기억하세요 보이스피싱 피해예방 10계명. 정책자료 86250.</w:t>
+      </w:r>
+      <w:hyperlink r:id="rId17">
+        <w:r>
+          <w:rPr>
+            <w:rFonts w:ascii="맑은 고딕" w:eastAsia="맑은 고딕"/>
+            <w:sz w:val="22"/>
+          </w:rPr>
+          <w:br/>
+          <w:t>https://www.fsc.go.kr/po010101/86250</w:t>
+        </w:r>
+      </w:hyperlink>
+    </w:p>
+    <w:p>
+      <w:r>
+        <w:rPr>
+          <w:rFonts w:ascii="맑은 고딕" w:hAnsi="맑은 고딕" w:eastAsia="맑은 고딕"/>
+          <w:sz w:val="22"/>
+        </w:rPr>
+        <w:t>[10] 금융위원회 (2026-10-06). 최근 금융권 개인정보 유출사고에 따른 보이스피싱 스미싱 등 피해에 주의하세요. 보도자료 87882, 소비자경보 2026-26호.</w:t>
+      </w:r>
+      <w:hyperlink r:id="rId18">
+        <w:r>
+          <w:rPr>
+            <w:rFonts w:ascii="맑은 고딕" w:eastAsia="맑은 고딕"/>
+            <w:sz w:val="22"/>
+          </w:rPr>
+          <w:br/>
+          <w:t>https://www.fsc.go.kr/no010101/87882</w:t>
+        </w:r>
+      </w:hyperlink>
+    </w:p>
+    <w:p>
+      <w:r>
+        <w:rPr>
+          <w:rFonts w:ascii="맑은 고딕" w:hAnsi="맑은 고딕" w:eastAsia="맑은 고딕"/>
+          <w:sz w:val="22"/>
+        </w:rPr>
+        <w:t>[11] 개인 저자명 생략 (2024). 최근의 보이스피싱 범죄수법 변화에 따른 대응방안. 형사정책, 36(1), 103–137.</w:t>
+      </w:r>
+      <w:hyperlink r:id="rId19">
+        <w:r>
+          <w:rPr>
+            <w:rFonts w:ascii="맑은 고딕" w:eastAsia="맑은 고딕"/>
+            <w:sz w:val="22"/>
+          </w:rPr>
+          <w:br/>
+          <w:t>https://www.kci.go.kr/kciportal/landing/article.kci?arti_id=ART003079955</w:t>
+        </w:r>
+      </w:hyperlink>
     </w:p>
     <w:sectPr>
-      <w:footerReference w:type="default" r:id="rId9"/>
+      <w:footerReference w:type="default" r:id="rId20"/>
       <w:pgSz w:w="11906" w:h="16838"/>
-      <w:pgMar w:top="1134" w:right="1134" w:bottom="1134" w:left="1134" w:header="720" w:footer="720" w:gutter="0"/>
+      <w:pgMar w:top="1191" w:right="1247" w:bottom="1134" w:left="1247" w:header="720" w:footer="720" w:gutter="0"/>
       <w:cols w:space="720"/>
-      <w:titlePg/>
       <w:docGrid w:linePitch="360"/>
     </w:sectPr>
   </w:body>
@@ -4418,12 +4358,12 @@
     <w:qFormat/>
     <w:rsid w:val="00FC693F"/>
     <w:pPr>
-      <w:spacing w:after="160" w:line="360" w:lineRule="auto"/>
+      <w:spacing w:line="348" w:lineRule="auto" w:after="140"/>
     </w:pPr>
     <w:rPr>
       <w:rFonts w:ascii="맑은 고딕" w:hAnsi="맑은 고딕" w:eastAsia="맑은 고딕"/>
       <w:color w:val="000000"/>
-      <w:sz w:val="21"/>
+      <w:sz w:val="22"/>
     </w:rPr>
   </w:style>
   <w:style w:type="paragraph" w:styleId="Header">
@@ -4462,6 +4402,9 @@
       </w:tabs>
       <w:spacing w:after="0" w:line="240" w:lineRule="auto"/>
     </w:pPr>
+    <w:rPr>
+      <w:sz w:val="22"/>
+    </w:rPr>
   </w:style>
   <w:style w:type="character" w:customStyle="1" w:styleId="FooterChar">
     <w:name w:val="Footer Char"/>
@@ -4481,8 +4424,7 @@
     <w:pPr>
       <w:keepNext/>
       <w:keepLines/>
-      <w:spacing w:before="320" w:after="160" w:line="360" w:lineRule="auto"/>
-      <w:jc w:val="center"/>
+      <w:spacing w:before="240" w:after="160" w:line="348" w:lineRule="auto"/>
       <w:outlineLvl w:val="0"/>
     </w:pPr>
     <w:rPr>
@@ -4490,7 +4432,7 @@
       <w:b/>
       <w:bCs/>
       <w:color w:val="000000"/>
-      <w:sz w:val="30"/>
+      <w:sz w:val="22"/>
       <w:szCs w:val="28"/>
     </w:rPr>
   </w:style>
@@ -4506,8 +4448,7 @@
     <w:pPr>
       <w:keepNext/>
       <w:keepLines/>
-      <w:spacing w:before="320" w:after="160" w:line="360" w:lineRule="auto"/>
-      <w:jc w:val="center"/>
+      <w:spacing w:before="240" w:after="160" w:line="348" w:lineRule="auto"/>
       <w:outlineLvl w:val="1"/>
     </w:pPr>
     <w:rPr>
@@ -4515,7 +4456,7 @@
       <w:b/>
       <w:bCs/>
       <w:color w:val="000000"/>
-      <w:sz w:val="24"/>
+      <w:sz w:val="22"/>
       <w:szCs w:val="26"/>
     </w:rPr>
   </w:style>
@@ -4769,16 +4710,15 @@
     <w:qFormat/>
     <w:rsid w:val="00FC693F"/>
     <w:pPr>
-      <w:spacing w:after="160" w:line="360" w:lineRule="auto"/>
+      <w:spacing w:after="140" w:line="348" w:lineRule="auto"/>
       <w:contextualSpacing/>
-      <w:jc w:val="center"/>
     </w:pPr>
     <w:rPr>
       <w:rFonts w:asciiTheme="majorHAnsi" w:eastAsiaTheme="majorEastAsia" w:hAnsiTheme="majorHAnsi" w:cstheme="majorBidi" w:ascii="맑은 고딕" w:hAnsi="맑은 고딕" w:eastAsia="맑은 고딕"/>
       <w:color w:val="000000"/>
       <w:spacing w:val="5"/>
       <w:kern w:val="28"/>
-      <w:sz w:val="44"/>
+      <w:sz w:val="22"/>
       <w:szCs w:val="52"/>
     </w:rPr>
   </w:style>
@@ -5213,14 +5153,13 @@
     <w:qFormat/>
     <w:rsid w:val="00FC693F"/>
     <w:pPr>
-      <w:spacing w:line="360" w:lineRule="auto" w:after="160"/>
+      <w:spacing w:line="240" w:lineRule="auto"/>
     </w:pPr>
     <w:rPr>
-      <w:rFonts w:ascii="맑은 고딕" w:hAnsi="맑은 고딕" w:eastAsia="맑은 고딕"/>
       <w:b/>
       <w:bCs/>
-      <w:color w:val="000000"/>
-      <w:sz w:val="21"/>
+      <w:color w:val="4F81BD" w:themeColor="accent1"/>
+      <w:sz w:val="18"/>
       <w:szCs w:val="18"/>
     </w:rPr>
   </w:style>
